--- a/SG2_Units/SG2_Artefacts/SG2_SupplReqs.docx
+++ b/SG2_Units/SG2_Artefacts/SG2_SupplReqs.docx
@@ -93,6 +93,7 @@
     <w:tbl>
       <w:tblPr>
         <w:tblW w:w="0" w:type="auto"/>
+        <w:jc w:val="left"/>
         <w:tblBorders>
           <w:top w:val="single" w:color="auto" w:sz="6" w:space="0"/>
           <w:left w:val="single" w:color="auto" w:sz="6" w:space="0"/>
@@ -175,7 +176,7 @@
           <w:p wp14:textId="77777777">
             <w:pPr>
               <w:pStyle w:val="Tabletext"/>
-              <w:jc w:val="center"/>
+              <w:jc w:val="left"/>
               <w:rPr>
                 <w:rFonts w:ascii="Arial" w:hAnsi="Arial" w:eastAsia="Arial" w:cs="Arial"/>
                 <w:b w:val="1"/>
@@ -279,6 +280,7 @@
           <w:p wp14:textId="1751AD9E">
             <w:pPr>
               <w:pStyle w:val="Tabletext"/>
+              <w:jc w:val="left"/>
               <w:rPr>
                 <w:rFonts w:ascii="Arial" w:hAnsi="Arial" w:eastAsia="Arial" w:cs="Arial"/>
               </w:rPr>
@@ -378,6 +380,7 @@
           <w:p wp14:textId="38BC001A">
             <w:pPr>
               <w:pStyle w:val="Tabletext"/>
+              <w:jc w:val="left"/>
               <w:rPr>
                 <w:rFonts w:ascii="Arial" w:hAnsi="Arial" w:eastAsia="Arial" w:cs="Arial"/>
               </w:rPr>
@@ -419,6 +422,101 @@
                 <w:rFonts w:ascii="Arial" w:hAnsi="Arial" w:eastAsia="Arial" w:cs="Arial"/>
               </w:rPr>
               <w:t>Daniel Jönsson</w:t>
+            </w:r>
+          </w:p>
+        </w:tc>
+      </w:tr>
+      <w:tr xmlns:wp14="http://schemas.microsoft.com/office/word/2010/wordml" wp14:textId="77777777">
+        <w:tblPrEx>
+          <w:tblCellMar>
+            <w:top w:w="0" w:type="dxa"/>
+            <w:bottom w:w="0" w:type="dxa"/>
+          </w:tblCellMar>
+        </w:tblPrEx>
+        <w:tc>
+          <w:tcPr>
+            <w:tcW w:w="2304" w:type="dxa"/>
+            <w:tcMar/>
+          </w:tcPr>
+          <w:p wp14:textId="0B8D8F4C">
+            <w:pPr>
+              <w:pStyle w:val="Tabletext"/>
+              <w:rPr>
+                <w:rFonts w:ascii="Arial" w:hAnsi="Arial" w:eastAsia="Arial" w:cs="Arial"/>
+              </w:rPr>
+            </w:pPr>
+            <w:r>
+              <w:rPr>
+                <w:rFonts w:ascii="Arial" w:hAnsi="Arial" w:eastAsia="Arial" w:cs="Arial"/>
+              </w:rPr>
+              <w:t>2026-02-28</w:t>
+            </w:r>
+          </w:p>
+        </w:tc>
+        <w:tc>
+          <w:tcPr>
+            <w:tcW w:w="1152" w:type="dxa"/>
+            <w:tcMar/>
+          </w:tcPr>
+          <w:p wp14:textId="083124C3">
+            <w:pPr>
+              <w:pStyle w:val="Tabletext"/>
+              <w:rPr>
+                <w:rFonts w:ascii="Arial" w:hAnsi="Arial" w:eastAsia="Arial" w:cs="Arial"/>
+              </w:rPr>
+            </w:pPr>
+            <w:r>
+              <w:rPr>
+                <w:rFonts w:ascii="Arial" w:hAnsi="Arial" w:eastAsia="Arial" w:cs="Arial"/>
+              </w:rPr>
+              <w:t>1.2</w:t>
+            </w:r>
+          </w:p>
+        </w:tc>
+        <w:tc>
+          <w:tcPr>
+            <w:tcW w:w="3744" w:type="dxa"/>
+            <w:tcMar/>
+          </w:tcPr>
+          <w:p wp14:textId="09D329F5">
+            <w:pPr>
+              <w:pStyle w:val="Tabletext"/>
+              <w:jc w:val="left"/>
+              <w:rPr>
+                <w:rFonts w:ascii="Arial" w:hAnsi="Arial" w:eastAsia="Arial" w:cs="Arial"/>
+              </w:rPr>
+            </w:pPr>
+            <w:r>
+              <w:rPr>
+                <w:rFonts w:ascii="Arial" w:hAnsi="Arial" w:eastAsia="Arial" w:cs="Arial"/>
+              </w:rPr>
+              <w:t>Add Supplementary Requirements for Web (S13</w:t>
+            </w:r>
+            <w:r>
+              <w:rPr>
+                <w:rFonts w:ascii="Arial" w:hAnsi="Arial" w:eastAsia="Arial" w:cs="Arial"/>
+              </w:rPr>
+              <w:t>-S16)</w:t>
+            </w:r>
+          </w:p>
+        </w:tc>
+        <w:tc>
+          <w:tcPr>
+            <w:tcW w:w="2304" w:type="dxa"/>
+            <w:tcMar/>
+          </w:tcPr>
+          <w:p wp14:textId="78A09680">
+            <w:pPr>
+              <w:pStyle w:val="Tabletext"/>
+              <w:rPr>
+                <w:rFonts w:ascii="Arial" w:hAnsi="Arial" w:eastAsia="Arial" w:cs="Arial"/>
+              </w:rPr>
+            </w:pPr>
+            <w:r>
+              <w:rPr>
+                <w:rFonts w:ascii="Arial" w:hAnsi="Arial" w:eastAsia="Arial" w:cs="Arial"/>
+              </w:rPr>
+              <w:t>Mustafa Al-Bayati</w:t>
             </w:r>
           </w:p>
         </w:tc>
@@ -466,71 +564,7 @@
           <w:p wp14:textId="77777777">
             <w:pPr>
               <w:pStyle w:val="Tabletext"/>
-              <w:jc w:val="right"/>
-              <w:rPr>
-                <w:rFonts w:ascii="Arial" w:hAnsi="Arial" w:eastAsia="Arial" w:cs="Arial"/>
-              </w:rPr>
-            </w:pPr>
-          </w:p>
-        </w:tc>
-        <w:tc>
-          <w:tcPr>
-            <w:tcW w:w="2304" w:type="dxa"/>
-            <w:tcMar/>
-          </w:tcPr>
-          <w:p wp14:textId="77777777">
-            <w:pPr>
-              <w:pStyle w:val="Tabletext"/>
-              <w:rPr>
-                <w:rFonts w:ascii="Arial" w:hAnsi="Arial" w:eastAsia="Arial" w:cs="Arial"/>
-              </w:rPr>
-            </w:pPr>
-          </w:p>
-        </w:tc>
-      </w:tr>
-      <w:tr xmlns:wp14="http://schemas.microsoft.com/office/word/2010/wordml" wp14:textId="77777777">
-        <w:tblPrEx>
-          <w:tblCellMar>
-            <w:top w:w="0" w:type="dxa"/>
-            <w:bottom w:w="0" w:type="dxa"/>
-          </w:tblCellMar>
-        </w:tblPrEx>
-        <w:tc>
-          <w:tcPr>
-            <w:tcW w:w="2304" w:type="dxa"/>
-            <w:tcMar/>
-          </w:tcPr>
-          <w:p wp14:textId="77777777">
-            <w:pPr>
-              <w:pStyle w:val="Tabletext"/>
-              <w:rPr>
-                <w:rFonts w:ascii="Arial" w:hAnsi="Arial" w:eastAsia="Arial" w:cs="Arial"/>
-              </w:rPr>
-            </w:pPr>
-          </w:p>
-        </w:tc>
-        <w:tc>
-          <w:tcPr>
-            <w:tcW w:w="1152" w:type="dxa"/>
-            <w:tcMar/>
-          </w:tcPr>
-          <w:p wp14:textId="77777777">
-            <w:pPr>
-              <w:pStyle w:val="Tabletext"/>
-              <w:rPr>
-                <w:rFonts w:ascii="Arial" w:hAnsi="Arial" w:eastAsia="Arial" w:cs="Arial"/>
-              </w:rPr>
-            </w:pPr>
-          </w:p>
-        </w:tc>
-        <w:tc>
-          <w:tcPr>
-            <w:tcW w:w="3744" w:type="dxa"/>
-            <w:tcMar/>
-          </w:tcPr>
-          <w:p wp14:textId="77777777">
-            <w:pPr>
-              <w:pStyle w:val="Tabletext"/>
+              <w:jc w:val="left"/>
               <w:rPr>
                 <w:rFonts w:ascii="Arial" w:hAnsi="Arial" w:eastAsia="Arial" w:cs="Arial"/>
               </w:rPr>
@@ -1536,6 +1570,364 @@
           </w:p>
         </w:tc>
       </w:tr>
+      <w:tr>
+        <w:trPr>
+          <w:trHeight w:val="546"/>
+        </w:trPr>
+        <w:tblPrEx>
+          <w:tblCellMar>
+            <w:top w:w="0" w:type="dxa"/>
+            <w:bottom w:w="0" w:type="dxa"/>
+          </w:tblCellMar>
+        </w:tblPrEx>
+        <w:tc>
+          <w:tcPr>
+            <w:tcW w:w="5208" w:type="dxa"/>
+            <w:tcMar/>
+          </w:tcPr>
+          <w:p>
+            <w:pPr>
+              <w:pStyle w:val="Heading2"/>
+              <w:spacing w:before="299" w:beforeAutospacing="off" w:after="299" w:afterAutospacing="off"/>
+              <w:rPr>
+                <w:rFonts w:ascii="Arial" w:hAnsi="Arial" w:eastAsia="Arial" w:cs="Arial"/>
+                <w:b w:val="0"/>
+                <w:bCs w:val="0"/>
+                <w:noProof w:val="0"/>
+                <w:color w:val="auto"/>
+                <w:sz w:val="24"/>
+                <w:szCs w:val="24"/>
+                <w:lang w:val="en-GB"/>
+              </w:rPr>
+            </w:pPr>
+            <w:r>
+              <w:rPr>
+                <w:rFonts w:ascii="Arial" w:hAnsi="Arial" w:eastAsia="Arial" w:cs="Arial"/>
+                <w:b w:val="0"/>
+                <w:bCs w:val="0"/>
+                <w:noProof w:val="0"/>
+                <w:color w:val="auto"/>
+                <w:sz w:val="24"/>
+                <w:szCs w:val="24"/>
+                <w:lang w:val="en-GB"/>
+              </w:rPr>
+              <w:t>S13. Web Performance - Interaction Responsiveness</w:t>
+            </w:r>
+          </w:p>
+        </w:tc>
+        <w:tc>
+          <w:tcPr>
+            <w:tcW w:w="3834" w:type="dxa"/>
+            <w:tcMar/>
+          </w:tcPr>
+          <w:p>
+            <w:pPr>
+              <w:pStyle w:val="Footer"/>
+              <w:jc w:val="center"/>
+              <w:rPr>
+                <w:rFonts w:ascii="Arial" w:hAnsi="Arial" w:eastAsia="Arial" w:cs="Arial"/>
+                <w:lang w:val="en-GB"/>
+              </w:rPr>
+            </w:pPr>
+            <w:r>
+              <w:rPr>
+                <w:rFonts w:ascii="Arial" w:hAnsi="Arial" w:eastAsia="Arial" w:cs="Arial"/>
+                <w:lang w:val="en-GB"/>
+              </w:rPr>
+              <w:t>Essential</w:t>
+            </w:r>
+          </w:p>
+          <w:p>
+            <w:pPr>
+              <w:pStyle w:val="Footer"/>
+              <w:jc w:val="center"/>
+              <w:rPr>
+                <w:rFonts w:ascii="Arial" w:hAnsi="Arial" w:eastAsia="Arial" w:cs="Arial"/>
+                <w:lang w:val="en-GB"/>
+              </w:rPr>
+            </w:pPr>
+          </w:p>
+        </w:tc>
+      </w:tr>
+      <w:tr>
+        <w:trPr>
+          <w:trHeight w:val="546"/>
+        </w:trPr>
+        <w:tblPrEx>
+          <w:tblCellMar>
+            <w:top w:w="0" w:type="dxa"/>
+            <w:bottom w:w="0" w:type="dxa"/>
+          </w:tblCellMar>
+        </w:tblPrEx>
+        <w:tc>
+          <w:tcPr>
+            <w:tcW w:w="5208" w:type="dxa"/>
+            <w:tcMar/>
+          </w:tcPr>
+          <w:p>
+            <w:pPr>
+              <w:pStyle w:val="Normal"/>
+              <w:spacing w:before="240" w:beforeAutospacing="off" w:after="240" w:afterAutospacing="off"/>
+            </w:pPr>
+            <w:r>
+              <w:rPr>
+                <w:rFonts w:ascii="Arial" w:hAnsi="Arial" w:eastAsia="Arial" w:cs="Arial"/>
+                <w:noProof w:val="0"/>
+                <w:sz w:val="24"/>
+                <w:szCs w:val="24"/>
+                <w:lang w:val="en-US"/>
+              </w:rPr>
+              <w:t xml:space="preserve">S14. Web Reliability </w:t>
+            </w:r>
+            <w:r>
+              <w:rPr>
+                <w:rFonts w:ascii="Arial" w:hAnsi="Arial" w:eastAsia="Arial" w:cs="Arial"/>
+                <w:noProof w:val="0"/>
+                <w:sz w:val="24"/>
+                <w:szCs w:val="24"/>
+                <w:lang w:val="en-US"/>
+              </w:rPr>
+              <w:t>-</w:t>
+            </w:r>
+            <w:r>
+              <w:rPr>
+                <w:rFonts w:ascii="Arial" w:hAnsi="Arial" w:eastAsia="Arial" w:cs="Arial"/>
+                <w:noProof w:val="0"/>
+                <w:sz w:val="24"/>
+                <w:szCs w:val="24"/>
+                <w:lang w:val="en-US"/>
+              </w:rPr>
+              <w:t>Session &amp; Connection Stability</w:t>
+            </w:r>
+          </w:p>
+        </w:tc>
+        <w:tc>
+          <w:tcPr>
+            <w:tcW w:w="3834" w:type="dxa"/>
+            <w:tcMar/>
+          </w:tcPr>
+          <w:p>
+            <w:pPr>
+              <w:pStyle w:val="Footer"/>
+              <w:jc w:val="center"/>
+              <w:rPr>
+                <w:rFonts w:ascii="Arial" w:hAnsi="Arial" w:eastAsia="Arial" w:cs="Arial"/>
+                <w:lang w:val="en-GB"/>
+              </w:rPr>
+            </w:pPr>
+            <w:r>
+              <w:rPr>
+                <w:rFonts w:ascii="Arial" w:hAnsi="Arial" w:eastAsia="Arial" w:cs="Arial"/>
+                <w:lang w:val="en-GB"/>
+              </w:rPr>
+              <w:t>Essential</w:t>
+            </w:r>
+          </w:p>
+          <w:p>
+            <w:pPr>
+              <w:pStyle w:val="Footer"/>
+              <w:jc w:val="center"/>
+              <w:rPr>
+                <w:rFonts w:ascii="Arial" w:hAnsi="Arial" w:eastAsia="Arial" w:cs="Arial"/>
+                <w:lang w:val="en-GB"/>
+              </w:rPr>
+            </w:pPr>
+          </w:p>
+        </w:tc>
+      </w:tr>
+      <w:tr>
+        <w:trPr>
+          <w:trHeight w:val="546"/>
+        </w:trPr>
+        <w:tblPrEx>
+          <w:tblCellMar>
+            <w:top w:w="0" w:type="dxa"/>
+            <w:bottom w:w="0" w:type="dxa"/>
+          </w:tblCellMar>
+        </w:tblPrEx>
+        <w:tc>
+          <w:tcPr>
+            <w:tcW w:w="5208" w:type="dxa"/>
+            <w:tcMar/>
+          </w:tcPr>
+          <w:p>
+            <w:pPr>
+              <w:pStyle w:val="Heading2"/>
+              <w:spacing w:before="299" w:beforeAutospacing="off" w:after="299" w:afterAutospacing="off"/>
+              <w:rPr>
+                <w:rFonts w:ascii="Arial" w:hAnsi="Arial" w:eastAsia="Arial" w:cs="Arial"/>
+                <w:b w:val="0"/>
+                <w:bCs w:val="0"/>
+                <w:noProof w:val="0"/>
+                <w:color w:val="auto"/>
+                <w:sz w:val="24"/>
+                <w:szCs w:val="24"/>
+                <w:lang w:val="en-US"/>
+              </w:rPr>
+            </w:pPr>
+            <w:r>
+              <w:rPr>
+                <w:rFonts w:ascii="Arial" w:hAnsi="Arial" w:eastAsia="Arial" w:cs="Arial"/>
+                <w:b w:val="0"/>
+                <w:bCs w:val="0"/>
+                <w:noProof w:val="0"/>
+                <w:color w:val="auto"/>
+                <w:sz w:val="24"/>
+                <w:szCs w:val="24"/>
+                <w:lang w:val="en-US"/>
+              </w:rPr>
+              <w:t xml:space="preserve">S15. Web Accessibility </w:t>
+            </w:r>
+            <w:r>
+              <w:rPr>
+                <w:rFonts w:ascii="Arial" w:hAnsi="Arial" w:eastAsia="Arial" w:cs="Arial"/>
+                <w:b w:val="0"/>
+                <w:bCs w:val="0"/>
+                <w:noProof w:val="0"/>
+                <w:color w:val="auto"/>
+                <w:sz w:val="24"/>
+                <w:szCs w:val="24"/>
+                <w:lang w:val="en-US"/>
+              </w:rPr>
+              <w:t>-</w:t>
+            </w:r>
+            <w:r>
+              <w:rPr>
+                <w:rFonts w:ascii="Arial" w:hAnsi="Arial" w:eastAsia="Arial" w:cs="Arial"/>
+                <w:b w:val="0"/>
+                <w:bCs w:val="0"/>
+                <w:noProof w:val="0"/>
+                <w:color w:val="auto"/>
+                <w:sz w:val="24"/>
+                <w:szCs w:val="24"/>
+                <w:lang w:val="en-US"/>
+              </w:rPr>
+              <w:t>Browser Assistive Support</w:t>
+            </w:r>
+          </w:p>
+          <w:p>
+            <w:pPr>
+              <w:pStyle w:val="Normal"/>
+              <w:rPr>
+                <w:rFonts w:ascii="Arial" w:hAnsi="Arial" w:eastAsia="Arial" w:cs="Arial"/>
+                <w:noProof w:val="0"/>
+                <w:sz w:val="24"/>
+                <w:szCs w:val="24"/>
+                <w:lang w:val="en-US"/>
+              </w:rPr>
+            </w:pPr>
+          </w:p>
+        </w:tc>
+        <w:tc>
+          <w:tcPr>
+            <w:tcW w:w="3834" w:type="dxa"/>
+            <w:tcMar/>
+          </w:tcPr>
+          <w:p>
+            <w:pPr>
+              <w:pStyle w:val="Footer"/>
+              <w:jc w:val="center"/>
+              <w:rPr>
+                <w:rFonts w:ascii="Arial" w:hAnsi="Arial" w:eastAsia="Arial" w:cs="Arial"/>
+                <w:lang w:val="en-GB"/>
+              </w:rPr>
+            </w:pPr>
+            <w:r>
+              <w:rPr>
+                <w:rFonts w:ascii="Arial" w:hAnsi="Arial" w:eastAsia="Arial" w:cs="Arial"/>
+                <w:lang w:val="en-GB"/>
+              </w:rPr>
+              <w:t>Essential</w:t>
+            </w:r>
+          </w:p>
+          <w:p>
+            <w:pPr>
+              <w:pStyle w:val="Footer"/>
+              <w:jc w:val="center"/>
+              <w:rPr>
+                <w:rFonts w:ascii="Arial" w:hAnsi="Arial" w:eastAsia="Arial" w:cs="Arial"/>
+                <w:lang w:val="en-GB"/>
+              </w:rPr>
+            </w:pPr>
+          </w:p>
+        </w:tc>
+      </w:tr>
+      <w:tr>
+        <w:trPr>
+          <w:trHeight w:val="546"/>
+        </w:trPr>
+        <w:tblPrEx>
+          <w:tblCellMar>
+            <w:top w:w="0" w:type="dxa"/>
+            <w:bottom w:w="0" w:type="dxa"/>
+          </w:tblCellMar>
+        </w:tblPrEx>
+        <w:tc>
+          <w:tcPr>
+            <w:tcW w:w="5208" w:type="dxa"/>
+            <w:tcMar/>
+          </w:tcPr>
+          <w:p>
+            <w:pPr>
+              <w:pStyle w:val="Normal"/>
+            </w:pPr>
+            <w:r>
+              <w:rPr>
+                <w:noProof w:val="0"/>
+                <w:lang w:val="en-US"/>
+              </w:rPr>
+              <w:t xml:space="preserve">S16. Web Responsive Layout </w:t>
+            </w:r>
+            <w:r>
+              <w:rPr>
+                <w:noProof w:val="0"/>
+                <w:lang w:val="en-US"/>
+              </w:rPr>
+              <w:t>-</w:t>
+            </w:r>
+            <w:r>
+              <w:rPr>
+                <w:noProof w:val="0"/>
+                <w:lang w:val="en-US"/>
+              </w:rPr>
+              <w:t xml:space="preserve"> Multi</w:t>
+            </w:r>
+            <w:r>
+              <w:rPr>
+                <w:noProof w:val="0"/>
+                <w:lang w:val="en-US"/>
+              </w:rPr>
+              <w:t xml:space="preserve"> </w:t>
+            </w:r>
+            <w:r>
+              <w:rPr>
+                <w:noProof w:val="0"/>
+                <w:lang w:val="en-US"/>
+              </w:rPr>
+              <w:t>Screen Adaptation</w:t>
+            </w:r>
+          </w:p>
+        </w:tc>
+        <w:tc>
+          <w:tcPr>
+            <w:tcW w:w="3834" w:type="dxa"/>
+            <w:tcMar/>
+          </w:tcPr>
+          <w:p>
+            <w:pPr>
+              <w:pStyle w:val="Footer"/>
+              <w:jc w:val="center"/>
+            </w:pPr>
+            <w:r>
+              <w:rPr>
+                <w:noProof w:val="0"/>
+                <w:lang w:val="en-GB"/>
+              </w:rPr>
+              <w:t>Desirable</w:t>
+            </w:r>
+          </w:p>
+        </w:tc>
+      </w:tr>
     </w:tbl>
     <w:p>
       <w:pPr>
@@ -4147,6 +4539,777 @@
       </w:r>
     </w:p>
     <w:p xmlns:wp14="http://schemas.microsoft.com/office/word/2010/wordml" wp14:textId="77777777">
+      <w:pPr>
+        <w:rPr>
+          <w:rFonts w:ascii="Arial" w:hAnsi="Arial" w:eastAsia="Arial" w:cs="Arial"/>
+          <w:lang w:val="en-US" w:eastAsia="en-US"/>
+        </w:rPr>
+      </w:pPr>
+    </w:p>
+    <w:p>
+      <w:pPr>
+        <w:pStyle w:val="Heading1"/>
+        <w:spacing w:before="322" w:beforeAutospacing="off" w:after="322" w:afterAutospacing="off"/>
+        <w:rPr>
+          <w:rFonts w:ascii="Arial" w:hAnsi="Arial" w:eastAsia="Arial" w:cs="Arial"/>
+          <w:b w:val="1"/>
+          <w:bCs w:val="1"/>
+          <w:noProof w:val="0"/>
+          <w:sz w:val="32"/>
+          <w:szCs w:val="32"/>
+          <w:lang w:val="en-US"/>
+        </w:rPr>
+      </w:pPr>
+      <w:r>
+        <w:rPr>
+          <w:rFonts w:ascii="Arial" w:hAnsi="Arial" w:eastAsia="Arial" w:cs="Arial"/>
+          <w:b w:val="1"/>
+          <w:bCs w:val="1"/>
+          <w:noProof w:val="0"/>
+          <w:sz w:val="32"/>
+          <w:szCs w:val="32"/>
+          <w:lang w:val="en-US"/>
+        </w:rPr>
+        <w:t>3. Web</w:t>
+      </w:r>
+    </w:p>
+    <w:p>
+      <w:pPr>
+        <w:pStyle w:val="Heading2"/>
+        <w:spacing w:before="299" w:beforeAutospacing="off" w:after="299" w:afterAutospacing="off"/>
+        <w:rPr>
+          <w:rFonts w:ascii="Arial" w:hAnsi="Arial" w:eastAsia="Arial" w:cs="Arial"/>
+          <w:b w:val="1"/>
+          <w:bCs w:val="1"/>
+          <w:noProof w:val="0"/>
+          <w:color w:val="auto"/>
+          <w:sz w:val="28"/>
+          <w:szCs w:val="28"/>
+          <w:lang w:val="en-US"/>
+        </w:rPr>
+      </w:pPr>
+      <w:r>
+        <w:rPr>
+          <w:rFonts w:ascii="Arial" w:hAnsi="Arial" w:eastAsia="Arial" w:cs="Arial"/>
+          <w:b w:val="1"/>
+          <w:bCs w:val="1"/>
+          <w:noProof w:val="0"/>
+          <w:color w:val="auto"/>
+          <w:sz w:val="28"/>
+          <w:szCs w:val="28"/>
+          <w:lang w:val="en-US"/>
+        </w:rPr>
+        <w:t xml:space="preserve">S13. Web Performance </w:t>
+      </w:r>
+      <w:r>
+        <w:rPr>
+          <w:rFonts w:ascii="Arial" w:hAnsi="Arial" w:eastAsia="Arial" w:cs="Arial"/>
+          <w:b w:val="1"/>
+          <w:bCs w:val="1"/>
+          <w:noProof w:val="0"/>
+          <w:color w:val="auto"/>
+          <w:sz w:val="28"/>
+          <w:szCs w:val="28"/>
+          <w:lang w:val="en-US"/>
+        </w:rPr>
+        <w:t>-</w:t>
+      </w:r>
+      <w:r>
+        <w:rPr>
+          <w:rFonts w:ascii="Arial" w:hAnsi="Arial" w:eastAsia="Arial" w:cs="Arial"/>
+          <w:b w:val="1"/>
+          <w:bCs w:val="1"/>
+          <w:noProof w:val="0"/>
+          <w:color w:val="auto"/>
+          <w:sz w:val="28"/>
+          <w:szCs w:val="28"/>
+          <w:lang w:val="en-US"/>
+        </w:rPr>
+        <w:t>Interaction Responsiveness</w:t>
+      </w:r>
+    </w:p>
+    <w:p>
+      <w:pPr>
+        <w:spacing w:before="240" w:beforeAutospacing="off" w:after="240" w:afterAutospacing="off"/>
+      </w:pPr>
+      <w:r>
+        <w:rPr>
+          <w:rFonts w:ascii="Arial" w:hAnsi="Arial" w:eastAsia="Arial" w:cs="Arial"/>
+          <w:noProof w:val="0"/>
+          <w:sz w:val="24"/>
+          <w:szCs w:val="24"/>
+          <w:lang w:val="en-US"/>
+        </w:rPr>
+        <w:t>The Web Unit must feel fast and responsive to the user.</w:t>
+      </w:r>
+    </w:p>
+    <w:p>
+      <w:pPr>
+        <w:spacing w:before="240" w:beforeAutospacing="off" w:after="240" w:afterAutospacing="off"/>
+      </w:pPr>
+      <w:r>
+        <w:rPr>
+          <w:rFonts w:ascii="Arial" w:hAnsi="Arial" w:eastAsia="Arial" w:cs="Arial"/>
+          <w:noProof w:val="0"/>
+          <w:sz w:val="24"/>
+          <w:szCs w:val="24"/>
+          <w:lang w:val="en-US"/>
+        </w:rPr>
+        <w:t>When a user clicks a button, toggles a device, or moves a slider, the interface must immediately show a visual change (for example, button highlight, loading indicator, or updated state).</w:t>
+      </w:r>
+    </w:p>
+    <w:p>
+      <w:pPr>
+        <w:spacing w:before="240" w:beforeAutospacing="off" w:after="240" w:afterAutospacing="off"/>
+      </w:pPr>
+      <w:r>
+        <w:rPr>
+          <w:rFonts w:ascii="Arial" w:hAnsi="Arial" w:eastAsia="Arial" w:cs="Arial"/>
+          <w:noProof w:val="0"/>
+          <w:sz w:val="24"/>
+          <w:szCs w:val="24"/>
+          <w:lang w:val="en-US"/>
+        </w:rPr>
+        <w:t>Device updates received from the House Server must appear automatically without requiring the user to refresh the page. This ensures that the Web interface always shows the current state of the house in real time.</w:t>
+      </w:r>
+    </w:p>
+    <w:p>
+      <w:pPr>
+        <w:spacing w:before="240" w:beforeAutospacing="off" w:after="240" w:afterAutospacing="off"/>
+        <w:rPr>
+          <w:rFonts w:ascii="Arial" w:hAnsi="Arial" w:eastAsia="Arial" w:cs="Arial"/>
+          <w:noProof w:val="0"/>
+          <w:sz w:val="24"/>
+          <w:szCs w:val="24"/>
+          <w:lang w:val="en-US"/>
+        </w:rPr>
+      </w:pPr>
+    </w:p>
+    <w:p>
+      <w:pPr>
+        <w:pStyle w:val="Heading2"/>
+        <w:spacing w:before="299" w:beforeAutospacing="off" w:after="299" w:afterAutospacing="off"/>
+        <w:rPr>
+          <w:rFonts w:ascii="Arial" w:hAnsi="Arial" w:eastAsia="Arial" w:cs="Arial"/>
+          <w:b w:val="1"/>
+          <w:bCs w:val="1"/>
+          <w:noProof w:val="0"/>
+          <w:color w:val="auto"/>
+          <w:sz w:val="28"/>
+          <w:szCs w:val="28"/>
+          <w:lang w:val="en-US"/>
+        </w:rPr>
+      </w:pPr>
+      <w:r>
+        <w:rPr>
+          <w:rFonts w:ascii="Arial" w:hAnsi="Arial" w:eastAsia="Arial" w:cs="Arial"/>
+          <w:b w:val="1"/>
+          <w:bCs w:val="1"/>
+          <w:noProof w:val="0"/>
+          <w:color w:val="auto"/>
+          <w:sz w:val="28"/>
+          <w:szCs w:val="28"/>
+          <w:lang w:val="en-US"/>
+        </w:rPr>
+        <w:t xml:space="preserve">S14. Web Reliability </w:t>
+      </w:r>
+      <w:r>
+        <w:rPr>
+          <w:rFonts w:ascii="Arial" w:hAnsi="Arial" w:eastAsia="Arial" w:cs="Arial"/>
+          <w:b w:val="1"/>
+          <w:bCs w:val="1"/>
+          <w:noProof w:val="0"/>
+          <w:color w:val="auto"/>
+          <w:sz w:val="28"/>
+          <w:szCs w:val="28"/>
+          <w:lang w:val="en-US"/>
+        </w:rPr>
+        <w:t>-</w:t>
+      </w:r>
+      <w:r>
+        <w:rPr>
+          <w:rFonts w:ascii="Arial" w:hAnsi="Arial" w:eastAsia="Arial" w:cs="Arial"/>
+          <w:b w:val="1"/>
+          <w:bCs w:val="1"/>
+          <w:noProof w:val="0"/>
+          <w:color w:val="auto"/>
+          <w:sz w:val="28"/>
+          <w:szCs w:val="28"/>
+          <w:lang w:val="en-US"/>
+        </w:rPr>
+        <w:t xml:space="preserve"> Session &amp; Connection Stability</w:t>
+      </w:r>
+    </w:p>
+    <w:p>
+      <w:pPr>
+        <w:spacing w:before="240" w:beforeAutospacing="off" w:after="240" w:afterAutospacing="off"/>
+      </w:pPr>
+      <w:r>
+        <w:rPr>
+          <w:rFonts w:ascii="Arial" w:hAnsi="Arial" w:eastAsia="Arial" w:cs="Arial"/>
+          <w:noProof w:val="0"/>
+          <w:sz w:val="24"/>
+          <w:szCs w:val="24"/>
+          <w:lang w:val="en-US"/>
+        </w:rPr>
+        <w:t>The Web Unit must keep the users logged in securely while they are using the system. Protected pages such as the Hub must not be accessible without authentication.</w:t>
+      </w:r>
+    </w:p>
+    <w:p>
+      <w:pPr>
+        <w:spacing w:before="240" w:beforeAutospacing="off" w:after="240" w:afterAutospacing="off"/>
+      </w:pPr>
+      <w:r>
+        <w:rPr>
+          <w:rFonts w:ascii="Arial" w:hAnsi="Arial" w:eastAsia="Arial" w:cs="Arial"/>
+          <w:noProof w:val="0"/>
+          <w:sz w:val="24"/>
+          <w:szCs w:val="24"/>
+          <w:lang w:val="en-US"/>
+        </w:rPr>
+        <w:t>If the connection to the House Server is lost, the Web Unit must:</w:t>
+      </w:r>
+    </w:p>
+    <w:p>
+      <w:pPr>
+        <w:pStyle w:val="ListParagraph"/>
+        <w:numPr>
+          <w:ilvl w:val="0"/>
+          <w:numId w:val="2"/>
+        </w:numPr>
+        <w:spacing w:before="240" w:beforeAutospacing="off" w:after="240" w:afterAutospacing="off"/>
+        <w:rPr>
+          <w:rFonts w:ascii="Arial" w:hAnsi="Arial" w:eastAsia="Arial" w:cs="Arial"/>
+          <w:noProof w:val="0"/>
+          <w:sz w:val="24"/>
+          <w:szCs w:val="24"/>
+          <w:lang w:val="en-US"/>
+        </w:rPr>
+      </w:pPr>
+      <w:r>
+        <w:rPr>
+          <w:rFonts w:ascii="Arial" w:hAnsi="Arial" w:eastAsia="Arial" w:cs="Arial"/>
+          <w:noProof w:val="0"/>
+          <w:sz w:val="24"/>
+          <w:szCs w:val="24"/>
+          <w:lang w:val="en-US"/>
+        </w:rPr>
+        <w:t>Show a clear connection status message (for example: "Disconnected" or "Reconnecting")</w:t>
+      </w:r>
+    </w:p>
+    <w:p>
+      <w:pPr>
+        <w:pStyle w:val="ListParagraph"/>
+        <w:numPr>
+          <w:ilvl w:val="0"/>
+          <w:numId w:val="2"/>
+        </w:numPr>
+        <w:spacing w:before="240" w:beforeAutospacing="off" w:after="240" w:afterAutospacing="off"/>
+        <w:rPr>
+          <w:rFonts w:ascii="Arial" w:hAnsi="Arial" w:eastAsia="Arial" w:cs="Arial"/>
+          <w:noProof w:val="0"/>
+          <w:sz w:val="24"/>
+          <w:szCs w:val="24"/>
+          <w:lang w:val="en-US"/>
+        </w:rPr>
+      </w:pPr>
+      <w:r>
+        <w:rPr>
+          <w:rFonts w:ascii="Arial" w:hAnsi="Arial" w:eastAsia="Arial" w:cs="Arial"/>
+          <w:noProof w:val="0"/>
+          <w:sz w:val="24"/>
+          <w:szCs w:val="24"/>
+          <w:lang w:val="en-US"/>
+        </w:rPr>
+        <w:t>Prevent sending duplicate commands</w:t>
+      </w:r>
+    </w:p>
+    <w:p>
+      <w:pPr>
+        <w:pStyle w:val="ListParagraph"/>
+        <w:numPr>
+          <w:ilvl w:val="0"/>
+          <w:numId w:val="2"/>
+        </w:numPr>
+        <w:spacing w:before="240" w:beforeAutospacing="off" w:after="240" w:afterAutospacing="off"/>
+        <w:rPr>
+          <w:rFonts w:ascii="Arial" w:hAnsi="Arial" w:eastAsia="Arial" w:cs="Arial"/>
+          <w:noProof w:val="0"/>
+          <w:sz w:val="24"/>
+          <w:szCs w:val="24"/>
+          <w:lang w:val="en-US"/>
+        </w:rPr>
+      </w:pPr>
+      <w:r>
+        <w:rPr>
+          <w:rFonts w:ascii="Arial" w:hAnsi="Arial" w:eastAsia="Arial" w:cs="Arial"/>
+          <w:noProof w:val="0"/>
+          <w:sz w:val="24"/>
+          <w:szCs w:val="24"/>
+          <w:lang w:val="en-US"/>
+        </w:rPr>
+        <w:t>Try to reconnect automatically</w:t>
+      </w:r>
+    </w:p>
+    <w:p>
+      <w:pPr>
+        <w:spacing w:before="240" w:beforeAutospacing="off" w:after="240" w:afterAutospacing="off"/>
+      </w:pPr>
+      <w:r>
+        <w:rPr>
+          <w:rFonts w:ascii="Arial" w:hAnsi="Arial" w:eastAsia="Arial" w:cs="Arial"/>
+          <w:noProof w:val="0"/>
+          <w:sz w:val="24"/>
+          <w:szCs w:val="24"/>
+          <w:lang w:val="en-US"/>
+        </w:rPr>
+        <w:t>During reconnection, the system should keep showing the last known device state to avoid confusing the user.</w:t>
+      </w:r>
+    </w:p>
+    <w:p>
+      <w:pPr>
+        <w:pStyle w:val="Heading2"/>
+        <w:spacing w:before="299" w:beforeAutospacing="off" w:after="299" w:afterAutospacing="off"/>
+        <w:rPr>
+          <w:rFonts w:ascii="Arial" w:hAnsi="Arial" w:eastAsia="Arial" w:cs="Arial"/>
+          <w:b w:val="1"/>
+          <w:bCs w:val="1"/>
+          <w:noProof w:val="0"/>
+          <w:color w:val="auto"/>
+          <w:sz w:val="28"/>
+          <w:szCs w:val="28"/>
+          <w:lang w:val="en-US"/>
+        </w:rPr>
+      </w:pPr>
+      <w:r>
+        <w:rPr>
+          <w:rFonts w:ascii="Arial" w:hAnsi="Arial" w:eastAsia="Arial" w:cs="Arial"/>
+          <w:b w:val="1"/>
+          <w:bCs w:val="1"/>
+          <w:noProof w:val="0"/>
+          <w:color w:val="auto"/>
+          <w:sz w:val="28"/>
+          <w:szCs w:val="28"/>
+          <w:lang w:val="en-US"/>
+        </w:rPr>
+        <w:t xml:space="preserve">S15. Web Accessibility </w:t>
+      </w:r>
+      <w:r>
+        <w:rPr>
+          <w:rFonts w:ascii="Arial" w:hAnsi="Arial" w:eastAsia="Arial" w:cs="Arial"/>
+          <w:b w:val="1"/>
+          <w:bCs w:val="1"/>
+          <w:noProof w:val="0"/>
+          <w:color w:val="auto"/>
+          <w:sz w:val="28"/>
+          <w:szCs w:val="28"/>
+          <w:lang w:val="en-US"/>
+        </w:rPr>
+        <w:t xml:space="preserve">- </w:t>
+      </w:r>
+      <w:r>
+        <w:rPr>
+          <w:rFonts w:ascii="Arial" w:hAnsi="Arial" w:eastAsia="Arial" w:cs="Arial"/>
+          <w:b w:val="1"/>
+          <w:bCs w:val="1"/>
+          <w:noProof w:val="0"/>
+          <w:color w:val="auto"/>
+          <w:sz w:val="28"/>
+          <w:szCs w:val="28"/>
+          <w:lang w:val="en-US"/>
+        </w:rPr>
+        <w:t>Browser Assistive Support</w:t>
+      </w:r>
+    </w:p>
+    <w:p>
+      <w:pPr>
+        <w:spacing w:before="240" w:beforeAutospacing="off" w:after="240" w:afterAutospacing="off"/>
+      </w:pPr>
+      <w:r>
+        <w:rPr>
+          <w:rFonts w:ascii="Arial" w:hAnsi="Arial" w:eastAsia="Arial" w:cs="Arial"/>
+          <w:noProof w:val="0"/>
+          <w:sz w:val="24"/>
+          <w:szCs w:val="24"/>
+          <w:lang w:val="en-US"/>
+        </w:rPr>
+        <w:t>The Web interface must be usable by people with disabilities.</w:t>
+      </w:r>
+    </w:p>
+    <w:p>
+      <w:pPr>
+        <w:spacing w:before="240" w:beforeAutospacing="off" w:after="240" w:afterAutospacing="off"/>
+      </w:pPr>
+      <w:r>
+        <w:rPr>
+          <w:rFonts w:ascii="Arial" w:hAnsi="Arial" w:eastAsia="Arial" w:cs="Arial"/>
+          <w:noProof w:val="0"/>
+          <w:sz w:val="24"/>
+          <w:szCs w:val="24"/>
+          <w:lang w:val="en-US"/>
+        </w:rPr>
+        <w:t>All buttons, switches, sliders, and other controls must:</w:t>
+      </w:r>
+    </w:p>
+    <w:p>
+      <w:pPr>
+        <w:pStyle w:val="ListParagraph"/>
+        <w:numPr>
+          <w:ilvl w:val="0"/>
+          <w:numId w:val="3"/>
+        </w:numPr>
+        <w:spacing w:before="240" w:beforeAutospacing="off" w:after="240" w:afterAutospacing="off"/>
+        <w:rPr>
+          <w:rFonts w:ascii="Arial" w:hAnsi="Arial" w:eastAsia="Arial" w:cs="Arial"/>
+          <w:noProof w:val="0"/>
+          <w:sz w:val="24"/>
+          <w:szCs w:val="24"/>
+          <w:lang w:val="en-US"/>
+        </w:rPr>
+      </w:pPr>
+      <w:r>
+        <w:rPr>
+          <w:rFonts w:ascii="Arial" w:hAnsi="Arial" w:eastAsia="Arial" w:cs="Arial"/>
+          <w:noProof w:val="0"/>
+          <w:sz w:val="24"/>
+          <w:szCs w:val="24"/>
+          <w:lang w:val="en-US"/>
+        </w:rPr>
+        <w:t>Be usable with a keyboard (not only a mouse)</w:t>
+      </w:r>
+    </w:p>
+    <w:p>
+      <w:pPr>
+        <w:pStyle w:val="ListParagraph"/>
+        <w:numPr>
+          <w:ilvl w:val="0"/>
+          <w:numId w:val="3"/>
+        </w:numPr>
+        <w:spacing w:before="240" w:beforeAutospacing="off" w:after="240" w:afterAutospacing="off"/>
+        <w:rPr>
+          <w:rFonts w:ascii="Arial" w:hAnsi="Arial" w:eastAsia="Arial" w:cs="Arial"/>
+          <w:noProof w:val="0"/>
+          <w:sz w:val="24"/>
+          <w:szCs w:val="24"/>
+          <w:lang w:val="en-US"/>
+        </w:rPr>
+      </w:pPr>
+      <w:r>
+        <w:rPr>
+          <w:rFonts w:ascii="Arial" w:hAnsi="Arial" w:eastAsia="Arial" w:cs="Arial"/>
+          <w:noProof w:val="0"/>
+          <w:sz w:val="24"/>
+          <w:szCs w:val="24"/>
+          <w:lang w:val="en-US"/>
+        </w:rPr>
+        <w:t>Use proper HTML structure</w:t>
+      </w:r>
+    </w:p>
+    <w:p>
+      <w:pPr>
+        <w:pStyle w:val="ListParagraph"/>
+        <w:numPr>
+          <w:ilvl w:val="0"/>
+          <w:numId w:val="3"/>
+        </w:numPr>
+        <w:spacing w:before="240" w:beforeAutospacing="off" w:after="240" w:afterAutospacing="off"/>
+        <w:rPr>
+          <w:rFonts w:ascii="Arial" w:hAnsi="Arial" w:eastAsia="Arial" w:cs="Arial"/>
+          <w:noProof w:val="0"/>
+          <w:sz w:val="24"/>
+          <w:szCs w:val="24"/>
+          <w:lang w:val="en-US"/>
+        </w:rPr>
+      </w:pPr>
+      <w:r>
+        <w:rPr>
+          <w:rFonts w:ascii="Arial" w:hAnsi="Arial" w:eastAsia="Arial" w:cs="Arial"/>
+          <w:noProof w:val="0"/>
+          <w:sz w:val="24"/>
+          <w:szCs w:val="24"/>
+          <w:lang w:val="en-US"/>
+        </w:rPr>
+        <w:t>Include accessibility labels when needed</w:t>
+      </w:r>
+    </w:p>
+    <w:p>
+      <w:pPr>
+        <w:pStyle w:val="ListParagraph"/>
+        <w:numPr>
+          <w:ilvl w:val="0"/>
+          <w:numId w:val="3"/>
+        </w:numPr>
+        <w:spacing w:before="240" w:beforeAutospacing="off" w:after="240" w:afterAutospacing="off"/>
+        <w:rPr>
+          <w:rFonts w:ascii="Arial" w:hAnsi="Arial" w:eastAsia="Arial" w:cs="Arial"/>
+          <w:noProof w:val="0"/>
+          <w:sz w:val="24"/>
+          <w:szCs w:val="24"/>
+          <w:lang w:val="en-US"/>
+        </w:rPr>
+      </w:pPr>
+      <w:r>
+        <w:rPr>
+          <w:rFonts w:ascii="Arial" w:hAnsi="Arial" w:eastAsia="Arial" w:cs="Arial"/>
+          <w:noProof w:val="0"/>
+          <w:sz w:val="24"/>
+          <w:szCs w:val="24"/>
+          <w:lang w:val="en-US"/>
+        </w:rPr>
+        <w:t>Have good color contrast for readability</w:t>
+      </w:r>
+    </w:p>
+    <w:p>
+      <w:pPr>
+        <w:spacing w:before="240" w:beforeAutospacing="off" w:after="240" w:afterAutospacing="off"/>
+      </w:pPr>
+      <w:r>
+        <w:rPr>
+          <w:rFonts w:ascii="Arial" w:hAnsi="Arial" w:eastAsia="Arial" w:cs="Arial"/>
+          <w:noProof w:val="0"/>
+          <w:sz w:val="24"/>
+          <w:szCs w:val="24"/>
+          <w:lang w:val="en-US"/>
+        </w:rPr>
+        <w:t>Dynamic components received from the server must also follow these accessibility rules. For example, a light switch must be announced as a switch with its current state "On" or "Off" not just as a simple button.</w:t>
+      </w:r>
+    </w:p>
+    <w:p>
+      <w:pPr>
+        <w:spacing w:before="240" w:beforeAutospacing="off" w:after="240" w:afterAutospacing="off"/>
+        <w:rPr>
+          <w:rFonts w:ascii="Arial" w:hAnsi="Arial" w:eastAsia="Arial" w:cs="Arial"/>
+          <w:noProof w:val="0"/>
+          <w:sz w:val="24"/>
+          <w:szCs w:val="24"/>
+          <w:lang w:val="en-US"/>
+        </w:rPr>
+      </w:pPr>
+    </w:p>
+    <w:p>
+      <w:pPr>
+        <w:pStyle w:val="Heading2"/>
+        <w:spacing w:before="299" w:beforeAutospacing="off" w:after="299" w:afterAutospacing="off"/>
+        <w:rPr>
+          <w:rFonts w:ascii="Arial" w:hAnsi="Arial" w:eastAsia="Arial" w:cs="Arial"/>
+          <w:b w:val="1"/>
+          <w:bCs w:val="1"/>
+          <w:noProof w:val="0"/>
+          <w:color w:val="auto"/>
+          <w:sz w:val="28"/>
+          <w:szCs w:val="28"/>
+          <w:lang w:val="en-US"/>
+        </w:rPr>
+      </w:pPr>
+      <w:r>
+        <w:rPr>
+          <w:rFonts w:ascii="Arial" w:hAnsi="Arial" w:eastAsia="Arial" w:cs="Arial"/>
+          <w:b w:val="1"/>
+          <w:bCs w:val="1"/>
+          <w:noProof w:val="0"/>
+          <w:color w:val="auto"/>
+          <w:sz w:val="28"/>
+          <w:szCs w:val="28"/>
+          <w:lang w:val="en-US"/>
+        </w:rPr>
+        <w:t>S16. Web Responsive Layout - Multi Screen Adaptation</w:t>
+      </w:r>
+    </w:p>
+    <w:p>
+      <w:pPr>
+        <w:spacing w:before="240" w:beforeAutospacing="off" w:after="240" w:afterAutospacing="off"/>
+      </w:pPr>
+      <w:r>
+        <w:rPr>
+          <w:rFonts w:ascii="Arial" w:hAnsi="Arial" w:eastAsia="Arial" w:cs="Arial"/>
+          <w:noProof w:val="0"/>
+          <w:sz w:val="24"/>
+          <w:szCs w:val="24"/>
+          <w:lang w:val="en-US"/>
+        </w:rPr>
+        <w:t>The Web Unit must work properly on different screen sizes, including:</w:t>
+      </w:r>
+    </w:p>
+    <w:p>
+      <w:pPr>
+        <w:pStyle w:val="ListParagraph"/>
+        <w:numPr>
+          <w:ilvl w:val="0"/>
+          <w:numId w:val="4"/>
+        </w:numPr>
+        <w:spacing w:before="240" w:beforeAutospacing="off" w:after="240" w:afterAutospacing="off"/>
+        <w:rPr>
+          <w:rFonts w:ascii="Arial" w:hAnsi="Arial" w:eastAsia="Arial" w:cs="Arial"/>
+          <w:noProof w:val="0"/>
+          <w:sz w:val="24"/>
+          <w:szCs w:val="24"/>
+          <w:lang w:val="en-US"/>
+        </w:rPr>
+      </w:pPr>
+      <w:r>
+        <w:rPr>
+          <w:rFonts w:ascii="Arial" w:hAnsi="Arial" w:eastAsia="Arial" w:cs="Arial"/>
+          <w:noProof w:val="0"/>
+          <w:sz w:val="24"/>
+          <w:szCs w:val="24"/>
+          <w:lang w:val="en-US"/>
+        </w:rPr>
+        <w:t>Desktop computers</w:t>
+      </w:r>
+    </w:p>
+    <w:p>
+      <w:pPr>
+        <w:pStyle w:val="ListParagraph"/>
+        <w:numPr>
+          <w:ilvl w:val="0"/>
+          <w:numId w:val="4"/>
+        </w:numPr>
+        <w:spacing w:before="240" w:beforeAutospacing="off" w:after="240" w:afterAutospacing="off"/>
+        <w:rPr>
+          <w:rFonts w:ascii="Arial" w:hAnsi="Arial" w:eastAsia="Arial" w:cs="Arial"/>
+          <w:noProof w:val="0"/>
+          <w:sz w:val="24"/>
+          <w:szCs w:val="24"/>
+          <w:lang w:val="en-US"/>
+        </w:rPr>
+      </w:pPr>
+      <w:r>
+        <w:rPr>
+          <w:rFonts w:ascii="Arial" w:hAnsi="Arial" w:eastAsia="Arial" w:cs="Arial"/>
+          <w:noProof w:val="0"/>
+          <w:sz w:val="24"/>
+          <w:szCs w:val="24"/>
+          <w:lang w:val="en-US"/>
+        </w:rPr>
+        <w:t>Laptops</w:t>
+      </w:r>
+    </w:p>
+    <w:p>
+      <w:pPr>
+        <w:pStyle w:val="ListParagraph"/>
+        <w:numPr>
+          <w:ilvl w:val="0"/>
+          <w:numId w:val="4"/>
+        </w:numPr>
+        <w:spacing w:before="240" w:beforeAutospacing="off" w:after="240" w:afterAutospacing="off"/>
+        <w:rPr>
+          <w:rFonts w:ascii="Arial" w:hAnsi="Arial" w:eastAsia="Arial" w:cs="Arial"/>
+          <w:noProof w:val="0"/>
+          <w:sz w:val="24"/>
+          <w:szCs w:val="24"/>
+          <w:lang w:val="en-US"/>
+        </w:rPr>
+      </w:pPr>
+      <w:r>
+        <w:rPr>
+          <w:rFonts w:ascii="Arial" w:hAnsi="Arial" w:eastAsia="Arial" w:cs="Arial"/>
+          <w:noProof w:val="0"/>
+          <w:sz w:val="24"/>
+          <w:szCs w:val="24"/>
+          <w:lang w:val="en-US"/>
+        </w:rPr>
+        <w:t>Tablets</w:t>
+      </w:r>
+    </w:p>
+    <w:p>
+      <w:pPr>
+        <w:pStyle w:val="ListParagraph"/>
+        <w:numPr>
+          <w:ilvl w:val="0"/>
+          <w:numId w:val="4"/>
+        </w:numPr>
+        <w:spacing w:before="240" w:beforeAutospacing="off" w:after="240" w:afterAutospacing="off"/>
+        <w:rPr>
+          <w:rFonts w:ascii="Arial" w:hAnsi="Arial" w:eastAsia="Arial" w:cs="Arial"/>
+          <w:noProof w:val="0"/>
+          <w:sz w:val="24"/>
+          <w:szCs w:val="24"/>
+          <w:lang w:val="en-US"/>
+        </w:rPr>
+      </w:pPr>
+      <w:r>
+        <w:rPr>
+          <w:rFonts w:ascii="Arial" w:hAnsi="Arial" w:eastAsia="Arial" w:cs="Arial"/>
+          <w:noProof w:val="0"/>
+          <w:sz w:val="24"/>
+          <w:szCs w:val="24"/>
+          <w:lang w:val="en-US"/>
+        </w:rPr>
+        <w:t>Mobile browsers</w:t>
+      </w:r>
+    </w:p>
+    <w:p>
+      <w:pPr>
+        <w:spacing w:before="240" w:beforeAutospacing="off" w:after="240" w:afterAutospacing="off"/>
+      </w:pPr>
+      <w:r>
+        <w:rPr>
+          <w:rFonts w:ascii="Arial" w:hAnsi="Arial" w:eastAsia="Arial" w:cs="Arial"/>
+          <w:noProof w:val="0"/>
+          <w:sz w:val="24"/>
+          <w:szCs w:val="24"/>
+          <w:lang w:val="en-US"/>
+        </w:rPr>
+        <w:t>The layout must adjust automatically so that buttons and controls remain clear and easy to use. No important functionality should be hidden or broken on smaller screens.</w:t>
+      </w:r>
+    </w:p>
+    <w:p>
+      <w:pPr>
+        <w:spacing w:before="240" w:beforeAutospacing="off" w:after="240" w:afterAutospacing="off"/>
+      </w:pPr>
+      <w:r>
+        <w:rPr>
+          <w:rFonts w:ascii="Arial" w:hAnsi="Arial" w:eastAsia="Arial" w:cs="Arial"/>
+          <w:noProof w:val="0"/>
+          <w:sz w:val="24"/>
+          <w:szCs w:val="24"/>
+          <w:lang w:val="en-US"/>
+        </w:rPr>
+        <w:t xml:space="preserve">The design should remain consistent with the Mobile Unit </w:t>
+      </w:r>
+      <w:r>
+        <w:rPr>
+          <w:rFonts w:ascii="Arial" w:hAnsi="Arial" w:eastAsia="Arial" w:cs="Arial"/>
+          <w:noProof w:val="0"/>
+          <w:sz w:val="24"/>
+          <w:szCs w:val="24"/>
+          <w:lang w:val="en-US"/>
+        </w:rPr>
+        <w:t>while optimizing</w:t>
+      </w:r>
+      <w:r>
+        <w:rPr>
+          <w:rFonts w:ascii="Arial" w:hAnsi="Arial" w:eastAsia="Arial" w:cs="Arial"/>
+          <w:noProof w:val="0"/>
+          <w:sz w:val="24"/>
+          <w:szCs w:val="24"/>
+          <w:lang w:val="en-US"/>
+        </w:rPr>
+        <w:t xml:space="preserve"> mouse and keyboard interaction.</w:t>
+      </w:r>
+    </w:p>
+    <w:p>
+      <w:pPr>
+        <w:pStyle w:val="Normal"/>
+        <w:spacing w:before="240" w:beforeAutospacing="off" w:after="240" w:afterAutospacing="off"/>
+        <w:rPr>
+          <w:rFonts w:ascii="Arial" w:hAnsi="Arial" w:eastAsia="Arial" w:cs="Arial"/>
+          <w:noProof w:val="0"/>
+          <w:sz w:val="24"/>
+          <w:szCs w:val="24"/>
+          <w:lang w:val="en-US"/>
+        </w:rPr>
+      </w:pPr>
+    </w:p>
+    <w:p>
+      <w:pPr>
+        <w:rPr>
+          <w:rFonts w:ascii="Arial" w:hAnsi="Arial" w:eastAsia="Arial" w:cs="Arial"/>
+          <w:lang w:val="en-US" w:eastAsia="en-US"/>
+        </w:rPr>
+      </w:pPr>
+    </w:p>
+    <w:p>
       <w:pPr>
         <w:rPr>
           <w:rFonts w:ascii="Arial" w:hAnsi="Arial" w:eastAsia="Arial" w:cs="Arial"/>
@@ -4371,6 +5534,342 @@
 
 <file path=word/numbering.xml><?xml version="1.0" encoding="utf-8"?>
 <w:numbering xmlns:w="http://schemas.openxmlformats.org/wordprocessingml/2006/main">
+  <w:abstractNum xmlns:w="http://schemas.openxmlformats.org/wordprocessingml/2006/main" w:abstractNumId="4">
+    <w:nsid w:val="282e4a49"/>
+    <w:multiLevelType xmlns:w="http://schemas.openxmlformats.org/wordprocessingml/2006/main" w:val="hybridMultilevel"/>
+    <w:lvl xmlns:w="http://schemas.openxmlformats.org/wordprocessingml/2006/main" w:ilvl="0">
+      <w:start w:val="1"/>
+      <w:numFmt w:val="bullet"/>
+      <w:lvlText w:val=""/>
+      <w:lvlJc w:val="left"/>
+      <w:pPr>
+        <w:ind w:left="720" w:hanging="360"/>
+      </w:pPr>
+      <w:rPr>
+        <w:rFonts w:hint="default" w:ascii="Symbol" w:hAnsi="Symbol"/>
+      </w:rPr>
+    </w:lvl>
+    <w:lvl xmlns:w="http://schemas.openxmlformats.org/wordprocessingml/2006/main" w:ilvl="1">
+      <w:start w:val="1"/>
+      <w:numFmt w:val="bullet"/>
+      <w:lvlText w:val="o"/>
+      <w:lvlJc w:val="left"/>
+      <w:pPr>
+        <w:ind w:left="1440" w:hanging="360"/>
+      </w:pPr>
+      <w:rPr>
+        <w:rFonts w:hint="default" w:ascii="Courier New" w:hAnsi="Courier New"/>
+      </w:rPr>
+    </w:lvl>
+    <w:lvl xmlns:w="http://schemas.openxmlformats.org/wordprocessingml/2006/main" w:ilvl="2">
+      <w:start w:val="1"/>
+      <w:numFmt w:val="bullet"/>
+      <w:lvlText w:val=""/>
+      <w:lvlJc w:val="left"/>
+      <w:pPr>
+        <w:ind w:left="2160" w:hanging="360"/>
+      </w:pPr>
+      <w:rPr>
+        <w:rFonts w:hint="default" w:ascii="Wingdings" w:hAnsi="Wingdings"/>
+      </w:rPr>
+    </w:lvl>
+    <w:lvl xmlns:w="http://schemas.openxmlformats.org/wordprocessingml/2006/main" w:ilvl="3">
+      <w:start w:val="1"/>
+      <w:numFmt w:val="bullet"/>
+      <w:lvlText w:val=""/>
+      <w:lvlJc w:val="left"/>
+      <w:pPr>
+        <w:ind w:left="2880" w:hanging="360"/>
+      </w:pPr>
+      <w:rPr>
+        <w:rFonts w:hint="default" w:ascii="Symbol" w:hAnsi="Symbol"/>
+      </w:rPr>
+    </w:lvl>
+    <w:lvl xmlns:w="http://schemas.openxmlformats.org/wordprocessingml/2006/main" w:ilvl="4">
+      <w:start w:val="1"/>
+      <w:numFmt w:val="bullet"/>
+      <w:lvlText w:val="o"/>
+      <w:lvlJc w:val="left"/>
+      <w:pPr>
+        <w:ind w:left="3600" w:hanging="360"/>
+      </w:pPr>
+      <w:rPr>
+        <w:rFonts w:hint="default" w:ascii="Courier New" w:hAnsi="Courier New"/>
+      </w:rPr>
+    </w:lvl>
+    <w:lvl xmlns:w="http://schemas.openxmlformats.org/wordprocessingml/2006/main" w:ilvl="5">
+      <w:start w:val="1"/>
+      <w:numFmt w:val="bullet"/>
+      <w:lvlText w:val=""/>
+      <w:lvlJc w:val="left"/>
+      <w:pPr>
+        <w:ind w:left="4320" w:hanging="360"/>
+      </w:pPr>
+      <w:rPr>
+        <w:rFonts w:hint="default" w:ascii="Wingdings" w:hAnsi="Wingdings"/>
+      </w:rPr>
+    </w:lvl>
+    <w:lvl xmlns:w="http://schemas.openxmlformats.org/wordprocessingml/2006/main" w:ilvl="6">
+      <w:start w:val="1"/>
+      <w:numFmt w:val="bullet"/>
+      <w:lvlText w:val=""/>
+      <w:lvlJc w:val="left"/>
+      <w:pPr>
+        <w:ind w:left="5040" w:hanging="360"/>
+      </w:pPr>
+      <w:rPr>
+        <w:rFonts w:hint="default" w:ascii="Symbol" w:hAnsi="Symbol"/>
+      </w:rPr>
+    </w:lvl>
+    <w:lvl xmlns:w="http://schemas.openxmlformats.org/wordprocessingml/2006/main" w:ilvl="7">
+      <w:start w:val="1"/>
+      <w:numFmt w:val="bullet"/>
+      <w:lvlText w:val="o"/>
+      <w:lvlJc w:val="left"/>
+      <w:pPr>
+        <w:ind w:left="5760" w:hanging="360"/>
+      </w:pPr>
+      <w:rPr>
+        <w:rFonts w:hint="default" w:ascii="Courier New" w:hAnsi="Courier New"/>
+      </w:rPr>
+    </w:lvl>
+    <w:lvl xmlns:w="http://schemas.openxmlformats.org/wordprocessingml/2006/main" w:ilvl="8">
+      <w:start w:val="1"/>
+      <w:numFmt w:val="bullet"/>
+      <w:lvlText w:val=""/>
+      <w:lvlJc w:val="left"/>
+      <w:pPr>
+        <w:ind w:left="6480" w:hanging="360"/>
+      </w:pPr>
+      <w:rPr>
+        <w:rFonts w:hint="default" w:ascii="Wingdings" w:hAnsi="Wingdings"/>
+      </w:rPr>
+    </w:lvl>
+  </w:abstractNum>
+  <w:abstractNum xmlns:w="http://schemas.openxmlformats.org/wordprocessingml/2006/main" w:abstractNumId="3">
+    <w:nsid w:val="1060ae88"/>
+    <w:multiLevelType xmlns:w="http://schemas.openxmlformats.org/wordprocessingml/2006/main" w:val="hybridMultilevel"/>
+    <w:lvl xmlns:w="http://schemas.openxmlformats.org/wordprocessingml/2006/main" w:ilvl="0">
+      <w:start w:val="1"/>
+      <w:numFmt w:val="bullet"/>
+      <w:lvlText w:val=""/>
+      <w:lvlJc w:val="left"/>
+      <w:pPr>
+        <w:ind w:left="720" w:hanging="360"/>
+      </w:pPr>
+      <w:rPr>
+        <w:rFonts w:hint="default" w:ascii="Symbol" w:hAnsi="Symbol"/>
+      </w:rPr>
+    </w:lvl>
+    <w:lvl xmlns:w="http://schemas.openxmlformats.org/wordprocessingml/2006/main" w:ilvl="1">
+      <w:start w:val="1"/>
+      <w:numFmt w:val="bullet"/>
+      <w:lvlText w:val="o"/>
+      <w:lvlJc w:val="left"/>
+      <w:pPr>
+        <w:ind w:left="1440" w:hanging="360"/>
+      </w:pPr>
+      <w:rPr>
+        <w:rFonts w:hint="default" w:ascii="Courier New" w:hAnsi="Courier New"/>
+      </w:rPr>
+    </w:lvl>
+    <w:lvl xmlns:w="http://schemas.openxmlformats.org/wordprocessingml/2006/main" w:ilvl="2">
+      <w:start w:val="1"/>
+      <w:numFmt w:val="bullet"/>
+      <w:lvlText w:val=""/>
+      <w:lvlJc w:val="left"/>
+      <w:pPr>
+        <w:ind w:left="2160" w:hanging="360"/>
+      </w:pPr>
+      <w:rPr>
+        <w:rFonts w:hint="default" w:ascii="Wingdings" w:hAnsi="Wingdings"/>
+      </w:rPr>
+    </w:lvl>
+    <w:lvl xmlns:w="http://schemas.openxmlformats.org/wordprocessingml/2006/main" w:ilvl="3">
+      <w:start w:val="1"/>
+      <w:numFmt w:val="bullet"/>
+      <w:lvlText w:val=""/>
+      <w:lvlJc w:val="left"/>
+      <w:pPr>
+        <w:ind w:left="2880" w:hanging="360"/>
+      </w:pPr>
+      <w:rPr>
+        <w:rFonts w:hint="default" w:ascii="Symbol" w:hAnsi="Symbol"/>
+      </w:rPr>
+    </w:lvl>
+    <w:lvl xmlns:w="http://schemas.openxmlformats.org/wordprocessingml/2006/main" w:ilvl="4">
+      <w:start w:val="1"/>
+      <w:numFmt w:val="bullet"/>
+      <w:lvlText w:val="o"/>
+      <w:lvlJc w:val="left"/>
+      <w:pPr>
+        <w:ind w:left="3600" w:hanging="360"/>
+      </w:pPr>
+      <w:rPr>
+        <w:rFonts w:hint="default" w:ascii="Courier New" w:hAnsi="Courier New"/>
+      </w:rPr>
+    </w:lvl>
+    <w:lvl xmlns:w="http://schemas.openxmlformats.org/wordprocessingml/2006/main" w:ilvl="5">
+      <w:start w:val="1"/>
+      <w:numFmt w:val="bullet"/>
+      <w:lvlText w:val=""/>
+      <w:lvlJc w:val="left"/>
+      <w:pPr>
+        <w:ind w:left="4320" w:hanging="360"/>
+      </w:pPr>
+      <w:rPr>
+        <w:rFonts w:hint="default" w:ascii="Wingdings" w:hAnsi="Wingdings"/>
+      </w:rPr>
+    </w:lvl>
+    <w:lvl xmlns:w="http://schemas.openxmlformats.org/wordprocessingml/2006/main" w:ilvl="6">
+      <w:start w:val="1"/>
+      <w:numFmt w:val="bullet"/>
+      <w:lvlText w:val=""/>
+      <w:lvlJc w:val="left"/>
+      <w:pPr>
+        <w:ind w:left="5040" w:hanging="360"/>
+      </w:pPr>
+      <w:rPr>
+        <w:rFonts w:hint="default" w:ascii="Symbol" w:hAnsi="Symbol"/>
+      </w:rPr>
+    </w:lvl>
+    <w:lvl xmlns:w="http://schemas.openxmlformats.org/wordprocessingml/2006/main" w:ilvl="7">
+      <w:start w:val="1"/>
+      <w:numFmt w:val="bullet"/>
+      <w:lvlText w:val="o"/>
+      <w:lvlJc w:val="left"/>
+      <w:pPr>
+        <w:ind w:left="5760" w:hanging="360"/>
+      </w:pPr>
+      <w:rPr>
+        <w:rFonts w:hint="default" w:ascii="Courier New" w:hAnsi="Courier New"/>
+      </w:rPr>
+    </w:lvl>
+    <w:lvl xmlns:w="http://schemas.openxmlformats.org/wordprocessingml/2006/main" w:ilvl="8">
+      <w:start w:val="1"/>
+      <w:numFmt w:val="bullet"/>
+      <w:lvlText w:val=""/>
+      <w:lvlJc w:val="left"/>
+      <w:pPr>
+        <w:ind w:left="6480" w:hanging="360"/>
+      </w:pPr>
+      <w:rPr>
+        <w:rFonts w:hint="default" w:ascii="Wingdings" w:hAnsi="Wingdings"/>
+      </w:rPr>
+    </w:lvl>
+  </w:abstractNum>
+  <w:abstractNum xmlns:w="http://schemas.openxmlformats.org/wordprocessingml/2006/main" w:abstractNumId="2">
+    <w:nsid w:val="4703f99c"/>
+    <w:multiLevelType xmlns:w="http://schemas.openxmlformats.org/wordprocessingml/2006/main" w:val="hybridMultilevel"/>
+    <w:lvl xmlns:w="http://schemas.openxmlformats.org/wordprocessingml/2006/main" w:ilvl="0">
+      <w:start w:val="1"/>
+      <w:numFmt w:val="bullet"/>
+      <w:lvlText w:val=""/>
+      <w:lvlJc w:val="left"/>
+      <w:pPr>
+        <w:ind w:left="720" w:hanging="360"/>
+      </w:pPr>
+      <w:rPr>
+        <w:rFonts w:hint="default" w:ascii="Symbol" w:hAnsi="Symbol"/>
+      </w:rPr>
+    </w:lvl>
+    <w:lvl xmlns:w="http://schemas.openxmlformats.org/wordprocessingml/2006/main" w:ilvl="1">
+      <w:start w:val="1"/>
+      <w:numFmt w:val="bullet"/>
+      <w:lvlText w:val="o"/>
+      <w:lvlJc w:val="left"/>
+      <w:pPr>
+        <w:ind w:left="1440" w:hanging="360"/>
+      </w:pPr>
+      <w:rPr>
+        <w:rFonts w:hint="default" w:ascii="Courier New" w:hAnsi="Courier New"/>
+      </w:rPr>
+    </w:lvl>
+    <w:lvl xmlns:w="http://schemas.openxmlformats.org/wordprocessingml/2006/main" w:ilvl="2">
+      <w:start w:val="1"/>
+      <w:numFmt w:val="bullet"/>
+      <w:lvlText w:val=""/>
+      <w:lvlJc w:val="left"/>
+      <w:pPr>
+        <w:ind w:left="2160" w:hanging="360"/>
+      </w:pPr>
+      <w:rPr>
+        <w:rFonts w:hint="default" w:ascii="Wingdings" w:hAnsi="Wingdings"/>
+      </w:rPr>
+    </w:lvl>
+    <w:lvl xmlns:w="http://schemas.openxmlformats.org/wordprocessingml/2006/main" w:ilvl="3">
+      <w:start w:val="1"/>
+      <w:numFmt w:val="bullet"/>
+      <w:lvlText w:val=""/>
+      <w:lvlJc w:val="left"/>
+      <w:pPr>
+        <w:ind w:left="2880" w:hanging="360"/>
+      </w:pPr>
+      <w:rPr>
+        <w:rFonts w:hint="default" w:ascii="Symbol" w:hAnsi="Symbol"/>
+      </w:rPr>
+    </w:lvl>
+    <w:lvl xmlns:w="http://schemas.openxmlformats.org/wordprocessingml/2006/main" w:ilvl="4">
+      <w:start w:val="1"/>
+      <w:numFmt w:val="bullet"/>
+      <w:lvlText w:val="o"/>
+      <w:lvlJc w:val="left"/>
+      <w:pPr>
+        <w:ind w:left="3600" w:hanging="360"/>
+      </w:pPr>
+      <w:rPr>
+        <w:rFonts w:hint="default" w:ascii="Courier New" w:hAnsi="Courier New"/>
+      </w:rPr>
+    </w:lvl>
+    <w:lvl xmlns:w="http://schemas.openxmlformats.org/wordprocessingml/2006/main" w:ilvl="5">
+      <w:start w:val="1"/>
+      <w:numFmt w:val="bullet"/>
+      <w:lvlText w:val=""/>
+      <w:lvlJc w:val="left"/>
+      <w:pPr>
+        <w:ind w:left="4320" w:hanging="360"/>
+      </w:pPr>
+      <w:rPr>
+        <w:rFonts w:hint="default" w:ascii="Wingdings" w:hAnsi="Wingdings"/>
+      </w:rPr>
+    </w:lvl>
+    <w:lvl xmlns:w="http://schemas.openxmlformats.org/wordprocessingml/2006/main" w:ilvl="6">
+      <w:start w:val="1"/>
+      <w:numFmt w:val="bullet"/>
+      <w:lvlText w:val=""/>
+      <w:lvlJc w:val="left"/>
+      <w:pPr>
+        <w:ind w:left="5040" w:hanging="360"/>
+      </w:pPr>
+      <w:rPr>
+        <w:rFonts w:hint="default" w:ascii="Symbol" w:hAnsi="Symbol"/>
+      </w:rPr>
+    </w:lvl>
+    <w:lvl xmlns:w="http://schemas.openxmlformats.org/wordprocessingml/2006/main" w:ilvl="7">
+      <w:start w:val="1"/>
+      <w:numFmt w:val="bullet"/>
+      <w:lvlText w:val="o"/>
+      <w:lvlJc w:val="left"/>
+      <w:pPr>
+        <w:ind w:left="5760" w:hanging="360"/>
+      </w:pPr>
+      <w:rPr>
+        <w:rFonts w:hint="default" w:ascii="Courier New" w:hAnsi="Courier New"/>
+      </w:rPr>
+    </w:lvl>
+    <w:lvl xmlns:w="http://schemas.openxmlformats.org/wordprocessingml/2006/main" w:ilvl="8">
+      <w:start w:val="1"/>
+      <w:numFmt w:val="bullet"/>
+      <w:lvlText w:val=""/>
+      <w:lvlJc w:val="left"/>
+      <w:pPr>
+        <w:ind w:left="6480" w:hanging="360"/>
+      </w:pPr>
+      <w:rPr>
+        <w:rFonts w:hint="default" w:ascii="Wingdings" w:hAnsi="Wingdings"/>
+      </w:rPr>
+    </w:lvl>
+  </w:abstractNum>
   <w:abstractNum xmlns:w="http://schemas.openxmlformats.org/wordprocessingml/2006/main" w:abstractNumId="1">
     <w:nsid w:val="3e10a5ed"/>
     <w:multiLevelType xmlns:w="http://schemas.openxmlformats.org/wordprocessingml/2006/main" w:val="hybridMultilevel"/>
@@ -4456,6 +5955,15 @@
       </w:pPr>
     </w:lvl>
   </w:abstractNum>
+  <w:num w:numId="4">
+    <w:abstractNumId w:val="4"/>
+  </w:num>
+  <w:num w:numId="3">
+    <w:abstractNumId w:val="3"/>
+  </w:num>
+  <w:num w:numId="2">
+    <w:abstractNumId w:val="2"/>
+  </w:num>
   <w:num w:numId="1">
     <w:abstractNumId w:val="1"/>
   </w:num>
@@ -4909,6 +6417,39 @@
       </w:tblCellMar>
     </w:tblPr>
   </w:style>
+  <w:style w:type="paragraph" w:styleId="Heading2">
+    <w:uiPriority w:val="9"/>
+    <w:name w:val="heading 2"/>
+    <w:basedOn w:val="Normal"/>
+    <w:next w:val="Normal"/>
+    <w:unhideWhenUsed/>
+    <w:qFormat/>
+    <w:rsid w:val="254FDBA6"/>
+    <w:rPr>
+      <w:rFonts w:ascii="Calibri Light" w:hAnsi="Calibri Light" w:eastAsia="游ゴシック Light" w:cs="Times New Roman" w:asciiTheme="majorAscii" w:hAnsiTheme="majorAscii" w:eastAsiaTheme="majorEastAsia" w:cstheme="majorBidi"/>
+      <w:color w:val="2F5496" w:themeColor="accent1" w:themeTint="FF" w:themeShade="BF"/>
+      <w:sz w:val="32"/>
+      <w:szCs w:val="32"/>
+    </w:rPr>
+    <w:pPr>
+      <w:keepNext w:val="1"/>
+      <w:keepLines w:val="1"/>
+      <w:spacing w:before="160" w:after="80"/>
+      <w:outlineLvl w:val="1"/>
+    </w:pPr>
+  </w:style>
+  <w:style w:type="paragraph" w:styleId="ListParagraph">
+    <w:uiPriority w:val="34"/>
+    <w:name w:val="List Paragraph"/>
+    <w:basedOn w:val="Normal"/>
+    <w:qFormat/>
+    <w:rsid w:val="254FDBA6"/>
+    <w:pPr>
+      <w:spacing/>
+      <w:ind w:left="720"/>
+      <w:contextualSpacing/>
+    </w:pPr>
+  </w:style>
 </w:styles>
 </file>
 

--- a/SG2_Units/SG2_Artefacts/SG2_SupplReqs.docx
+++ b/SG2_Units/SG2_Artefacts/SG2_SupplReqs.docx
@@ -490,7 +490,15 @@
               <w:rPr>
                 <w:rFonts w:ascii="Arial" w:hAnsi="Arial" w:eastAsia="Arial" w:cs="Arial"/>
               </w:rPr>
-              <w:t>Add Supplementary Requirements for Web (S13</w:t>
+              <w:t>Add Supplementary Requirements for Web (</w:t>
+            </w:r>
+            <w:r>
+              <w:rPr>
+                <w:rFonts w:ascii="Arial" w:hAnsi="Arial" w:eastAsia="Arial" w:cs="Arial"/>
+                <w:b w:val="1"/>
+                <w:bCs w:val="1"/>
+              </w:rPr>
+              <w:t>S13</w:t>
             </w:r>
             <w:r>
               <w:rPr>
@@ -533,13 +541,19 @@
             <w:tcW w:w="2304" w:type="dxa"/>
             <w:tcMar/>
           </w:tcPr>
-          <w:p wp14:textId="77777777">
+          <w:p wp14:textId="6B507A60">
             <w:pPr>
               <w:pStyle w:val="Tabletext"/>
               <w:rPr>
                 <w:rFonts w:ascii="Arial" w:hAnsi="Arial" w:eastAsia="Arial" w:cs="Arial"/>
               </w:rPr>
             </w:pPr>
+            <w:r>
+              <w:rPr>
+                <w:rFonts w:ascii="Arial" w:hAnsi="Arial" w:eastAsia="Arial" w:cs="Arial"/>
+              </w:rPr>
+              <w:t>2026-03-15</w:t>
+            </w:r>
           </w:p>
         </w:tc>
         <w:tc>
@@ -547,13 +561,19 @@
             <w:tcW w:w="1152" w:type="dxa"/>
             <w:tcMar/>
           </w:tcPr>
-          <w:p wp14:textId="77777777">
+          <w:p wp14:textId="6C7D512F">
             <w:pPr>
               <w:pStyle w:val="Tabletext"/>
               <w:rPr>
                 <w:rFonts w:ascii="Arial" w:hAnsi="Arial" w:eastAsia="Arial" w:cs="Arial"/>
               </w:rPr>
             </w:pPr>
+            <w:r>
+              <w:rPr>
+                <w:rFonts w:ascii="Arial" w:hAnsi="Arial" w:eastAsia="Arial" w:cs="Arial"/>
+              </w:rPr>
+              <w:t>1.3</w:t>
+            </w:r>
           </w:p>
         </w:tc>
         <w:tc>
@@ -561,7 +581,7 @@
             <w:tcW w:w="3744" w:type="dxa"/>
             <w:tcMar/>
           </w:tcPr>
-          <w:p wp14:textId="77777777">
+          <w:p wp14:textId="1542830C">
             <w:pPr>
               <w:pStyle w:val="Tabletext"/>
               <w:jc w:val="left"/>
@@ -569,6 +589,12 @@
                 <w:rFonts w:ascii="Arial" w:hAnsi="Arial" w:eastAsia="Arial" w:cs="Arial"/>
               </w:rPr>
             </w:pPr>
+            <w:r>
+              <w:rPr>
+                <w:rFonts w:ascii="Arial" w:hAnsi="Arial" w:eastAsia="Arial" w:cs="Arial"/>
+              </w:rPr>
+              <w:t>Update S13 - S14</w:t>
+            </w:r>
           </w:p>
         </w:tc>
         <w:tc>
@@ -576,13 +602,19 @@
             <w:tcW w:w="2304" w:type="dxa"/>
             <w:tcMar/>
           </w:tcPr>
-          <w:p wp14:textId="77777777">
+          <w:p wp14:textId="2F76280E">
             <w:pPr>
               <w:pStyle w:val="Tabletext"/>
               <w:rPr>
                 <w:rFonts w:ascii="Arial" w:hAnsi="Arial" w:eastAsia="Arial" w:cs="Arial"/>
               </w:rPr>
             </w:pPr>
+            <w:r>
+              <w:rPr>
+                <w:rFonts w:ascii="Arial" w:hAnsi="Arial" w:eastAsia="Arial" w:cs="Arial"/>
+              </w:rPr>
+              <w:t>Mustafa Al-Bayati</w:t>
+            </w:r>
           </w:p>
         </w:tc>
       </w:tr>
@@ -1332,7 +1364,7 @@
             <w:tcW w:w="2880" w:type="pct"/>
             <w:tcMar/>
           </w:tcPr>
-          <w:p wp14:textId="7D88EE67">
+          <w:p wp14:textId="7377A912">
             <w:pPr>
               <w:pStyle w:val="Normal"/>
               <w:autoSpaceDE w:val="0"/>
@@ -1377,7 +1409,7 @@
                 <w:rFonts w:ascii="Arial" w:hAnsi="Arial" w:eastAsia="Arial" w:cs="Arial"/>
                 <w:lang w:val="en-GB"/>
               </w:rPr>
-              <w:t>/Cellular),</w:t>
+              <w:t>/Cellular)</w:t>
             </w:r>
           </w:p>
         </w:tc>
@@ -2424,7 +2456,7 @@
         <w:t>S3. Performance - Interaction Latency</w:t>
       </w:r>
     </w:p>
-    <w:p xmlns:wp14="http://schemas.microsoft.com/office/word/2010/wordml" wp14:textId="7F868334">
+    <w:p xmlns:wp14="http://schemas.microsoft.com/office/word/2010/wordml" wp14:textId="168E9203">
       <w:pPr>
         <w:rPr>
           <w:rFonts w:ascii="Arial" w:hAnsi="Arial" w:eastAsia="Arial" w:cs="Arial"/>
@@ -2447,7 +2479,31 @@
         <w:rPr>
           <w:rFonts w:ascii="Arial" w:hAnsi="Arial" w:eastAsia="Arial" w:cs="Arial"/>
         </w:rPr>
-        <w:t xml:space="preserve"> and the rendering of new UI components uploaded from the server should occur within 3 seconds to ensure real-time control.</w:t>
+        <w:t xml:space="preserve"> and the rendering of new UI components uploaded from the server should occur within </w:t>
+      </w:r>
+      <w:r>
+        <w:rPr>
+          <w:rFonts w:ascii="Arial" w:hAnsi="Arial" w:eastAsia="Arial" w:cs="Arial"/>
+        </w:rPr>
+        <w:t>500</w:t>
+      </w:r>
+      <w:r>
+        <w:rPr>
+          <w:rFonts w:ascii="Arial" w:hAnsi="Arial" w:eastAsia="Arial" w:cs="Arial"/>
+        </w:rPr>
+        <w:t xml:space="preserve"> </w:t>
+      </w:r>
+      <w:r>
+        <w:rPr>
+          <w:rFonts w:ascii="Arial" w:hAnsi="Arial" w:eastAsia="Arial" w:cs="Arial"/>
+        </w:rPr>
+        <w:t>milli</w:t>
+      </w:r>
+      <w:r>
+        <w:rPr>
+          <w:rFonts w:ascii="Arial" w:hAnsi="Arial" w:eastAsia="Arial" w:cs="Arial"/>
+        </w:rPr>
+        <w:t>seconds to ensure real-time control.</w:t>
       </w:r>
     </w:p>
     <w:p xmlns:wp14="http://schemas.microsoft.com/office/word/2010/wordml" wp14:textId="04CD1DB2">
@@ -4145,7 +4201,39 @@
           <w:sz w:val="24"/>
           <w:szCs w:val="24"/>
         </w:rPr>
-        <w:t>visual response within 100ms to provide immediate</w:t>
+        <w:t xml:space="preserve">visual </w:t>
+      </w:r>
+      <w:r>
+        <w:rPr>
+          <w:rFonts w:ascii="Arial" w:hAnsi="Arial" w:eastAsia="Arial" w:cs="Arial"/>
+          <w:sz w:val="24"/>
+          <w:szCs w:val="24"/>
+        </w:rPr>
+        <w:t>response</w:t>
+      </w:r>
+      <w:r>
+        <w:rPr>
+          <w:rFonts w:ascii="Arial" w:hAnsi="Arial" w:eastAsia="Arial" w:cs="Arial"/>
+          <w:sz w:val="24"/>
+          <w:szCs w:val="24"/>
+        </w:rPr>
+        <w:t xml:space="preserve"> within </w:t>
+      </w:r>
+      <w:r>
+        <w:rPr>
+          <w:rFonts w:ascii="Arial" w:hAnsi="Arial" w:eastAsia="Arial" w:cs="Arial"/>
+          <w:sz w:val="24"/>
+          <w:szCs w:val="24"/>
+        </w:rPr>
+        <w:t>5</w:t>
+      </w:r>
+      <w:r>
+        <w:rPr>
+          <w:rFonts w:ascii="Arial" w:hAnsi="Arial" w:eastAsia="Arial" w:cs="Arial"/>
+          <w:sz w:val="24"/>
+          <w:szCs w:val="24"/>
+        </w:rPr>
+        <w:t>00ms to provide immediate</w:t>
       </w:r>
       <w:r>
         <w:rPr>
@@ -4161,7 +4249,7 @@
           <w:sz w:val="24"/>
           <w:szCs w:val="24"/>
         </w:rPr>
-        <w:t>rensponsiveness</w:t>
+        <w:t>responsiveness</w:t>
       </w:r>
       <w:r>
         <w:rPr>
@@ -4577,6 +4665,15 @@
       <w:pPr>
         <w:pStyle w:val="Heading2"/>
         <w:spacing w:before="299" w:beforeAutospacing="off" w:after="299" w:afterAutospacing="off"/>
+        <w:rPr>
+          <w:rFonts w:ascii="Arial" w:hAnsi="Arial" w:eastAsia="Arial" w:cs="Arial"/>
+          <w:noProof w:val="0"/>
+          <w:sz w:val="24"/>
+          <w:szCs w:val="24"/>
+          <w:lang w:val="en-US"/>
+        </w:rPr>
+      </w:pPr>
+      <w:r>
         <w:rPr>
           <w:rFonts w:ascii="Arial" w:hAnsi="Arial" w:eastAsia="Arial" w:cs="Arial"/>
           <w:b w:val="1"/>
@@ -4587,7 +4684,8 @@
           <w:szCs w:val="28"/>
           <w:lang w:val="en-US"/>
         </w:rPr>
-      </w:pPr>
+        <w:t xml:space="preserve">S13. Web Performance </w:t>
+      </w:r>
       <w:r>
         <w:rPr>
           <w:rFonts w:ascii="Arial" w:hAnsi="Arial" w:eastAsia="Arial" w:cs="Arial"/>
@@ -4599,7 +4697,7 @@
           <w:szCs w:val="28"/>
           <w:lang w:val="en-US"/>
         </w:rPr>
-        <w:t xml:space="preserve">S13. Web Performance </w:t>
+        <w:t>-</w:t>
       </w:r>
       <w:r>
         <w:rPr>
@@ -4612,9 +4710,97 @@
           <w:szCs w:val="28"/>
           <w:lang w:val="en-US"/>
         </w:rPr>
-        <w:t>-</w:t>
-      </w:r>
-      <w:r>
+        <w:t>Interaction Responsiveness</w:t>
+      </w:r>
+      <w:r>
+        <w:rPr>
+          <w:rFonts w:ascii="Arial" w:hAnsi="Arial" w:eastAsia="Arial" w:cs="Arial"/>
+          <w:noProof w:val="0"/>
+          <w:sz w:val="24"/>
+          <w:szCs w:val="24"/>
+          <w:lang w:val="en-US"/>
+        </w:rPr>
+        <w:t>.</w:t>
+      </w:r>
+      <w:r>
+        <w:rPr>
+          <w:rFonts w:ascii="Arial" w:hAnsi="Arial" w:eastAsia="Arial" w:cs="Arial"/>
+          <w:noProof w:val="0"/>
+          <w:sz w:val="24"/>
+          <w:szCs w:val="24"/>
+          <w:lang w:val="en-US"/>
+        </w:rPr>
+        <w:t xml:space="preserve"> </w:t>
+      </w:r>
+    </w:p>
+    <w:p>
+      <w:pPr>
+        <w:pStyle w:val="Normal"/>
+        <w:spacing w:before="240" w:beforeAutospacing="off" w:after="240" w:afterAutospacing="off"/>
+      </w:pPr>
+      <w:r>
+        <w:rPr>
+          <w:rFonts w:ascii="Arial" w:hAnsi="Arial" w:eastAsia="Arial" w:cs="Arial"/>
+          <w:noProof w:val="0"/>
+          <w:sz w:val="24"/>
+          <w:szCs w:val="24"/>
+          <w:lang w:val="en-US"/>
+        </w:rPr>
+        <w:t xml:space="preserve">When a user clicks a button, toggles a device, or moves a slider, the interface must </w:t>
+      </w:r>
+      <w:r>
+        <w:rPr>
+          <w:rFonts w:ascii="Arial" w:hAnsi="Arial" w:eastAsia="Arial" w:cs="Arial"/>
+          <w:noProof w:val="0"/>
+          <w:sz w:val="24"/>
+          <w:szCs w:val="24"/>
+          <w:lang w:val="en-US"/>
+        </w:rPr>
+        <w:t>immediately</w:t>
+      </w:r>
+      <w:r>
+        <w:rPr>
+          <w:rFonts w:ascii="Arial" w:hAnsi="Arial" w:eastAsia="Arial" w:cs="Arial"/>
+          <w:noProof w:val="0"/>
+          <w:sz w:val="24"/>
+          <w:szCs w:val="24"/>
+          <w:lang w:val="en-US"/>
+        </w:rPr>
+        <w:t xml:space="preserve"> show a visual change (for example, button highlight, loading indicator, or updated state).</w:t>
+      </w:r>
+    </w:p>
+    <w:p>
+      <w:pPr>
+        <w:pStyle w:val="Normal"/>
+        <w:spacing w:before="240" w:beforeAutospacing="off" w:after="240" w:afterAutospacing="off"/>
+      </w:pPr>
+      <w:r>
+        <w:rPr>
+          <w:rFonts w:ascii="Arial" w:hAnsi="Arial" w:eastAsia="Arial" w:cs="Arial"/>
+          <w:noProof w:val="0"/>
+          <w:sz w:val="24"/>
+          <w:szCs w:val="24"/>
+          <w:lang w:val="en-US"/>
+        </w:rPr>
+        <w:t>Device updates received from the House Server must appear automatically without requiring the user to refresh the page. This is implemented using Firebase Firestore real-time listeners, ensuring that device states and sensor values are synchronized with the interface instantly.</w:t>
+      </w:r>
+    </w:p>
+    <w:p>
+      <w:pPr>
+        <w:spacing w:before="240" w:beforeAutospacing="off" w:after="240" w:afterAutospacing="off"/>
+        <w:rPr>
+          <w:rFonts w:ascii="Arial" w:hAnsi="Arial" w:eastAsia="Arial" w:cs="Arial"/>
+          <w:noProof w:val="0"/>
+          <w:sz w:val="24"/>
+          <w:szCs w:val="24"/>
+          <w:lang w:val="en-US"/>
+        </w:rPr>
+      </w:pPr>
+    </w:p>
+    <w:p>
+      <w:pPr>
+        <w:pStyle w:val="Heading2"/>
+        <w:spacing w:before="299" w:beforeAutospacing="off" w:after="299" w:afterAutospacing="off"/>
         <w:rPr>
           <w:rFonts w:ascii="Arial" w:hAnsi="Arial" w:eastAsia="Arial" w:cs="Arial"/>
           <w:b w:val="1"/>
@@ -4625,70 +4811,8 @@
           <w:szCs w:val="28"/>
           <w:lang w:val="en-US"/>
         </w:rPr>
-        <w:t>Interaction Responsiveness</w:t>
-      </w:r>
-    </w:p>
-    <w:p>
-      <w:pPr>
-        <w:spacing w:before="240" w:beforeAutospacing="off" w:after="240" w:afterAutospacing="off"/>
-      </w:pPr>
-      <w:r>
-        <w:rPr>
-          <w:rFonts w:ascii="Arial" w:hAnsi="Arial" w:eastAsia="Arial" w:cs="Arial"/>
-          <w:noProof w:val="0"/>
-          <w:sz w:val="24"/>
-          <w:szCs w:val="24"/>
-          <w:lang w:val="en-US"/>
-        </w:rPr>
-        <w:t>The Web Unit must feel fast and responsive to the user.</w:t>
-      </w:r>
-    </w:p>
-    <w:p>
-      <w:pPr>
-        <w:spacing w:before="240" w:beforeAutospacing="off" w:after="240" w:afterAutospacing="off"/>
-      </w:pPr>
-      <w:r>
-        <w:rPr>
-          <w:rFonts w:ascii="Arial" w:hAnsi="Arial" w:eastAsia="Arial" w:cs="Arial"/>
-          <w:noProof w:val="0"/>
-          <w:sz w:val="24"/>
-          <w:szCs w:val="24"/>
-          <w:lang w:val="en-US"/>
-        </w:rPr>
-        <w:t>When a user clicks a button, toggles a device, or moves a slider, the interface must immediately show a visual change (for example, button highlight, loading indicator, or updated state).</w:t>
-      </w:r>
-    </w:p>
-    <w:p>
-      <w:pPr>
-        <w:spacing w:before="240" w:beforeAutospacing="off" w:after="240" w:afterAutospacing="off"/>
-      </w:pPr>
-      <w:r>
-        <w:rPr>
-          <w:rFonts w:ascii="Arial" w:hAnsi="Arial" w:eastAsia="Arial" w:cs="Arial"/>
-          <w:noProof w:val="0"/>
-          <w:sz w:val="24"/>
-          <w:szCs w:val="24"/>
-          <w:lang w:val="en-US"/>
-        </w:rPr>
-        <w:t>Device updates received from the House Server must appear automatically without requiring the user to refresh the page. This ensures that the Web interface always shows the current state of the house in real time.</w:t>
-      </w:r>
-    </w:p>
-    <w:p>
-      <w:pPr>
-        <w:spacing w:before="240" w:beforeAutospacing="off" w:after="240" w:afterAutospacing="off"/>
-        <w:rPr>
-          <w:rFonts w:ascii="Arial" w:hAnsi="Arial" w:eastAsia="Arial" w:cs="Arial"/>
-          <w:noProof w:val="0"/>
-          <w:sz w:val="24"/>
-          <w:szCs w:val="24"/>
-          <w:lang w:val="en-US"/>
-        </w:rPr>
-      </w:pPr>
-    </w:p>
-    <w:p>
-      <w:pPr>
-        <w:pStyle w:val="Heading2"/>
-        <w:spacing w:before="299" w:beforeAutospacing="off" w:after="299" w:afterAutospacing="off"/>
+      </w:pPr>
+      <w:r>
         <w:rPr>
           <w:rFonts w:ascii="Arial" w:hAnsi="Arial" w:eastAsia="Arial" w:cs="Arial"/>
           <w:b w:val="1"/>
@@ -4699,7 +4823,8 @@
           <w:szCs w:val="28"/>
           <w:lang w:val="en-US"/>
         </w:rPr>
-      </w:pPr>
+        <w:t xml:space="preserve">S14. Web Reliability </w:t>
+      </w:r>
       <w:r>
         <w:rPr>
           <w:rFonts w:ascii="Arial" w:hAnsi="Arial" w:eastAsia="Arial" w:cs="Arial"/>
@@ -4711,7 +4836,7 @@
           <w:szCs w:val="28"/>
           <w:lang w:val="en-US"/>
         </w:rPr>
-        <w:t xml:space="preserve">S14. Web Reliability </w:t>
+        <w:t>-</w:t>
       </w:r>
       <w:r>
         <w:rPr>
@@ -4724,24 +4849,27 @@
           <w:szCs w:val="28"/>
           <w:lang w:val="en-US"/>
         </w:rPr>
-        <w:t>-</w:t>
-      </w:r>
-      <w:r>
-        <w:rPr>
-          <w:rFonts w:ascii="Arial" w:hAnsi="Arial" w:eastAsia="Arial" w:cs="Arial"/>
-          <w:b w:val="1"/>
-          <w:bCs w:val="1"/>
+        <w:t xml:space="preserve"> Session &amp; Connection Stability</w:t>
+      </w:r>
+    </w:p>
+    <w:p>
+      <w:pPr>
+        <w:spacing w:before="240" w:beforeAutospacing="off" w:after="240" w:afterAutospacing="off"/>
+      </w:pPr>
+      <w:r>
+        <w:rPr>
+          <w:rFonts w:ascii="Arial" w:hAnsi="Arial" w:eastAsia="Arial" w:cs="Arial"/>
           <w:noProof w:val="0"/>
-          <w:color w:val="auto"/>
-          <w:sz w:val="28"/>
-          <w:szCs w:val="28"/>
-          <w:lang w:val="en-US"/>
-        </w:rPr>
-        <w:t xml:space="preserve"> Session &amp; Connection Stability</w:t>
+          <w:sz w:val="24"/>
+          <w:szCs w:val="24"/>
+          <w:lang w:val="en-US"/>
+        </w:rPr>
+        <w:t>The Web Unit must keep users logged in securely while they are using the system using Firebase Authentication. Protected pages such as the Hub must not be accessible without authentication.</w:t>
       </w:r>
     </w:p>
     <w:p>
       <w:pPr>
+        <w:pStyle w:val="Normal"/>
         <w:spacing w:before="240" w:beforeAutospacing="off" w:after="240" w:afterAutospacing="off"/>
       </w:pPr>
       <w:r>
@@ -4752,22 +4880,7 @@
           <w:szCs w:val="24"/>
           <w:lang w:val="en-US"/>
         </w:rPr>
-        <w:t>The Web Unit must keep the users logged in securely while they are using the system. Protected pages such as the Hub must not be accessible without authentication.</w:t>
-      </w:r>
-    </w:p>
-    <w:p>
-      <w:pPr>
-        <w:spacing w:before="240" w:beforeAutospacing="off" w:after="240" w:afterAutospacing="off"/>
-      </w:pPr>
-      <w:r>
-        <w:rPr>
-          <w:rFonts w:ascii="Arial" w:hAnsi="Arial" w:eastAsia="Arial" w:cs="Arial"/>
-          <w:noProof w:val="0"/>
-          <w:sz w:val="24"/>
-          <w:szCs w:val="24"/>
-          <w:lang w:val="en-US"/>
-        </w:rPr>
-        <w:t>If the connection to the House Server is lost, the Web Unit must:</w:t>
+        <w:t>If the connection to the cloud database is lost, the Web Unit must:</w:t>
       </w:r>
     </w:p>
     <w:p>
@@ -4775,7 +4888,7 @@
         <w:pStyle w:val="ListParagraph"/>
         <w:numPr>
           <w:ilvl w:val="0"/>
-          <w:numId w:val="2"/>
+          <w:numId w:val="5"/>
         </w:numPr>
         <w:spacing w:before="240" w:beforeAutospacing="off" w:after="240" w:afterAutospacing="off"/>
         <w:rPr>
@@ -4794,7 +4907,7 @@
           <w:szCs w:val="24"/>
           <w:lang w:val="en-US"/>
         </w:rPr>
-        <w:t>Show a clear connection status message (for example: "Disconnected" or "Reconnecting")</w:t>
+        <w:t>Show a clear connection status message (for example: Disconnected or Reconnecting)</w:t>
       </w:r>
     </w:p>
     <w:p>
@@ -4802,7 +4915,7 @@
         <w:pStyle w:val="ListParagraph"/>
         <w:numPr>
           <w:ilvl w:val="0"/>
-          <w:numId w:val="2"/>
+          <w:numId w:val="5"/>
         </w:numPr>
         <w:spacing w:before="240" w:beforeAutospacing="off" w:after="240" w:afterAutospacing="off"/>
         <w:rPr>
@@ -4829,7 +4942,7 @@
         <w:pStyle w:val="ListParagraph"/>
         <w:numPr>
           <w:ilvl w:val="0"/>
-          <w:numId w:val="2"/>
+          <w:numId w:val="5"/>
         </w:numPr>
         <w:spacing w:before="240" w:beforeAutospacing="off" w:after="240" w:afterAutospacing="off"/>
         <w:rPr>
@@ -4848,11 +4961,12 @@
           <w:szCs w:val="24"/>
           <w:lang w:val="en-US"/>
         </w:rPr>
-        <w:t>Try to reconnect automatically</w:t>
+        <w:t>Attempt automatic reconnection</w:t>
       </w:r>
     </w:p>
     <w:p>
       <w:pPr>
+        <w:pStyle w:val="Normal"/>
         <w:spacing w:before="240" w:beforeAutospacing="off" w:after="240" w:afterAutospacing="off"/>
       </w:pPr>
       <w:r>
@@ -4863,7 +4977,23 @@
           <w:szCs w:val="24"/>
           <w:lang w:val="en-US"/>
         </w:rPr>
-        <w:t>During reconnection, the system should keep showing the last known device state to avoid confusing the user.</w:t>
+        <w:t xml:space="preserve"> </w:t>
+      </w:r>
+    </w:p>
+    <w:p>
+      <w:pPr>
+        <w:pStyle w:val="Normal"/>
+        <w:spacing w:before="240" w:beforeAutospacing="off" w:after="240" w:afterAutospacing="off"/>
+      </w:pPr>
+      <w:r>
+        <w:rPr>
+          <w:rFonts w:ascii="Arial" w:hAnsi="Arial" w:eastAsia="Arial" w:cs="Arial"/>
+          <w:noProof w:val="0"/>
+          <w:sz w:val="24"/>
+          <w:szCs w:val="24"/>
+          <w:lang w:val="en-US"/>
+        </w:rPr>
+        <w:t>During reconnection, the system should continue displaying the last known device state to avoid confusing the user.</w:t>
       </w:r>
     </w:p>
     <w:p>
@@ -5534,6 +5664,118 @@
 
 <file path=word/numbering.xml><?xml version="1.0" encoding="utf-8"?>
 <w:numbering xmlns:w="http://schemas.openxmlformats.org/wordprocessingml/2006/main">
+  <w:abstractNum xmlns:w="http://schemas.openxmlformats.org/wordprocessingml/2006/main" w:abstractNumId="5">
+    <w:nsid w:val="716166d7"/>
+    <w:multiLevelType xmlns:w="http://schemas.openxmlformats.org/wordprocessingml/2006/main" w:val="hybridMultilevel"/>
+    <w:lvl xmlns:w="http://schemas.openxmlformats.org/wordprocessingml/2006/main" w:ilvl="0">
+      <w:start w:val="1"/>
+      <w:numFmt w:val="bullet"/>
+      <w:lvlText w:val=""/>
+      <w:lvlJc w:val="left"/>
+      <w:pPr>
+        <w:ind w:left="720" w:hanging="360"/>
+      </w:pPr>
+      <w:rPr>
+        <w:rFonts w:hint="default" w:ascii="Symbol" w:hAnsi="Symbol"/>
+      </w:rPr>
+    </w:lvl>
+    <w:lvl xmlns:w="http://schemas.openxmlformats.org/wordprocessingml/2006/main" w:ilvl="1">
+      <w:start w:val="1"/>
+      <w:numFmt w:val="bullet"/>
+      <w:lvlText w:val="o"/>
+      <w:lvlJc w:val="left"/>
+      <w:pPr>
+        <w:ind w:left="1440" w:hanging="360"/>
+      </w:pPr>
+      <w:rPr>
+        <w:rFonts w:hint="default" w:ascii="Courier New" w:hAnsi="Courier New"/>
+      </w:rPr>
+    </w:lvl>
+    <w:lvl xmlns:w="http://schemas.openxmlformats.org/wordprocessingml/2006/main" w:ilvl="2">
+      <w:start w:val="1"/>
+      <w:numFmt w:val="bullet"/>
+      <w:lvlText w:val=""/>
+      <w:lvlJc w:val="left"/>
+      <w:pPr>
+        <w:ind w:left="2160" w:hanging="360"/>
+      </w:pPr>
+      <w:rPr>
+        <w:rFonts w:hint="default" w:ascii="Wingdings" w:hAnsi="Wingdings"/>
+      </w:rPr>
+    </w:lvl>
+    <w:lvl xmlns:w="http://schemas.openxmlformats.org/wordprocessingml/2006/main" w:ilvl="3">
+      <w:start w:val="1"/>
+      <w:numFmt w:val="bullet"/>
+      <w:lvlText w:val=""/>
+      <w:lvlJc w:val="left"/>
+      <w:pPr>
+        <w:ind w:left="2880" w:hanging="360"/>
+      </w:pPr>
+      <w:rPr>
+        <w:rFonts w:hint="default" w:ascii="Symbol" w:hAnsi="Symbol"/>
+      </w:rPr>
+    </w:lvl>
+    <w:lvl xmlns:w="http://schemas.openxmlformats.org/wordprocessingml/2006/main" w:ilvl="4">
+      <w:start w:val="1"/>
+      <w:numFmt w:val="bullet"/>
+      <w:lvlText w:val="o"/>
+      <w:lvlJc w:val="left"/>
+      <w:pPr>
+        <w:ind w:left="3600" w:hanging="360"/>
+      </w:pPr>
+      <w:rPr>
+        <w:rFonts w:hint="default" w:ascii="Courier New" w:hAnsi="Courier New"/>
+      </w:rPr>
+    </w:lvl>
+    <w:lvl xmlns:w="http://schemas.openxmlformats.org/wordprocessingml/2006/main" w:ilvl="5">
+      <w:start w:val="1"/>
+      <w:numFmt w:val="bullet"/>
+      <w:lvlText w:val=""/>
+      <w:lvlJc w:val="left"/>
+      <w:pPr>
+        <w:ind w:left="4320" w:hanging="360"/>
+      </w:pPr>
+      <w:rPr>
+        <w:rFonts w:hint="default" w:ascii="Wingdings" w:hAnsi="Wingdings"/>
+      </w:rPr>
+    </w:lvl>
+    <w:lvl xmlns:w="http://schemas.openxmlformats.org/wordprocessingml/2006/main" w:ilvl="6">
+      <w:start w:val="1"/>
+      <w:numFmt w:val="bullet"/>
+      <w:lvlText w:val=""/>
+      <w:lvlJc w:val="left"/>
+      <w:pPr>
+        <w:ind w:left="5040" w:hanging="360"/>
+      </w:pPr>
+      <w:rPr>
+        <w:rFonts w:hint="default" w:ascii="Symbol" w:hAnsi="Symbol"/>
+      </w:rPr>
+    </w:lvl>
+    <w:lvl xmlns:w="http://schemas.openxmlformats.org/wordprocessingml/2006/main" w:ilvl="7">
+      <w:start w:val="1"/>
+      <w:numFmt w:val="bullet"/>
+      <w:lvlText w:val="o"/>
+      <w:lvlJc w:val="left"/>
+      <w:pPr>
+        <w:ind w:left="5760" w:hanging="360"/>
+      </w:pPr>
+      <w:rPr>
+        <w:rFonts w:hint="default" w:ascii="Courier New" w:hAnsi="Courier New"/>
+      </w:rPr>
+    </w:lvl>
+    <w:lvl xmlns:w="http://schemas.openxmlformats.org/wordprocessingml/2006/main" w:ilvl="8">
+      <w:start w:val="1"/>
+      <w:numFmt w:val="bullet"/>
+      <w:lvlText w:val=""/>
+      <w:lvlJc w:val="left"/>
+      <w:pPr>
+        <w:ind w:left="6480" w:hanging="360"/>
+      </w:pPr>
+      <w:rPr>
+        <w:rFonts w:hint="default" w:ascii="Wingdings" w:hAnsi="Wingdings"/>
+      </w:rPr>
+    </w:lvl>
+  </w:abstractNum>
   <w:abstractNum xmlns:w="http://schemas.openxmlformats.org/wordprocessingml/2006/main" w:abstractNumId="4">
     <w:nsid w:val="282e4a49"/>
     <w:multiLevelType xmlns:w="http://schemas.openxmlformats.org/wordprocessingml/2006/main" w:val="hybridMultilevel"/>
@@ -5955,6 +6197,9 @@
       </w:pPr>
     </w:lvl>
   </w:abstractNum>
+  <w:num w:numId="5">
+    <w:abstractNumId w:val="5"/>
+  </w:num>
   <w:num w:numId="4">
     <w:abstractNumId w:val="4"/>
   </w:num>

--- a/SG2_Units/SG2_Artefacts/SG2_SupplReqs.docx
+++ b/SG2_Units/SG2_Artefacts/SG2_SupplReqs.docx
@@ -1,31 +1,25 @@
 
 <file path=word/document.xml><?xml version="1.0" encoding="utf-8"?>
-<w:document xmlns:wpc="http://schemas.microsoft.com/office/word/2010/wordprocessingCanvas" xmlns:cx="http://schemas.microsoft.com/office/drawing/2014/chartex" xmlns:cx1="http://schemas.microsoft.com/office/drawing/2015/9/8/chartex" xmlns:cx2="http://schemas.microsoft.com/office/drawing/2015/10/21/chartex" xmlns:cx3="http://schemas.microsoft.com/office/drawing/2016/5/9/chartex" xmlns:cx4="http://schemas.microsoft.com/office/drawing/2016/5/10/chartex" xmlns:cx5="http://schemas.microsoft.com/office/drawing/2016/5/11/chartex" xmlns:cx6="http://schemas.microsoft.com/office/drawing/2016/5/12/chartex" xmlns:cx7="http://schemas.microsoft.com/office/drawing/2016/5/13/chartex" xmlns:cx8="http://schemas.microsoft.com/office/drawing/2016/5/14/chartex" xmlns:mc="http://schemas.openxmlformats.org/markup-compatibility/2006" xmlns:aink="http://schemas.microsoft.com/office/drawing/2016/ink" xmlns:am3d="http://schemas.microsoft.com/office/drawing/2017/model3d" xmlns:o="urn:schemas-microsoft-com:office:office" xmlns:oel="http://schemas.microsoft.com/office/2019/extlst" xmlns:r="http://schemas.openxmlformats.org/officeDocument/2006/relationships" xmlns:m="http://schemas.openxmlformats.org/officeDocument/2006/math" xmlns:v="urn:schemas-microsoft-com:vml" xmlns:wp14="http://schemas.microsoft.com/office/word/2010/wordprocessingDrawing" xmlns:wp="http://schemas.openxmlformats.org/drawingml/2006/wordprocessingDrawing" xmlns:w10="urn:schemas-microsoft-com:office:word" xmlns:w="http://schemas.openxmlformats.org/wordprocessingml/2006/main" xmlns:w14="http://schemas.microsoft.com/office/word/2010/wordml" xmlns:w15="http://schemas.microsoft.com/office/word/2012/wordml" xmlns:w16cex="http://schemas.microsoft.com/office/word/2018/wordml/cex" xmlns:w16cid="http://schemas.microsoft.com/office/word/2016/wordml/cid" xmlns:w16="http://schemas.microsoft.com/office/word/2018/wordml" xmlns:w16du="http://schemas.microsoft.com/office/word/2023/wordml/word16du" xmlns:w16sdtdh="http://schemas.microsoft.com/office/word/2020/wordml/sdtdatahash" xmlns:w16sdtfl="http://schemas.microsoft.com/office/word/2024/wordml/sdtformatlock" xmlns:w16se="http://schemas.microsoft.com/office/word/2015/wordml/symex" xmlns:wpg="http://schemas.microsoft.com/office/word/2010/wordprocessingGroup" xmlns:wpi="http://schemas.microsoft.com/office/word/2010/wordprocessingInk" xmlns:wne="http://schemas.microsoft.com/office/word/2006/wordml" xmlns:wps="http://schemas.microsoft.com/office/word/2010/wordprocessingShape" mc:Ignorable="w14 w15 w16se w16cid w16 w16cex w16sdtdh w16sdtfl w16du wp14">
+<w:document xmlns:wpc="http://schemas.microsoft.com/office/word/2010/wordprocessingCanvas" xmlns:cx="http://schemas.microsoft.com/office/drawing/2014/chartex" xmlns:cx1="http://schemas.microsoft.com/office/drawing/2015/9/8/chartex" xmlns:cx2="http://schemas.microsoft.com/office/drawing/2015/10/21/chartex" xmlns:cx3="http://schemas.microsoft.com/office/drawing/2016/5/9/chartex" xmlns:cx4="http://schemas.microsoft.com/office/drawing/2016/5/10/chartex" xmlns:cx5="http://schemas.microsoft.com/office/drawing/2016/5/11/chartex" xmlns:cx6="http://schemas.microsoft.com/office/drawing/2016/5/12/chartex" xmlns:cx7="http://schemas.microsoft.com/office/drawing/2016/5/13/chartex" xmlns:cx8="http://schemas.microsoft.com/office/drawing/2016/5/14/chartex" xmlns:mc="http://schemas.openxmlformats.org/markup-compatibility/2006" xmlns:aink="http://schemas.microsoft.com/office/drawing/2016/ink" xmlns:am3d="http://schemas.microsoft.com/office/drawing/2017/model3d" xmlns:o="urn:schemas-microsoft-com:office:office" xmlns:oel="http://schemas.microsoft.com/office/2019/extlst" xmlns:r="http://schemas.openxmlformats.org/officeDocument/2006/relationships" xmlns:m="http://schemas.openxmlformats.org/officeDocument/2006/math" xmlns:v="urn:schemas-microsoft-com:vml" xmlns:wp14="http://schemas.microsoft.com/office/word/2010/wordprocessingDrawing" xmlns:wp="http://schemas.openxmlformats.org/drawingml/2006/wordprocessingDrawing" xmlns:w10="urn:schemas-microsoft-com:office:word" xmlns:w="http://schemas.openxmlformats.org/wordprocessingml/2006/main" xmlns:w14="http://schemas.microsoft.com/office/word/2010/wordml" xmlns:w15="http://schemas.microsoft.com/office/word/2012/wordml" xmlns:w16cex="http://schemas.microsoft.com/office/word/2018/wordml/cex" xmlns:w16cid="http://schemas.microsoft.com/office/word/2016/wordml/cid" xmlns:w16="http://schemas.microsoft.com/office/word/2018/wordml" xmlns:w16du="http://schemas.microsoft.com/office/word/2023/wordml/word16du" xmlns:w16sdtdh="http://schemas.microsoft.com/office/word/2020/wordml/sdtdatahash" xmlns:w16sdtfl="http://schemas.microsoft.com/office/word/2024/wordml/sdtformatlock" xmlns:w16se="http://schemas.microsoft.com/office/word/2015/wordml/symex" xmlns:wpg="http://schemas.microsoft.com/office/word/2010/wordprocessingGroup" xmlns:wpi="http://schemas.microsoft.com/office/word/2010/wordprocessingInk" xmlns:wne="http://schemas.microsoft.com/office/word/2006/wordml" xmlns:wps="http://schemas.microsoft.com/office/word/2010/wordprocessingShape" xmlns:a="http://schemas.openxmlformats.org/drawingml/2006/main" xmlns:pic="http://schemas.openxmlformats.org/drawingml/2006/picture" xmlns:a14="http://schemas.microsoft.com/office/drawing/2010/main" mc:Ignorable="w14 w15 w16se w16cid w16 w16cex w16sdtdh w16sdtfl w16du wp14">
   <w:body>
     <w:p xmlns:wp14="http://schemas.microsoft.com/office/word/2010/wordml" wp14:textId="77777777">
       <w:pPr>
-        <w:pStyle w:val="Heading1"/>
+        <w:pStyle w:val="Title"/>
         <w:rPr>
           <w:rFonts w:ascii="Arial" w:hAnsi="Arial" w:eastAsia="Arial" w:cs="Arial"/>
           <w:lang w:val="en-GB"/>
         </w:rPr>
       </w:pPr>
       <w:r>
-        <w:rPr>
-          <w:rFonts w:ascii="Arial" w:hAnsi="Arial" w:eastAsia="Arial" w:cs="Arial"/>
-        </w:rPr>
+        <w:rPr/>
         <w:t xml:space="preserve">Supplementary </w:t>
       </w:r>
       <w:r>
-        <w:rPr>
-          <w:rFonts w:ascii="Arial" w:hAnsi="Arial" w:eastAsia="Arial" w:cs="Arial"/>
-        </w:rPr>
+        <w:rPr/>
         <w:t>Requirements Documentation</w:t>
       </w:r>
       <w:r>
-        <w:rPr>
-          <w:rFonts w:ascii="Arial" w:hAnsi="Arial" w:eastAsia="Arial" w:cs="Arial"/>
-        </w:rPr>
+        <w:rPr/>
         <w:t xml:space="preserve"> </w:t>
       </w:r>
     </w:p>
@@ -39,15 +33,17 @@
     </w:p>
     <w:p>
       <w:pPr>
-        <w:pStyle w:val="Heading1"/>
-        <w:rPr>
-          <w:rFonts w:ascii="Arial" w:hAnsi="Arial" w:eastAsia="Arial" w:cs="Arial"/>
+        <w:pStyle w:val="Subtitle"/>
+        <w:jc w:val="center"/>
+        <w:rPr>
+          <w:rFonts w:ascii="Arial" w:hAnsi="Arial" w:eastAsia="Arial" w:cs="Arial"/>
+          <w:color w:val="auto"/>
           <w:lang w:val="en-GB"/>
         </w:rPr>
       </w:pPr>
       <w:r>
         <w:rPr>
-          <w:rFonts w:ascii="Arial" w:hAnsi="Arial" w:eastAsia="Arial" w:cs="Arial"/>
+          <w:color w:val="auto"/>
         </w:rPr>
         <w:t>Interactive House - Subgroup 2: Units</w:t>
       </w:r>
@@ -60,6 +56,1136 @@
         </w:rPr>
       </w:pPr>
     </w:p>
+    <w:sdt>
+      <w:sdtPr>
+        <w:id w:val="624384068"/>
+        <w:docPartObj>
+          <w:docPartGallery w:val="Table of Contents"/>
+          <w:docPartUnique/>
+        </w:docPartObj>
+      </w:sdtPr>
+      <w:sdtContent>
+        <w:p>
+          <w:pPr>
+            <w:pStyle w:val="TOC1"/>
+            <w:tabs>
+              <w:tab w:val="right" w:leader="dot" w:pos="9060"/>
+            </w:tabs>
+            <w:bidi w:val="0"/>
+            <w:rPr>
+              <w:rStyle w:val="Hyperlink"/>
+            </w:rPr>
+          </w:pPr>
+          <w:r>
+            <w:fldChar w:fldCharType="begin"/>
+          </w:r>
+          <w:r>
+            <w:instrText xml:space="preserve">TOC \o "1-9" \z \u \h</w:instrText>
+          </w:r>
+          <w:r>
+            <w:fldChar w:fldCharType="separate"/>
+          </w:r>
+          <w:hyperlink w:anchor="_Toc2054798941">
+            <w:r>
+              <w:rPr>
+                <w:rStyle w:val="Hyperlink"/>
+              </w:rPr>
+              <w:t>Revision History</w:t>
+            </w:r>
+            <w:r>
+              <w:tab/>
+            </w:r>
+            <w:r>
+              <w:fldChar w:fldCharType="begin"/>
+            </w:r>
+            <w:r>
+              <w:instrText xml:space="preserve">PAGEREF _Toc2054798941 \h</w:instrText>
+            </w:r>
+            <w:r>
+              <w:fldChar w:fldCharType="separate"/>
+            </w:r>
+            <w:r>
+              <w:rPr>
+                <w:rStyle w:val="Hyperlink"/>
+              </w:rPr>
+              <w:t>1</w:t>
+            </w:r>
+            <w:r>
+              <w:fldChar w:fldCharType="end"/>
+            </w:r>
+          </w:hyperlink>
+        </w:p>
+        <w:p>
+          <w:pPr>
+            <w:pStyle w:val="TOC1"/>
+            <w:tabs>
+              <w:tab w:val="right" w:leader="dot" w:pos="9060"/>
+            </w:tabs>
+            <w:bidi w:val="0"/>
+            <w:rPr>
+              <w:rStyle w:val="Hyperlink"/>
+            </w:rPr>
+          </w:pPr>
+          <w:hyperlink w:anchor="_Toc444839706">
+            <w:r>
+              <w:rPr>
+                <w:rStyle w:val="Hyperlink"/>
+              </w:rPr>
+              <w:t>Supplementary Requirements List</w:t>
+            </w:r>
+            <w:r>
+              <w:tab/>
+            </w:r>
+            <w:r>
+              <w:fldChar w:fldCharType="begin"/>
+            </w:r>
+            <w:r>
+              <w:instrText xml:space="preserve">PAGEREF _Toc444839706 \h</w:instrText>
+            </w:r>
+            <w:r>
+              <w:fldChar w:fldCharType="separate"/>
+            </w:r>
+            <w:r>
+              <w:rPr>
+                <w:rStyle w:val="Hyperlink"/>
+              </w:rPr>
+              <w:t>2</w:t>
+            </w:r>
+            <w:r>
+              <w:fldChar w:fldCharType="end"/>
+            </w:r>
+          </w:hyperlink>
+        </w:p>
+        <w:p>
+          <w:pPr>
+            <w:pStyle w:val="TOC1"/>
+            <w:tabs>
+              <w:tab w:val="right" w:leader="dot" w:pos="9060"/>
+            </w:tabs>
+            <w:bidi w:val="0"/>
+            <w:rPr>
+              <w:rStyle w:val="Hyperlink"/>
+            </w:rPr>
+          </w:pPr>
+          <w:hyperlink w:anchor="_Toc1177306456">
+            <w:r>
+              <w:rPr>
+                <w:rStyle w:val="Hyperlink"/>
+              </w:rPr>
+              <w:t>Supplementary Requirements Descriptions</w:t>
+            </w:r>
+            <w:r>
+              <w:tab/>
+            </w:r>
+            <w:r>
+              <w:fldChar w:fldCharType="begin"/>
+            </w:r>
+            <w:r>
+              <w:instrText xml:space="preserve">PAGEREF _Toc1177306456 \h</w:instrText>
+            </w:r>
+            <w:r>
+              <w:fldChar w:fldCharType="separate"/>
+            </w:r>
+            <w:r>
+              <w:rPr>
+                <w:rStyle w:val="Hyperlink"/>
+              </w:rPr>
+              <w:t>3</w:t>
+            </w:r>
+            <w:r>
+              <w:fldChar w:fldCharType="end"/>
+            </w:r>
+          </w:hyperlink>
+        </w:p>
+        <w:p>
+          <w:pPr>
+            <w:pStyle w:val="TOC2"/>
+            <w:tabs>
+              <w:tab w:val="right" w:leader="dot" w:pos="9060"/>
+            </w:tabs>
+            <w:bidi w:val="0"/>
+            <w:rPr>
+              <w:rStyle w:val="Hyperlink"/>
+            </w:rPr>
+          </w:pPr>
+          <w:hyperlink w:anchor="_Toc1354676553">
+            <w:r>
+              <w:rPr>
+                <w:rStyle w:val="Hyperlink"/>
+              </w:rPr>
+              <w:t>1. General</w:t>
+            </w:r>
+            <w:r>
+              <w:tab/>
+            </w:r>
+            <w:r>
+              <w:fldChar w:fldCharType="begin"/>
+            </w:r>
+            <w:r>
+              <w:instrText xml:space="preserve">PAGEREF _Toc1354676553 \h</w:instrText>
+            </w:r>
+            <w:r>
+              <w:fldChar w:fldCharType="separate"/>
+            </w:r>
+            <w:r>
+              <w:rPr>
+                <w:rStyle w:val="Hyperlink"/>
+              </w:rPr>
+              <w:t>3</w:t>
+            </w:r>
+            <w:r>
+              <w:fldChar w:fldCharType="end"/>
+            </w:r>
+          </w:hyperlink>
+        </w:p>
+        <w:p>
+          <w:pPr>
+            <w:pStyle w:val="TOC3"/>
+            <w:tabs>
+              <w:tab w:val="right" w:leader="dot" w:pos="9060"/>
+            </w:tabs>
+            <w:bidi w:val="0"/>
+            <w:rPr>
+              <w:rStyle w:val="Hyperlink"/>
+            </w:rPr>
+          </w:pPr>
+          <w:hyperlink w:anchor="_Toc1801439506">
+            <w:r>
+              <w:rPr>
+                <w:rStyle w:val="Hyperlink"/>
+              </w:rPr>
+              <w:t>S1. Usability, Accessibility &amp; Independence</w:t>
+            </w:r>
+            <w:r>
+              <w:tab/>
+            </w:r>
+            <w:r>
+              <w:fldChar w:fldCharType="begin"/>
+            </w:r>
+            <w:r>
+              <w:instrText xml:space="preserve">PAGEREF _Toc1801439506 \h</w:instrText>
+            </w:r>
+            <w:r>
+              <w:fldChar w:fldCharType="separate"/>
+            </w:r>
+            <w:r>
+              <w:rPr>
+                <w:rStyle w:val="Hyperlink"/>
+              </w:rPr>
+              <w:t>3</w:t>
+            </w:r>
+            <w:r>
+              <w:fldChar w:fldCharType="end"/>
+            </w:r>
+          </w:hyperlink>
+        </w:p>
+        <w:p>
+          <w:pPr>
+            <w:pStyle w:val="TOC3"/>
+            <w:tabs>
+              <w:tab w:val="right" w:leader="dot" w:pos="9060"/>
+            </w:tabs>
+            <w:bidi w:val="0"/>
+            <w:rPr>
+              <w:rStyle w:val="Hyperlink"/>
+            </w:rPr>
+          </w:pPr>
+          <w:hyperlink w:anchor="_Toc822474134">
+            <w:r>
+              <w:rPr>
+                <w:rStyle w:val="Hyperlink"/>
+              </w:rPr>
+              <w:t>S2. Reliability - Synchronized State</w:t>
+            </w:r>
+            <w:r>
+              <w:tab/>
+            </w:r>
+            <w:r>
+              <w:fldChar w:fldCharType="begin"/>
+            </w:r>
+            <w:r>
+              <w:instrText xml:space="preserve">PAGEREF _Toc822474134 \h</w:instrText>
+            </w:r>
+            <w:r>
+              <w:fldChar w:fldCharType="separate"/>
+            </w:r>
+            <w:r>
+              <w:rPr>
+                <w:rStyle w:val="Hyperlink"/>
+              </w:rPr>
+              <w:t>3</w:t>
+            </w:r>
+            <w:r>
+              <w:fldChar w:fldCharType="end"/>
+            </w:r>
+          </w:hyperlink>
+        </w:p>
+        <w:p>
+          <w:pPr>
+            <w:pStyle w:val="TOC3"/>
+            <w:tabs>
+              <w:tab w:val="right" w:leader="dot" w:pos="9060"/>
+            </w:tabs>
+            <w:bidi w:val="0"/>
+            <w:rPr>
+              <w:rStyle w:val="Hyperlink"/>
+            </w:rPr>
+          </w:pPr>
+          <w:hyperlink w:anchor="_Toc2069447338">
+            <w:r>
+              <w:rPr>
+                <w:rStyle w:val="Hyperlink"/>
+              </w:rPr>
+              <w:t>S3. Performance - Interaction Latency</w:t>
+            </w:r>
+            <w:r>
+              <w:tab/>
+            </w:r>
+            <w:r>
+              <w:fldChar w:fldCharType="begin"/>
+            </w:r>
+            <w:r>
+              <w:instrText xml:space="preserve">PAGEREF _Toc2069447338 \h</w:instrText>
+            </w:r>
+            <w:r>
+              <w:fldChar w:fldCharType="separate"/>
+            </w:r>
+            <w:r>
+              <w:rPr>
+                <w:rStyle w:val="Hyperlink"/>
+              </w:rPr>
+              <w:t>3</w:t>
+            </w:r>
+            <w:r>
+              <w:fldChar w:fldCharType="end"/>
+            </w:r>
+          </w:hyperlink>
+        </w:p>
+        <w:p>
+          <w:pPr>
+            <w:pStyle w:val="TOC3"/>
+            <w:tabs>
+              <w:tab w:val="right" w:leader="dot" w:pos="9060"/>
+            </w:tabs>
+            <w:bidi w:val="0"/>
+            <w:rPr>
+              <w:rStyle w:val="Hyperlink"/>
+            </w:rPr>
+          </w:pPr>
+          <w:hyperlink w:anchor="_Toc1167050172">
+            <w:r>
+              <w:rPr>
+                <w:rStyle w:val="Hyperlink"/>
+              </w:rPr>
+              <w:t>S4. User Interface - Dynamic Scalability</w:t>
+            </w:r>
+            <w:r>
+              <w:tab/>
+            </w:r>
+            <w:r>
+              <w:fldChar w:fldCharType="begin"/>
+            </w:r>
+            <w:r>
+              <w:instrText xml:space="preserve">PAGEREF _Toc1167050172 \h</w:instrText>
+            </w:r>
+            <w:r>
+              <w:fldChar w:fldCharType="separate"/>
+            </w:r>
+            <w:r>
+              <w:rPr>
+                <w:rStyle w:val="Hyperlink"/>
+              </w:rPr>
+              <w:t>3</w:t>
+            </w:r>
+            <w:r>
+              <w:fldChar w:fldCharType="end"/>
+            </w:r>
+          </w:hyperlink>
+        </w:p>
+        <w:p>
+          <w:pPr>
+            <w:pStyle w:val="TOC3"/>
+            <w:tabs>
+              <w:tab w:val="right" w:leader="dot" w:pos="9060"/>
+            </w:tabs>
+            <w:bidi w:val="0"/>
+            <w:rPr>
+              <w:rStyle w:val="Hyperlink"/>
+            </w:rPr>
+          </w:pPr>
+          <w:hyperlink w:anchor="_Toc485062948">
+            <w:r>
+              <w:rPr>
+                <w:rStyle w:val="Hyperlink"/>
+              </w:rPr>
+              <w:t>S5. Hardware Requirements - Multi-modal Input</w:t>
+            </w:r>
+            <w:r>
+              <w:tab/>
+            </w:r>
+            <w:r>
+              <w:fldChar w:fldCharType="begin"/>
+            </w:r>
+            <w:r>
+              <w:instrText xml:space="preserve">PAGEREF _Toc485062948 \h</w:instrText>
+            </w:r>
+            <w:r>
+              <w:fldChar w:fldCharType="separate"/>
+            </w:r>
+            <w:r>
+              <w:rPr>
+                <w:rStyle w:val="Hyperlink"/>
+              </w:rPr>
+              <w:t>3</w:t>
+            </w:r>
+            <w:r>
+              <w:fldChar w:fldCharType="end"/>
+            </w:r>
+          </w:hyperlink>
+        </w:p>
+        <w:p>
+          <w:pPr>
+            <w:pStyle w:val="TOC3"/>
+            <w:tabs>
+              <w:tab w:val="right" w:leader="dot" w:pos="9060"/>
+            </w:tabs>
+            <w:bidi w:val="0"/>
+            <w:rPr>
+              <w:rStyle w:val="Hyperlink"/>
+            </w:rPr>
+          </w:pPr>
+          <w:hyperlink w:anchor="_Toc845035087">
+            <w:r>
+              <w:rPr>
+                <w:rStyle w:val="Hyperlink"/>
+              </w:rPr>
+              <w:t>S6. Design Language</w:t>
+            </w:r>
+            <w:r>
+              <w:tab/>
+            </w:r>
+            <w:r>
+              <w:fldChar w:fldCharType="begin"/>
+            </w:r>
+            <w:r>
+              <w:instrText xml:space="preserve">PAGEREF _Toc845035087 \h</w:instrText>
+            </w:r>
+            <w:r>
+              <w:fldChar w:fldCharType="separate"/>
+            </w:r>
+            <w:r>
+              <w:rPr>
+                <w:rStyle w:val="Hyperlink"/>
+              </w:rPr>
+              <w:t>4</w:t>
+            </w:r>
+            <w:r>
+              <w:fldChar w:fldCharType="end"/>
+            </w:r>
+          </w:hyperlink>
+        </w:p>
+        <w:p>
+          <w:pPr>
+            <w:pStyle w:val="TOC3"/>
+            <w:tabs>
+              <w:tab w:val="right" w:leader="dot" w:pos="9060"/>
+            </w:tabs>
+            <w:bidi w:val="0"/>
+            <w:rPr>
+              <w:rStyle w:val="Hyperlink"/>
+            </w:rPr>
+          </w:pPr>
+          <w:hyperlink w:anchor="_Toc125376332">
+            <w:r>
+              <w:rPr>
+                <w:rStyle w:val="Hyperlink"/>
+              </w:rPr>
+              <w:t>S7. Implementation Platform</w:t>
+            </w:r>
+            <w:r>
+              <w:tab/>
+            </w:r>
+            <w:r>
+              <w:fldChar w:fldCharType="begin"/>
+            </w:r>
+            <w:r>
+              <w:instrText xml:space="preserve">PAGEREF _Toc125376332 \h</w:instrText>
+            </w:r>
+            <w:r>
+              <w:fldChar w:fldCharType="separate"/>
+            </w:r>
+            <w:r>
+              <w:rPr>
+                <w:rStyle w:val="Hyperlink"/>
+              </w:rPr>
+              <w:t>4</w:t>
+            </w:r>
+            <w:r>
+              <w:fldChar w:fldCharType="end"/>
+            </w:r>
+          </w:hyperlink>
+        </w:p>
+        <w:p>
+          <w:pPr>
+            <w:pStyle w:val="TOC3"/>
+            <w:tabs>
+              <w:tab w:val="right" w:leader="dot" w:pos="9060"/>
+            </w:tabs>
+            <w:bidi w:val="0"/>
+            <w:rPr>
+              <w:rStyle w:val="Hyperlink"/>
+            </w:rPr>
+          </w:pPr>
+          <w:hyperlink w:anchor="_Toc1608273856">
+            <w:r>
+              <w:rPr>
+                <w:rStyle w:val="Hyperlink"/>
+              </w:rPr>
+              <w:t>S8. Local Persistence – Offline Mode Mock-up</w:t>
+            </w:r>
+            <w:r>
+              <w:tab/>
+            </w:r>
+            <w:r>
+              <w:fldChar w:fldCharType="begin"/>
+            </w:r>
+            <w:r>
+              <w:instrText xml:space="preserve">PAGEREF _Toc1608273856 \h</w:instrText>
+            </w:r>
+            <w:r>
+              <w:fldChar w:fldCharType="separate"/>
+            </w:r>
+            <w:r>
+              <w:rPr>
+                <w:rStyle w:val="Hyperlink"/>
+              </w:rPr>
+              <w:t>4</w:t>
+            </w:r>
+            <w:r>
+              <w:fldChar w:fldCharType="end"/>
+            </w:r>
+          </w:hyperlink>
+        </w:p>
+        <w:p>
+          <w:pPr>
+            <w:pStyle w:val="TOC2"/>
+            <w:tabs>
+              <w:tab w:val="right" w:leader="dot" w:pos="9060"/>
+            </w:tabs>
+            <w:bidi w:val="0"/>
+            <w:rPr>
+              <w:rStyle w:val="Hyperlink"/>
+            </w:rPr>
+          </w:pPr>
+          <w:hyperlink w:anchor="_Toc899626262">
+            <w:r>
+              <w:rPr>
+                <w:rStyle w:val="Hyperlink"/>
+              </w:rPr>
+              <w:t>2. Mobile</w:t>
+            </w:r>
+            <w:r>
+              <w:tab/>
+            </w:r>
+            <w:r>
+              <w:fldChar w:fldCharType="begin"/>
+            </w:r>
+            <w:r>
+              <w:instrText xml:space="preserve">PAGEREF _Toc899626262 \h</w:instrText>
+            </w:r>
+            <w:r>
+              <w:fldChar w:fldCharType="separate"/>
+            </w:r>
+            <w:r>
+              <w:rPr>
+                <w:rStyle w:val="Hyperlink"/>
+              </w:rPr>
+              <w:t>4</w:t>
+            </w:r>
+            <w:r>
+              <w:fldChar w:fldCharType="end"/>
+            </w:r>
+          </w:hyperlink>
+        </w:p>
+        <w:p>
+          <w:pPr>
+            <w:pStyle w:val="TOC3"/>
+            <w:tabs>
+              <w:tab w:val="right" w:leader="dot" w:pos="9060"/>
+            </w:tabs>
+            <w:bidi w:val="0"/>
+            <w:rPr>
+              <w:rStyle w:val="Hyperlink"/>
+            </w:rPr>
+          </w:pPr>
+          <w:hyperlink w:anchor="_Toc1518168577">
+            <w:r>
+              <w:rPr>
+                <w:rStyle w:val="Hyperlink"/>
+              </w:rPr>
+              <w:t>S9. Mobile Performance - Native Thread Responsiveness</w:t>
+            </w:r>
+            <w:r>
+              <w:tab/>
+            </w:r>
+            <w:r>
+              <w:fldChar w:fldCharType="begin"/>
+            </w:r>
+            <w:r>
+              <w:instrText xml:space="preserve">PAGEREF _Toc1518168577 \h</w:instrText>
+            </w:r>
+            <w:r>
+              <w:fldChar w:fldCharType="separate"/>
+            </w:r>
+            <w:r>
+              <w:rPr>
+                <w:rStyle w:val="Hyperlink"/>
+              </w:rPr>
+              <w:t>4</w:t>
+            </w:r>
+            <w:r>
+              <w:fldChar w:fldCharType="end"/>
+            </w:r>
+          </w:hyperlink>
+        </w:p>
+        <w:p>
+          <w:pPr>
+            <w:pStyle w:val="TOC3"/>
+            <w:tabs>
+              <w:tab w:val="right" w:leader="dot" w:pos="9060"/>
+            </w:tabs>
+            <w:bidi w:val="0"/>
+            <w:rPr>
+              <w:rStyle w:val="Hyperlink"/>
+            </w:rPr>
+          </w:pPr>
+          <w:hyperlink w:anchor="_Toc1275058012">
+            <w:r>
+              <w:rPr>
+                <w:rStyle w:val="Hyperlink"/>
+              </w:rPr>
+              <w:t>S10. Mobile Reliability - Connectivity Transition (WiFi/Cellular)</w:t>
+            </w:r>
+            <w:r>
+              <w:tab/>
+            </w:r>
+            <w:r>
+              <w:fldChar w:fldCharType="begin"/>
+            </w:r>
+            <w:r>
+              <w:instrText xml:space="preserve">PAGEREF _Toc1275058012 \h</w:instrText>
+            </w:r>
+            <w:r>
+              <w:fldChar w:fldCharType="separate"/>
+            </w:r>
+            <w:r>
+              <w:rPr>
+                <w:rStyle w:val="Hyperlink"/>
+              </w:rPr>
+              <w:t>4</w:t>
+            </w:r>
+            <w:r>
+              <w:fldChar w:fldCharType="end"/>
+            </w:r>
+          </w:hyperlink>
+        </w:p>
+        <w:p>
+          <w:pPr>
+            <w:pStyle w:val="TOC3"/>
+            <w:tabs>
+              <w:tab w:val="right" w:leader="dot" w:pos="9060"/>
+            </w:tabs>
+            <w:bidi w:val="0"/>
+            <w:rPr>
+              <w:rStyle w:val="Hyperlink"/>
+            </w:rPr>
+          </w:pPr>
+          <w:hyperlink w:anchor="_Toc1093407082">
+            <w:r>
+              <w:rPr>
+                <w:rStyle w:val="Hyperlink"/>
+              </w:rPr>
+              <w:t>S11. Mobile Resource Management - Battery Efficiency</w:t>
+            </w:r>
+            <w:r>
+              <w:tab/>
+            </w:r>
+            <w:r>
+              <w:fldChar w:fldCharType="begin"/>
+            </w:r>
+            <w:r>
+              <w:instrText xml:space="preserve">PAGEREF _Toc1093407082 \h</w:instrText>
+            </w:r>
+            <w:r>
+              <w:fldChar w:fldCharType="separate"/>
+            </w:r>
+            <w:r>
+              <w:rPr>
+                <w:rStyle w:val="Hyperlink"/>
+              </w:rPr>
+              <w:t>5</w:t>
+            </w:r>
+            <w:r>
+              <w:fldChar w:fldCharType="end"/>
+            </w:r>
+          </w:hyperlink>
+        </w:p>
+        <w:p>
+          <w:pPr>
+            <w:pStyle w:val="TOC3"/>
+            <w:tabs>
+              <w:tab w:val="right" w:leader="dot" w:pos="9060"/>
+            </w:tabs>
+            <w:bidi w:val="0"/>
+            <w:rPr>
+              <w:rStyle w:val="Hyperlink"/>
+            </w:rPr>
+          </w:pPr>
+          <w:hyperlink w:anchor="_Toc302963595">
+            <w:r>
+              <w:rPr>
+                <w:rStyle w:val="Hyperlink"/>
+              </w:rPr>
+              <w:t>S12. Mobile Accessibility - Screen Reader &amp; Voiceover</w:t>
+            </w:r>
+            <w:r>
+              <w:tab/>
+            </w:r>
+            <w:r>
+              <w:fldChar w:fldCharType="begin"/>
+            </w:r>
+            <w:r>
+              <w:instrText xml:space="preserve">PAGEREF _Toc302963595 \h</w:instrText>
+            </w:r>
+            <w:r>
+              <w:fldChar w:fldCharType="separate"/>
+            </w:r>
+            <w:r>
+              <w:rPr>
+                <w:rStyle w:val="Hyperlink"/>
+              </w:rPr>
+              <w:t>5</w:t>
+            </w:r>
+            <w:r>
+              <w:fldChar w:fldCharType="end"/>
+            </w:r>
+          </w:hyperlink>
+        </w:p>
+        <w:p>
+          <w:pPr>
+            <w:pStyle w:val="TOC2"/>
+            <w:tabs>
+              <w:tab w:val="right" w:leader="dot" w:pos="9060"/>
+            </w:tabs>
+            <w:bidi w:val="0"/>
+            <w:rPr>
+              <w:rStyle w:val="Hyperlink"/>
+            </w:rPr>
+          </w:pPr>
+          <w:hyperlink w:anchor="_Toc754556235">
+            <w:r>
+              <w:rPr>
+                <w:rStyle w:val="Hyperlink"/>
+              </w:rPr>
+              <w:t>3. Web</w:t>
+            </w:r>
+            <w:r>
+              <w:tab/>
+            </w:r>
+            <w:r>
+              <w:fldChar w:fldCharType="begin"/>
+            </w:r>
+            <w:r>
+              <w:instrText xml:space="preserve">PAGEREF _Toc754556235 \h</w:instrText>
+            </w:r>
+            <w:r>
+              <w:fldChar w:fldCharType="separate"/>
+            </w:r>
+            <w:r>
+              <w:rPr>
+                <w:rStyle w:val="Hyperlink"/>
+              </w:rPr>
+              <w:t>5</w:t>
+            </w:r>
+            <w:r>
+              <w:fldChar w:fldCharType="end"/>
+            </w:r>
+          </w:hyperlink>
+        </w:p>
+        <w:p>
+          <w:pPr>
+            <w:pStyle w:val="TOC3"/>
+            <w:tabs>
+              <w:tab w:val="right" w:leader="dot" w:pos="9060"/>
+            </w:tabs>
+            <w:bidi w:val="0"/>
+            <w:rPr>
+              <w:rStyle w:val="Hyperlink"/>
+            </w:rPr>
+          </w:pPr>
+          <w:hyperlink w:anchor="_Toc524724359">
+            <w:r>
+              <w:rPr>
+                <w:rStyle w:val="Hyperlink"/>
+              </w:rPr>
+              <w:t>S13. Web Performance - Interaction Responsiveness</w:t>
+            </w:r>
+            <w:r>
+              <w:tab/>
+            </w:r>
+            <w:r>
+              <w:fldChar w:fldCharType="begin"/>
+            </w:r>
+            <w:r>
+              <w:instrText xml:space="preserve">PAGEREF _Toc524724359 \h</w:instrText>
+            </w:r>
+            <w:r>
+              <w:fldChar w:fldCharType="separate"/>
+            </w:r>
+            <w:r>
+              <w:rPr>
+                <w:rStyle w:val="Hyperlink"/>
+              </w:rPr>
+              <w:t>5</w:t>
+            </w:r>
+            <w:r>
+              <w:fldChar w:fldCharType="end"/>
+            </w:r>
+          </w:hyperlink>
+        </w:p>
+        <w:p>
+          <w:pPr>
+            <w:pStyle w:val="TOC3"/>
+            <w:tabs>
+              <w:tab w:val="right" w:leader="dot" w:pos="9060"/>
+            </w:tabs>
+            <w:bidi w:val="0"/>
+            <w:rPr>
+              <w:rStyle w:val="Hyperlink"/>
+            </w:rPr>
+          </w:pPr>
+          <w:hyperlink w:anchor="_Toc2121336365">
+            <w:r>
+              <w:rPr>
+                <w:rStyle w:val="Hyperlink"/>
+              </w:rPr>
+              <w:t>S14. Web Reliability - Session &amp; Connection Stability</w:t>
+            </w:r>
+            <w:r>
+              <w:tab/>
+            </w:r>
+            <w:r>
+              <w:fldChar w:fldCharType="begin"/>
+            </w:r>
+            <w:r>
+              <w:instrText xml:space="preserve">PAGEREF _Toc2121336365 \h</w:instrText>
+            </w:r>
+            <w:r>
+              <w:fldChar w:fldCharType="separate"/>
+            </w:r>
+            <w:r>
+              <w:rPr>
+                <w:rStyle w:val="Hyperlink"/>
+              </w:rPr>
+              <w:t>5</w:t>
+            </w:r>
+            <w:r>
+              <w:fldChar w:fldCharType="end"/>
+            </w:r>
+          </w:hyperlink>
+        </w:p>
+        <w:p>
+          <w:pPr>
+            <w:pStyle w:val="TOC3"/>
+            <w:tabs>
+              <w:tab w:val="right" w:leader="dot" w:pos="9060"/>
+            </w:tabs>
+            <w:bidi w:val="0"/>
+            <w:rPr>
+              <w:rStyle w:val="Hyperlink"/>
+            </w:rPr>
+          </w:pPr>
+          <w:hyperlink w:anchor="_Toc1464881485">
+            <w:r>
+              <w:rPr>
+                <w:rStyle w:val="Hyperlink"/>
+              </w:rPr>
+              <w:t>S15. Web Accessibility - Browser Assistive Support</w:t>
+            </w:r>
+            <w:r>
+              <w:tab/>
+            </w:r>
+            <w:r>
+              <w:fldChar w:fldCharType="begin"/>
+            </w:r>
+            <w:r>
+              <w:instrText xml:space="preserve">PAGEREF _Toc1464881485 \h</w:instrText>
+            </w:r>
+            <w:r>
+              <w:fldChar w:fldCharType="separate"/>
+            </w:r>
+            <w:r>
+              <w:rPr>
+                <w:rStyle w:val="Hyperlink"/>
+              </w:rPr>
+              <w:t>6</w:t>
+            </w:r>
+            <w:r>
+              <w:fldChar w:fldCharType="end"/>
+            </w:r>
+          </w:hyperlink>
+        </w:p>
+        <w:p>
+          <w:pPr>
+            <w:pStyle w:val="TOC3"/>
+            <w:tabs>
+              <w:tab w:val="right" w:leader="dot" w:pos="9060"/>
+            </w:tabs>
+            <w:bidi w:val="0"/>
+            <w:rPr>
+              <w:rStyle w:val="Hyperlink"/>
+            </w:rPr>
+          </w:pPr>
+          <w:hyperlink w:anchor="_Toc123060915">
+            <w:r>
+              <w:rPr>
+                <w:rStyle w:val="Hyperlink"/>
+              </w:rPr>
+              <w:t>S16. Web Responsive Layout - Multi Screen Adaptation</w:t>
+            </w:r>
+            <w:r>
+              <w:tab/>
+            </w:r>
+            <w:r>
+              <w:fldChar w:fldCharType="begin"/>
+            </w:r>
+            <w:r>
+              <w:instrText xml:space="preserve">PAGEREF _Toc123060915 \h</w:instrText>
+            </w:r>
+            <w:r>
+              <w:fldChar w:fldCharType="separate"/>
+            </w:r>
+            <w:r>
+              <w:rPr>
+                <w:rStyle w:val="Hyperlink"/>
+              </w:rPr>
+              <w:t>6</w:t>
+            </w:r>
+            <w:r>
+              <w:fldChar w:fldCharType="end"/>
+            </w:r>
+          </w:hyperlink>
+        </w:p>
+        <w:p>
+          <w:pPr>
+            <w:pStyle w:val="TOC3"/>
+            <w:tabs>
+              <w:tab w:val="right" w:leader="dot" w:pos="9060"/>
+            </w:tabs>
+            <w:bidi w:val="0"/>
+            <w:rPr>
+              <w:rStyle w:val="Hyperlink"/>
+            </w:rPr>
+          </w:pPr>
+          <w:hyperlink w:anchor="_Toc806419928">
+            <w:r>
+              <w:rPr>
+                <w:rStyle w:val="Hyperlink"/>
+              </w:rPr>
+              <w:t>S17. Web Accessibility – Color Blind Mode – Desirable</w:t>
+            </w:r>
+            <w:r>
+              <w:tab/>
+            </w:r>
+            <w:r>
+              <w:fldChar w:fldCharType="begin"/>
+            </w:r>
+            <w:r>
+              <w:instrText xml:space="preserve">PAGEREF _Toc806419928 \h</w:instrText>
+            </w:r>
+            <w:r>
+              <w:fldChar w:fldCharType="separate"/>
+            </w:r>
+            <w:r>
+              <w:rPr>
+                <w:rStyle w:val="Hyperlink"/>
+              </w:rPr>
+              <w:t>6</w:t>
+            </w:r>
+            <w:r>
+              <w:fldChar w:fldCharType="end"/>
+            </w:r>
+          </w:hyperlink>
+        </w:p>
+        <w:p>
+          <w:pPr>
+            <w:pStyle w:val="TOC3"/>
+            <w:tabs>
+              <w:tab w:val="right" w:leader="dot" w:pos="9060"/>
+            </w:tabs>
+            <w:bidi w:val="0"/>
+            <w:rPr>
+              <w:rStyle w:val="Hyperlink"/>
+            </w:rPr>
+          </w:pPr>
+          <w:hyperlink w:anchor="_Toc951908657">
+            <w:r>
+              <w:rPr>
+                <w:rStyle w:val="Hyperlink"/>
+              </w:rPr>
+              <w:t>S18. Web Theme Persistence</w:t>
+            </w:r>
+            <w:r>
+              <w:tab/>
+            </w:r>
+            <w:r>
+              <w:fldChar w:fldCharType="begin"/>
+            </w:r>
+            <w:r>
+              <w:instrText xml:space="preserve">PAGEREF _Toc951908657 \h</w:instrText>
+            </w:r>
+            <w:r>
+              <w:fldChar w:fldCharType="separate"/>
+            </w:r>
+            <w:r>
+              <w:rPr>
+                <w:rStyle w:val="Hyperlink"/>
+              </w:rPr>
+              <w:t>6</w:t>
+            </w:r>
+            <w:r>
+              <w:fldChar w:fldCharType="end"/>
+            </w:r>
+          </w:hyperlink>
+        </w:p>
+        <w:p>
+          <w:pPr>
+            <w:pStyle w:val="TOC1"/>
+            <w:tabs>
+              <w:tab w:val="right" w:leader="dot" w:pos="9060"/>
+            </w:tabs>
+            <w:bidi w:val="0"/>
+            <w:rPr>
+              <w:rStyle w:val="Hyperlink"/>
+            </w:rPr>
+          </w:pPr>
+          <w:hyperlink w:anchor="_Toc235154041">
+            <w:r>
+              <w:rPr>
+                <w:rStyle w:val="Hyperlink"/>
+              </w:rPr>
+              <w:t>Figures</w:t>
+            </w:r>
+            <w:r>
+              <w:tab/>
+            </w:r>
+            <w:r>
+              <w:fldChar w:fldCharType="begin"/>
+            </w:r>
+            <w:r>
+              <w:instrText xml:space="preserve">PAGEREF _Toc235154041 \h</w:instrText>
+            </w:r>
+            <w:r>
+              <w:fldChar w:fldCharType="separate"/>
+            </w:r>
+            <w:r>
+              <w:rPr>
+                <w:rStyle w:val="Hyperlink"/>
+              </w:rPr>
+              <w:t>7</w:t>
+            </w:r>
+            <w:r>
+              <w:fldChar w:fldCharType="end"/>
+            </w:r>
+          </w:hyperlink>
+        </w:p>
+        <w:p>
+          <w:pPr>
+            <w:pStyle w:val="TOC2"/>
+            <w:tabs>
+              <w:tab w:val="right" w:leader="dot" w:pos="9060"/>
+            </w:tabs>
+            <w:bidi w:val="0"/>
+            <w:rPr>
+              <w:rStyle w:val="Hyperlink"/>
+            </w:rPr>
+          </w:pPr>
+          <w:hyperlink w:anchor="_Toc651658208">
+            <w:r>
+              <w:rPr>
+                <w:rStyle w:val="Hyperlink"/>
+              </w:rPr>
+              <w:t>Figure 1: User perception of performance delays [2]</w:t>
+            </w:r>
+            <w:r>
+              <w:tab/>
+            </w:r>
+            <w:r>
+              <w:fldChar w:fldCharType="begin"/>
+            </w:r>
+            <w:r>
+              <w:instrText xml:space="preserve">PAGEREF _Toc651658208 \h</w:instrText>
+            </w:r>
+            <w:r>
+              <w:fldChar w:fldCharType="separate"/>
+            </w:r>
+            <w:r>
+              <w:rPr>
+                <w:rStyle w:val="Hyperlink"/>
+              </w:rPr>
+              <w:t>7</w:t>
+            </w:r>
+            <w:r>
+              <w:fldChar w:fldCharType="end"/>
+            </w:r>
+          </w:hyperlink>
+        </w:p>
+        <w:p>
+          <w:pPr>
+            <w:pStyle w:val="TOC1"/>
+            <w:tabs>
+              <w:tab w:val="right" w:leader="dot" w:pos="9060"/>
+            </w:tabs>
+            <w:bidi w:val="0"/>
+            <w:rPr>
+              <w:rStyle w:val="Hyperlink"/>
+            </w:rPr>
+          </w:pPr>
+          <w:hyperlink w:anchor="_Toc698326177">
+            <w:r>
+              <w:rPr>
+                <w:rStyle w:val="Hyperlink"/>
+              </w:rPr>
+              <w:t>References</w:t>
+            </w:r>
+            <w:r>
+              <w:tab/>
+            </w:r>
+            <w:r>
+              <w:fldChar w:fldCharType="begin"/>
+            </w:r>
+            <w:r>
+              <w:instrText xml:space="preserve">PAGEREF _Toc698326177 \h</w:instrText>
+            </w:r>
+            <w:r>
+              <w:fldChar w:fldCharType="separate"/>
+            </w:r>
+            <w:r>
+              <w:rPr>
+                <w:rStyle w:val="Hyperlink"/>
+              </w:rPr>
+              <w:t>7</w:t>
+            </w:r>
+            <w:r>
+              <w:fldChar w:fldCharType="end"/>
+            </w:r>
+          </w:hyperlink>
+          <w:r>
+            <w:fldChar w:fldCharType="end"/>
+          </w:r>
+        </w:p>
+      </w:sdtContent>
+    </w:sdt>
     <w:p xmlns:wp14="http://schemas.microsoft.com/office/word/2010/wordml" wp14:textId="77777777">
       <w:pPr>
         <w:rPr>
@@ -68,19 +1194,32 @@
         </w:rPr>
       </w:pPr>
     </w:p>
-    <w:p xmlns:wp14="http://schemas.microsoft.com/office/word/2010/wordml" wp14:textId="77777777">
-      <w:pPr>
-        <w:pStyle w:val="Title"/>
-        <w:rPr>
-          <w:rFonts w:ascii="Arial" w:hAnsi="Arial" w:eastAsia="Arial" w:cs="Arial"/>
-        </w:rPr>
-      </w:pPr>
-      <w:r>
-        <w:rPr>
-          <w:rFonts w:ascii="Arial" w:hAnsi="Arial" w:eastAsia="Arial" w:cs="Arial"/>
-        </w:rPr>
+    <w:p xmlns:wp14="http://schemas.microsoft.com/office/word/2010/wordml" wp14:textId="55D84615">
+      <w:pPr>
+        <w:pStyle w:val="Heading1"/>
+        <w:jc w:val="center"/>
+      </w:pPr>
+    </w:p>
+    <w:p xmlns:wp14="http://schemas.microsoft.com/office/word/2010/wordml" wp14:textId="5D248699">
+      <w:pPr/>
+      <w:r>
+        <w:br w:type="page"/>
+      </w:r>
+    </w:p>
+    <w:p xmlns:wp14="http://schemas.microsoft.com/office/word/2010/wordml" wp14:textId="6BD9A232">
+      <w:pPr>
+        <w:pStyle w:val="Heading1"/>
+        <w:jc w:val="center"/>
+        <w:rPr>
+          <w:rFonts w:ascii="Arial" w:hAnsi="Arial" w:eastAsia="Arial" w:cs="Arial"/>
+        </w:rPr>
+      </w:pPr>
+      <w:bookmarkStart w:name="_Toc2054798941" w:id="1157139989"/>
+      <w:r>
+        <w:rPr/>
         <w:t>Revision History</w:t>
       </w:r>
+      <w:bookmarkEnd w:id="1157139989"/>
     </w:p>
     <w:p xmlns:wp14="http://schemas.microsoft.com/office/word/2010/wordml" wp14:textId="77777777">
       <w:pPr>
@@ -495,8 +1634,8 @@
             <w:r>
               <w:rPr>
                 <w:rFonts w:ascii="Arial" w:hAnsi="Arial" w:eastAsia="Arial" w:cs="Arial"/>
-                <w:b w:val="1"/>
-                <w:bCs w:val="1"/>
+                <w:b w:val="0"/>
+                <w:bCs w:val="0"/>
               </w:rPr>
               <w:t>S13</w:t>
             </w:r>
@@ -618,6 +1757,226 @@
           </w:p>
         </w:tc>
       </w:tr>
+      <w:tr>
+        <w:tblPrEx>
+          <w:tblCellMar>
+            <w:top w:w="0" w:type="dxa"/>
+            <w:bottom w:w="0" w:type="dxa"/>
+          </w:tblCellMar>
+        </w:tblPrEx>
+        <w:trPr>
+          <w:trHeight w:val="300"/>
+        </w:trPr>
+        <w:tc>
+          <w:tcPr>
+            <w:tcW w:w="2304" w:type="dxa"/>
+            <w:tcMar/>
+          </w:tcPr>
+          <w:p>
+            <w:pPr>
+              <w:pStyle w:val="Tabletext"/>
+            </w:pPr>
+            <w:r>
+              <w:rPr>
+                <w:rFonts w:ascii="Arial" w:hAnsi="Arial" w:eastAsia="Arial" w:cs="Arial"/>
+              </w:rPr>
+              <w:t>2026-04-21</w:t>
+            </w:r>
+          </w:p>
+        </w:tc>
+        <w:tc>
+          <w:tcPr>
+            <w:tcW w:w="1152" w:type="dxa"/>
+            <w:tcMar/>
+          </w:tcPr>
+          <w:p>
+            <w:pPr>
+              <w:pStyle w:val="Tabletext"/>
+            </w:pPr>
+            <w:r>
+              <w:rPr>
+                <w:rFonts w:ascii="Arial" w:hAnsi="Arial" w:eastAsia="Arial" w:cs="Arial"/>
+              </w:rPr>
+              <w:t>1.4</w:t>
+            </w:r>
+          </w:p>
+        </w:tc>
+        <w:tc>
+          <w:tcPr>
+            <w:tcW w:w="3744" w:type="dxa"/>
+            <w:tcMar/>
+          </w:tcPr>
+          <w:p>
+            <w:pPr>
+              <w:pStyle w:val="Tabletext"/>
+              <w:jc w:val="left"/>
+              <w:rPr>
+                <w:rFonts w:ascii="Arial" w:hAnsi="Arial" w:eastAsia="Arial" w:cs="Arial"/>
+              </w:rPr>
+            </w:pPr>
+            <w:r>
+              <w:rPr>
+                <w:rFonts w:ascii="Arial" w:hAnsi="Arial" w:eastAsia="Arial" w:cs="Arial"/>
+              </w:rPr>
+              <w:t>Add</w:t>
+            </w:r>
+            <w:r>
+              <w:rPr>
+                <w:rFonts w:ascii="Arial" w:hAnsi="Arial" w:eastAsia="Arial" w:cs="Arial"/>
+              </w:rPr>
+              <w:t xml:space="preserve"> S17</w:t>
+            </w:r>
+            <w:r>
+              <w:rPr>
+                <w:rFonts w:ascii="Arial" w:hAnsi="Arial" w:eastAsia="Arial" w:cs="Arial"/>
+              </w:rPr>
+              <w:t xml:space="preserve"> – </w:t>
+            </w:r>
+            <w:r>
+              <w:rPr>
+                <w:rFonts w:ascii="Arial" w:hAnsi="Arial" w:eastAsia="Arial" w:cs="Arial"/>
+              </w:rPr>
+              <w:t>S18</w:t>
+            </w:r>
+            <w:r>
+              <w:rPr>
+                <w:rFonts w:ascii="Arial" w:hAnsi="Arial" w:eastAsia="Arial" w:cs="Arial"/>
+              </w:rPr>
+              <w:t xml:space="preserve"> for Web</w:t>
+            </w:r>
+            <w:r>
+              <w:rPr>
+                <w:rFonts w:ascii="Arial" w:hAnsi="Arial" w:eastAsia="Arial" w:cs="Arial"/>
+              </w:rPr>
+              <w:t xml:space="preserve">, </w:t>
+            </w:r>
+            <w:r>
+              <w:rPr>
+                <w:rFonts w:ascii="Arial" w:hAnsi="Arial" w:eastAsia="Arial" w:cs="Arial"/>
+              </w:rPr>
+              <w:t xml:space="preserve">Refactoring, </w:t>
+            </w:r>
+            <w:r>
+              <w:rPr>
+                <w:rFonts w:ascii="Arial" w:hAnsi="Arial" w:eastAsia="Arial" w:cs="Arial"/>
+              </w:rPr>
+              <w:t>A</w:t>
+            </w:r>
+            <w:r>
+              <w:rPr>
+                <w:rFonts w:ascii="Arial" w:hAnsi="Arial" w:eastAsia="Arial" w:cs="Arial"/>
+              </w:rPr>
+              <w:t xml:space="preserve">dd </w:t>
+            </w:r>
+            <w:r>
+              <w:rPr>
+                <w:rFonts w:ascii="Arial" w:hAnsi="Arial" w:eastAsia="Arial" w:cs="Arial"/>
+              </w:rPr>
+              <w:t>T</w:t>
+            </w:r>
+            <w:r>
+              <w:rPr>
+                <w:rFonts w:ascii="Arial" w:hAnsi="Arial" w:eastAsia="Arial" w:cs="Arial"/>
+              </w:rPr>
+              <w:t xml:space="preserve">able </w:t>
+            </w:r>
+            <w:r>
+              <w:rPr>
+                <w:rFonts w:ascii="Arial" w:hAnsi="Arial" w:eastAsia="Arial" w:cs="Arial"/>
+              </w:rPr>
+              <w:t>of</w:t>
+            </w:r>
+            <w:r>
+              <w:rPr>
+                <w:rFonts w:ascii="Arial" w:hAnsi="Arial" w:eastAsia="Arial" w:cs="Arial"/>
+              </w:rPr>
+              <w:t xml:space="preserve"> </w:t>
+            </w:r>
+            <w:r>
+              <w:rPr>
+                <w:rFonts w:ascii="Arial" w:hAnsi="Arial" w:eastAsia="Arial" w:cs="Arial"/>
+              </w:rPr>
+              <w:t>C</w:t>
+            </w:r>
+            <w:r>
+              <w:rPr>
+                <w:rFonts w:ascii="Arial" w:hAnsi="Arial" w:eastAsia="Arial" w:cs="Arial"/>
+              </w:rPr>
+              <w:t>ontent</w:t>
+            </w:r>
+            <w:r>
+              <w:rPr>
+                <w:rFonts w:ascii="Arial" w:hAnsi="Arial" w:eastAsia="Arial" w:cs="Arial"/>
+              </w:rPr>
+              <w:t>s,</w:t>
+            </w:r>
+            <w:r>
+              <w:rPr>
+                <w:rFonts w:ascii="Arial" w:hAnsi="Arial" w:eastAsia="Arial" w:cs="Arial"/>
+              </w:rPr>
+              <w:t xml:space="preserve"> </w:t>
+            </w:r>
+            <w:r>
+              <w:rPr>
+                <w:rFonts w:ascii="Arial" w:hAnsi="Arial" w:eastAsia="Arial" w:cs="Arial"/>
+              </w:rPr>
+              <w:t xml:space="preserve">Add </w:t>
+            </w:r>
+            <w:r>
+              <w:rPr>
+                <w:rFonts w:ascii="Arial" w:hAnsi="Arial" w:eastAsia="Arial" w:cs="Arial"/>
+              </w:rPr>
+              <w:t>References to S9</w:t>
+            </w:r>
+            <w:r>
+              <w:rPr>
+                <w:rFonts w:ascii="Arial" w:hAnsi="Arial" w:eastAsia="Arial" w:cs="Arial"/>
+              </w:rPr>
+              <w:t xml:space="preserve"> </w:t>
+            </w:r>
+            <w:r>
+              <w:rPr>
+                <w:rFonts w:ascii="Arial" w:hAnsi="Arial" w:eastAsia="Arial" w:cs="Arial"/>
+              </w:rPr>
+              <w:t>Performance</w:t>
+            </w:r>
+            <w:r>
+              <w:rPr>
+                <w:rFonts w:ascii="Arial" w:hAnsi="Arial" w:eastAsia="Arial" w:cs="Arial"/>
+              </w:rPr>
+              <w:t>, Add Figure 1</w:t>
+            </w:r>
+          </w:p>
+        </w:tc>
+        <w:tc>
+          <w:tcPr>
+            <w:tcW w:w="2304" w:type="dxa"/>
+            <w:tcMar/>
+          </w:tcPr>
+          <w:p>
+            <w:pPr>
+              <w:pStyle w:val="Tabletext"/>
+            </w:pPr>
+            <w:r>
+              <w:rPr>
+                <w:rFonts w:ascii="Arial" w:hAnsi="Arial" w:eastAsia="Arial" w:cs="Arial"/>
+              </w:rPr>
+              <w:t>Patrick Nordahl</w:t>
+            </w:r>
+          </w:p>
+          <w:p>
+            <w:pPr>
+              <w:pStyle w:val="Tabletext"/>
+            </w:pPr>
+            <w:r>
+              <w:rPr>
+                <w:rFonts w:ascii="Arial" w:hAnsi="Arial" w:eastAsia="Arial" w:cs="Arial"/>
+              </w:rPr>
+              <w:t>&amp; Daniel Jönsson</w:t>
+            </w:r>
+          </w:p>
+        </w:tc>
+      </w:tr>
     </w:tbl>
     <w:p xmlns:wp14="http://schemas.microsoft.com/office/word/2010/wordml" wp14:textId="77777777">
       <w:pPr>
@@ -632,11 +1991,13 @@
     </w:p>
     <w:p xmlns:wp14="http://schemas.microsoft.com/office/word/2010/wordml" wp14:textId="77777777">
       <w:pPr>
-        <w:pStyle w:val="Title"/>
-        <w:rPr>
-          <w:rFonts w:ascii="Arial" w:hAnsi="Arial" w:eastAsia="Arial" w:cs="Arial"/>
-        </w:rPr>
-      </w:pPr>
+        <w:pStyle w:val="Heading1"/>
+        <w:jc w:val="center"/>
+        <w:rPr>
+          <w:rFonts w:ascii="Arial" w:hAnsi="Arial" w:eastAsia="Arial" w:cs="Arial"/>
+        </w:rPr>
+      </w:pPr>
+      <w:bookmarkStart w:name="_Toc444839706" w:id="1508467561"/>
       <w:r>
         <w:rPr>
           <w:rFonts w:ascii="Arial" w:hAnsi="Arial" w:eastAsia="Arial" w:cs="Arial"/>
@@ -649,6 +2010,7 @@
         </w:rPr>
         <w:t>Requirements List</w:t>
       </w:r>
+      <w:bookmarkEnd w:id="1508467561"/>
     </w:p>
     <w:tbl>
       <w:tblPr>
@@ -702,8 +2064,8 @@
             <w:r>
               <w:rPr>
                 <w:rFonts w:ascii="Arial" w:hAnsi="Arial" w:eastAsia="Arial" w:cs="Arial"/>
-                <w:b w:val="0"/>
-                <w:bCs w:val="0"/>
+                <w:b w:val="1"/>
+                <w:bCs w:val="1"/>
               </w:rPr>
               <w:t>Supplementary</w:t>
             </w:r>
@@ -1507,7 +2869,7 @@
       </w:tr>
       <w:tr>
         <w:trPr>
-          <w:trHeight w:val="546"/>
+          <w:trHeight w:val="1020"/>
         </w:trPr>
         <w:tblPrEx>
           <w:tblCellMar>
@@ -1619,8 +2981,7 @@
           </w:tcPr>
           <w:p>
             <w:pPr>
-              <w:pStyle w:val="Heading2"/>
-              <w:spacing w:before="299" w:beforeAutospacing="off" w:after="299" w:afterAutospacing="off"/>
+              <w:pStyle w:val="Normal"/>
               <w:rPr>
                 <w:rFonts w:ascii="Arial" w:hAnsi="Arial" w:eastAsia="Arial" w:cs="Arial"/>
                 <w:b w:val="0"/>
@@ -1635,12 +2996,7 @@
             <w:r>
               <w:rPr>
                 <w:rFonts w:ascii="Arial" w:hAnsi="Arial" w:eastAsia="Arial" w:cs="Arial"/>
-                <w:b w:val="0"/>
-                <w:bCs w:val="0"/>
                 <w:noProof w:val="0"/>
-                <w:color w:val="auto"/>
-                <w:sz w:val="24"/>
-                <w:szCs w:val="24"/>
                 <w:lang w:val="en-GB"/>
               </w:rPr>
               <w:t>S13. Web Performance - Interaction Responsiveness</w:t>
@@ -1652,6 +3008,16 @@
             <w:tcW w:w="3834" w:type="dxa"/>
             <w:tcMar/>
           </w:tcPr>
+          <w:p>
+            <w:pPr>
+              <w:pStyle w:val="Footer"/>
+              <w:jc w:val="center"/>
+              <w:rPr>
+                <w:rFonts w:ascii="Arial" w:hAnsi="Arial" w:eastAsia="Arial" w:cs="Arial"/>
+                <w:lang w:val="en-GB"/>
+              </w:rPr>
+            </w:pPr>
+          </w:p>
           <w:p>
             <w:pPr>
               <w:pStyle w:val="Footer"/>
@@ -1700,8 +3066,6 @@
             <w:pPr>
               <w:pStyle w:val="Normal"/>
               <w:spacing w:before="240" w:beforeAutospacing="off" w:after="240" w:afterAutospacing="off"/>
-            </w:pPr>
-            <w:r>
               <w:rPr>
                 <w:rFonts w:ascii="Arial" w:hAnsi="Arial" w:eastAsia="Arial" w:cs="Arial"/>
                 <w:noProof w:val="0"/>
@@ -1709,8 +3073,7 @@
                 <w:szCs w:val="24"/>
                 <w:lang w:val="en-US"/>
               </w:rPr>
-              <w:t xml:space="preserve">S14. Web Reliability </w:t>
-            </w:r>
+            </w:pPr>
             <w:r>
               <w:rPr>
                 <w:rFonts w:ascii="Arial" w:hAnsi="Arial" w:eastAsia="Arial" w:cs="Arial"/>
@@ -1719,7 +3082,27 @@
                 <w:szCs w:val="24"/>
                 <w:lang w:val="en-US"/>
               </w:rPr>
+              <w:t xml:space="preserve">S14. Web Reliability </w:t>
+            </w:r>
+            <w:r>
+              <w:rPr>
+                <w:rFonts w:ascii="Arial" w:hAnsi="Arial" w:eastAsia="Arial" w:cs="Arial"/>
+                <w:noProof w:val="0"/>
+                <w:sz w:val="24"/>
+                <w:szCs w:val="24"/>
+                <w:lang w:val="en-US"/>
+              </w:rPr>
               <w:t>-</w:t>
+            </w:r>
+            <w:r>
+              <w:rPr>
+                <w:rFonts w:ascii="Arial" w:hAnsi="Arial" w:eastAsia="Arial" w:cs="Arial"/>
+                <w:noProof w:val="0"/>
+                <w:sz w:val="24"/>
+                <w:szCs w:val="24"/>
+                <w:lang w:val="en-US"/>
+              </w:rPr>
+              <w:t xml:space="preserve"> </w:t>
             </w:r>
             <w:r>
               <w:rPr>
@@ -1747,6 +3130,16 @@
                 <w:lang w:val="en-GB"/>
               </w:rPr>
             </w:pPr>
+          </w:p>
+          <w:p>
+            <w:pPr>
+              <w:pStyle w:val="Footer"/>
+              <w:jc w:val="center"/>
+              <w:rPr>
+                <w:rFonts w:ascii="Arial" w:hAnsi="Arial" w:eastAsia="Arial" w:cs="Arial"/>
+                <w:lang w:val="en-GB"/>
+              </w:rPr>
+            </w:pPr>
             <w:r>
               <w:rPr>
                 <w:rFonts w:ascii="Arial" w:hAnsi="Arial" w:eastAsia="Arial" w:cs="Arial"/>
@@ -1769,7 +3162,7 @@
       </w:tr>
       <w:tr>
         <w:trPr>
-          <w:trHeight w:val="546"/>
+          <w:trHeight w:val="675"/>
         </w:trPr>
         <w:tblPrEx>
           <w:tblCellMar>
@@ -1784,8 +3177,10 @@
           </w:tcPr>
           <w:p>
             <w:pPr>
-              <w:pStyle w:val="Heading2"/>
-              <w:spacing w:before="299" w:beforeAutospacing="off" w:after="299" w:afterAutospacing="off"/>
+              <w:pStyle w:val="Normal"/>
+              <w:spacing w:line="240" w:lineRule="auto"/>
+              <w:ind w:left="0"/>
+              <w:jc w:val="left"/>
               <w:rPr>
                 <w:rFonts w:ascii="Arial" w:hAnsi="Arial" w:eastAsia="Arial" w:cs="Arial"/>
                 <w:b w:val="0"/>
@@ -1800,12 +3195,7 @@
             <w:r>
               <w:rPr>
                 <w:rFonts w:ascii="Arial" w:hAnsi="Arial" w:eastAsia="Arial" w:cs="Arial"/>
-                <w:b w:val="0"/>
-                <w:bCs w:val="0"/>
                 <w:noProof w:val="0"/>
-                <w:color w:val="auto"/>
-                <w:sz w:val="24"/>
-                <w:szCs w:val="24"/>
                 <w:lang w:val="en-US"/>
               </w:rPr>
               <w:t xml:space="preserve">S15. Web Accessibility </w:t>
@@ -1813,12 +3203,7 @@
             <w:r>
               <w:rPr>
                 <w:rFonts w:ascii="Arial" w:hAnsi="Arial" w:eastAsia="Arial" w:cs="Arial"/>
-                <w:b w:val="0"/>
-                <w:bCs w:val="0"/>
                 <w:noProof w:val="0"/>
-                <w:color w:val="auto"/>
-                <w:sz w:val="24"/>
-                <w:szCs w:val="24"/>
                 <w:lang w:val="en-US"/>
               </w:rPr>
               <w:t>-</w:t>
@@ -1826,28 +3211,19 @@
             <w:r>
               <w:rPr>
                 <w:rFonts w:ascii="Arial" w:hAnsi="Arial" w:eastAsia="Arial" w:cs="Arial"/>
-                <w:b w:val="0"/>
-                <w:bCs w:val="0"/>
                 <w:noProof w:val="0"/>
-                <w:color w:val="auto"/>
-                <w:sz w:val="24"/>
-                <w:szCs w:val="24"/>
                 <w:lang w:val="en-US"/>
               </w:rPr>
+              <w:t xml:space="preserve"> </w:t>
+            </w:r>
+            <w:r>
+              <w:rPr>
+                <w:rFonts w:ascii="Arial" w:hAnsi="Arial" w:eastAsia="Arial" w:cs="Arial"/>
+                <w:noProof w:val="0"/>
+                <w:lang w:val="en-US"/>
+              </w:rPr>
               <w:t>Browser Assistive Support</w:t>
             </w:r>
-          </w:p>
-          <w:p>
-            <w:pPr>
-              <w:pStyle w:val="Normal"/>
-              <w:rPr>
-                <w:rFonts w:ascii="Arial" w:hAnsi="Arial" w:eastAsia="Arial" w:cs="Arial"/>
-                <w:noProof w:val="0"/>
-                <w:sz w:val="24"/>
-                <w:szCs w:val="24"/>
-                <w:lang w:val="en-US"/>
-              </w:rPr>
-            </w:pPr>
           </w:p>
         </w:tc>
         <w:tc>
@@ -1871,6 +3247,16 @@
               </w:rPr>
               <w:t>Essential</w:t>
             </w:r>
+          </w:p>
+          <w:p>
+            <w:pPr>
+              <w:pStyle w:val="Footer"/>
+              <w:jc w:val="center"/>
+              <w:rPr>
+                <w:rFonts w:ascii="Arial" w:hAnsi="Arial" w:eastAsia="Arial" w:cs="Arial"/>
+                <w:lang w:val="en-GB"/>
+              </w:rPr>
+            </w:pPr>
           </w:p>
           <w:p>
             <w:pPr>
@@ -1902,37 +3288,47 @@
           <w:p>
             <w:pPr>
               <w:pStyle w:val="Normal"/>
-            </w:pPr>
-            <w:r>
-              <w:rPr>
+              <w:rPr>
+                <w:rFonts w:ascii="Arial" w:hAnsi="Arial" w:eastAsia="Arial" w:cs="Arial"/>
                 <w:noProof w:val="0"/>
                 <w:lang w:val="en-US"/>
               </w:rPr>
-              <w:t xml:space="preserve">S16. Web Responsive Layout </w:t>
-            </w:r>
-            <w:r>
-              <w:rPr>
+            </w:pPr>
+            <w:r>
+              <w:rPr>
+                <w:rFonts w:ascii="Arial" w:hAnsi="Arial" w:eastAsia="Arial" w:cs="Arial"/>
                 <w:noProof w:val="0"/>
                 <w:lang w:val="en-US"/>
               </w:rPr>
-              <w:t>-</w:t>
-            </w:r>
-            <w:r>
-              <w:rPr>
+              <w:t xml:space="preserve">S16. Web Responsive Layout </w:t>
+            </w:r>
+            <w:r>
+              <w:rPr>
+                <w:rFonts w:ascii="Arial" w:hAnsi="Arial" w:eastAsia="Arial" w:cs="Arial"/>
                 <w:noProof w:val="0"/>
                 <w:lang w:val="en-US"/>
               </w:rPr>
-              <w:t xml:space="preserve"> Multi</w:t>
-            </w:r>
-            <w:r>
-              <w:rPr>
+              <w:t>-</w:t>
+            </w:r>
+            <w:r>
+              <w:rPr>
+                <w:rFonts w:ascii="Arial" w:hAnsi="Arial" w:eastAsia="Arial" w:cs="Arial"/>
                 <w:noProof w:val="0"/>
                 <w:lang w:val="en-US"/>
               </w:rPr>
+              <w:t xml:space="preserve"> Multi</w:t>
+            </w:r>
+            <w:r>
+              <w:rPr>
+                <w:rFonts w:ascii="Arial" w:hAnsi="Arial" w:eastAsia="Arial" w:cs="Arial"/>
+                <w:noProof w:val="0"/>
+                <w:lang w:val="en-US"/>
+              </w:rPr>
               <w:t xml:space="preserve"> </w:t>
             </w:r>
             <w:r>
               <w:rPr>
+                <w:rFonts w:ascii="Arial" w:hAnsi="Arial" w:eastAsia="Arial" w:cs="Arial"/>
                 <w:noProof w:val="0"/>
                 <w:lang w:val="en-US"/>
               </w:rPr>
@@ -1949,9 +3345,135 @@
             <w:pPr>
               <w:pStyle w:val="Footer"/>
               <w:jc w:val="center"/>
+              <w:rPr>
+                <w:rFonts w:ascii="Arial" w:hAnsi="Arial" w:eastAsia="Arial" w:cs="Arial"/>
+                <w:noProof w:val="0"/>
+                <w:lang w:val="en-GB"/>
+              </w:rPr>
             </w:pPr>
             <w:r>
               <w:rPr>
+                <w:rFonts w:ascii="Arial" w:hAnsi="Arial" w:eastAsia="Arial" w:cs="Arial"/>
+                <w:noProof w:val="0"/>
+                <w:lang w:val="en-GB"/>
+              </w:rPr>
+              <w:t>Desirable</w:t>
+            </w:r>
+          </w:p>
+        </w:tc>
+      </w:tr>
+      <w:tr>
+        <w:trPr>
+          <w:trHeight w:val="546"/>
+        </w:trPr>
+        <w:tblPrEx>
+          <w:tblCellMar>
+            <w:top w:w="0" w:type="dxa"/>
+            <w:bottom w:w="0" w:type="dxa"/>
+          </w:tblCellMar>
+        </w:tblPrEx>
+        <w:tc>
+          <w:tcPr>
+            <w:tcW w:w="5208" w:type="dxa"/>
+            <w:tcMar/>
+          </w:tcPr>
+          <w:p>
+            <w:pPr>
+              <w:pStyle w:val="Normal"/>
+              <w:rPr>
+                <w:rFonts w:ascii="Arial" w:hAnsi="Arial" w:eastAsia="Arial" w:cs="Arial"/>
+                <w:noProof w:val="0"/>
+                <w:lang w:val="en-US"/>
+              </w:rPr>
+            </w:pPr>
+            <w:r>
+              <w:rPr>
+                <w:rFonts w:ascii="Arial" w:hAnsi="Arial" w:eastAsia="Arial" w:cs="Arial"/>
+                <w:noProof w:val="0"/>
+                <w:lang w:val="en-US"/>
+              </w:rPr>
+              <w:t>S17. Web Accessibility – Color Blind Mode</w:t>
+            </w:r>
+          </w:p>
+        </w:tc>
+        <w:tc>
+          <w:tcPr>
+            <w:tcW w:w="3834" w:type="dxa"/>
+            <w:tcMar/>
+          </w:tcPr>
+          <w:p>
+            <w:pPr>
+              <w:pStyle w:val="Footer"/>
+              <w:jc w:val="center"/>
+              <w:rPr>
+                <w:rFonts w:ascii="Arial" w:hAnsi="Arial" w:eastAsia="Arial" w:cs="Arial"/>
+                <w:noProof w:val="0"/>
+                <w:lang w:val="en-GB"/>
+              </w:rPr>
+            </w:pPr>
+            <w:r>
+              <w:rPr>
+                <w:rFonts w:ascii="Arial" w:hAnsi="Arial" w:eastAsia="Arial" w:cs="Arial"/>
+                <w:noProof w:val="0"/>
+                <w:lang w:val="en-GB"/>
+              </w:rPr>
+              <w:t>Desirable</w:t>
+            </w:r>
+          </w:p>
+        </w:tc>
+      </w:tr>
+      <w:tr>
+        <w:trPr>
+          <w:trHeight w:val="546"/>
+        </w:trPr>
+        <w:tblPrEx>
+          <w:tblCellMar>
+            <w:top w:w="0" w:type="dxa"/>
+            <w:bottom w:w="0" w:type="dxa"/>
+          </w:tblCellMar>
+        </w:tblPrEx>
+        <w:tc>
+          <w:tcPr>
+            <w:tcW w:w="5208" w:type="dxa"/>
+            <w:tcMar/>
+          </w:tcPr>
+          <w:p>
+            <w:pPr>
+              <w:pStyle w:val="Normal"/>
+              <w:rPr>
+                <w:rFonts w:ascii="Arial" w:hAnsi="Arial" w:eastAsia="Arial" w:cs="Arial"/>
+                <w:noProof w:val="0"/>
+                <w:lang w:val="en-US"/>
+              </w:rPr>
+            </w:pPr>
+            <w:r>
+              <w:rPr>
+                <w:rFonts w:ascii="Arial" w:hAnsi="Arial" w:eastAsia="Arial" w:cs="Arial"/>
+                <w:noProof w:val="0"/>
+                <w:lang w:val="en-US"/>
+              </w:rPr>
+              <w:t>S18. Web Theme Persistence</w:t>
+            </w:r>
+          </w:p>
+        </w:tc>
+        <w:tc>
+          <w:tcPr>
+            <w:tcW w:w="3834" w:type="dxa"/>
+            <w:tcMar/>
+          </w:tcPr>
+          <w:p>
+            <w:pPr>
+              <w:pStyle w:val="Footer"/>
+              <w:jc w:val="center"/>
+              <w:rPr>
+                <w:rFonts w:ascii="Arial" w:hAnsi="Arial" w:eastAsia="Arial" w:cs="Arial"/>
+                <w:noProof w:val="0"/>
+                <w:lang w:val="en-GB"/>
+              </w:rPr>
+            </w:pPr>
+            <w:r>
+              <w:rPr>
+                <w:rFonts w:ascii="Arial" w:hAnsi="Arial" w:eastAsia="Arial" w:cs="Arial"/>
                 <w:noProof w:val="0"/>
                 <w:lang w:val="en-GB"/>
               </w:rPr>
@@ -1971,23 +3493,22 @@
     </w:p>
     <w:p xmlns:wp14="http://schemas.microsoft.com/office/word/2010/wordml" wp14:textId="4472FC6A">
       <w:pPr>
-        <w:pStyle w:val="Title"/>
-        <w:rPr>
-          <w:rFonts w:ascii="Arial" w:hAnsi="Arial" w:eastAsia="Arial" w:cs="Arial"/>
-        </w:rPr>
-      </w:pPr>
-      <w:r>
-        <w:rPr>
-          <w:rFonts w:ascii="Arial" w:hAnsi="Arial" w:eastAsia="Arial" w:cs="Arial"/>
-        </w:rPr>
+        <w:pStyle w:val="Heading1"/>
+        <w:jc w:val="center"/>
+        <w:rPr>
+          <w:rFonts w:ascii="Arial" w:hAnsi="Arial" w:eastAsia="Arial" w:cs="Arial"/>
+        </w:rPr>
+      </w:pPr>
+      <w:bookmarkStart w:name="_Toc1177306456" w:id="1111042338"/>
+      <w:r>
+        <w:rPr/>
         <w:t xml:space="preserve">Supplementary </w:t>
       </w:r>
       <w:r>
-        <w:rPr>
-          <w:rFonts w:ascii="Arial" w:hAnsi="Arial" w:eastAsia="Arial" w:cs="Arial"/>
-        </w:rPr>
+        <w:rPr/>
         <w:t>Requirements Descriptions</w:t>
       </w:r>
+      <w:bookmarkEnd w:id="1111042338"/>
     </w:p>
     <w:p xmlns:wp14="http://schemas.microsoft.com/office/word/2010/wordml" wp14:textId="77777777">
       <w:pPr>
@@ -1996,6 +3517,51 @@
           <w:lang w:val="en-US" w:eastAsia="en-US"/>
         </w:rPr>
       </w:pPr>
+    </w:p>
+    <w:p>
+      <w:pPr>
+        <w:pStyle w:val="Heading2"/>
+        <w:tabs>
+          <w:tab w:val="right" w:leader="none" w:pos="3617"/>
+        </w:tabs>
+        <w:rPr>
+          <w:rFonts w:ascii="Arial" w:hAnsi="Arial" w:eastAsia="Arial" w:cs="Arial"/>
+          <w:b w:val="1"/>
+          <w:bCs w:val="1"/>
+          <w:color w:val="auto"/>
+          <w:sz w:val="32"/>
+          <w:szCs w:val="32"/>
+        </w:rPr>
+      </w:pPr>
+      <w:bookmarkStart w:name="_Toc1354676553" w:id="520114093"/>
+      <w:r>
+        <w:rPr>
+          <w:rFonts w:ascii="Arial" w:hAnsi="Arial" w:eastAsia="Arial" w:cs="Arial"/>
+          <w:b w:val="1"/>
+          <w:bCs w:val="1"/>
+          <w:color w:val="auto"/>
+        </w:rPr>
+        <w:t>1.</w:t>
+      </w:r>
+      <w:r>
+        <w:rPr>
+          <w:rFonts w:ascii="Arial" w:hAnsi="Arial" w:eastAsia="Arial" w:cs="Arial"/>
+          <w:b w:val="1"/>
+          <w:bCs w:val="1"/>
+          <w:color w:val="auto"/>
+        </w:rPr>
+        <w:t xml:space="preserve"> </w:t>
+      </w:r>
+      <w:r>
+        <w:rPr>
+          <w:rFonts w:ascii="Arial" w:hAnsi="Arial" w:eastAsia="Arial" w:cs="Arial"/>
+          <w:b w:val="1"/>
+          <w:bCs w:val="1"/>
+          <w:color w:val="auto"/>
+        </w:rPr>
+        <w:t>General</w:t>
+      </w:r>
+      <w:bookmarkEnd w:id="520114093"/>
     </w:p>
     <w:p>
       <w:pPr>
@@ -2005,63 +3571,24 @@
         </w:tabs>
         <w:rPr>
           <w:rFonts w:ascii="Arial" w:hAnsi="Arial" w:eastAsia="Arial" w:cs="Arial"/>
-          <w:sz w:val="32"/>
-          <w:szCs w:val="32"/>
-        </w:rPr>
-      </w:pPr>
-      <w:r>
-        <w:rPr>
-          <w:rFonts w:ascii="Arial" w:hAnsi="Arial" w:eastAsia="Arial" w:cs="Arial"/>
-          <w:sz w:val="32"/>
-          <w:szCs w:val="32"/>
-        </w:rPr>
-        <w:t>1.</w:t>
-      </w:r>
-      <w:r>
-        <w:rPr>
-          <w:rFonts w:ascii="Arial" w:hAnsi="Arial" w:eastAsia="Arial" w:cs="Arial"/>
-          <w:sz w:val="32"/>
-          <w:szCs w:val="32"/>
-        </w:rPr>
-        <w:t xml:space="preserve"> General</w:t>
-      </w:r>
-    </w:p>
-    <w:p>
-      <w:pPr>
-        <w:pStyle w:val="Heading3"/>
-        <w:tabs>
-          <w:tab w:val="right" w:leader="none" w:pos="3617"/>
-        </w:tabs>
-        <w:rPr>
-          <w:rFonts w:ascii="Arial" w:hAnsi="Arial" w:eastAsia="Arial" w:cs="Arial"/>
           <w:sz w:val="28"/>
           <w:szCs w:val="28"/>
         </w:rPr>
       </w:pPr>
-      <w:r>
-        <w:rPr>
-          <w:rFonts w:ascii="Arial" w:hAnsi="Arial" w:eastAsia="Arial" w:cs="Arial"/>
-          <w:sz w:val="28"/>
-          <w:szCs w:val="28"/>
-        </w:rPr>
+      <w:bookmarkStart w:name="_Toc1801439506" w:id="570765185"/>
+      <w:r>
+        <w:rPr/>
         <w:t xml:space="preserve">S1. Usability, </w:t>
       </w:r>
       <w:r>
-        <w:rPr>
-          <w:rFonts w:ascii="Arial" w:hAnsi="Arial" w:eastAsia="Arial" w:cs="Arial"/>
-          <w:sz w:val="28"/>
-          <w:szCs w:val="28"/>
-        </w:rPr>
+        <w:rPr/>
         <w:t>Accessibility</w:t>
       </w:r>
       <w:r>
-        <w:rPr>
-          <w:rFonts w:ascii="Arial" w:hAnsi="Arial" w:eastAsia="Arial" w:cs="Arial"/>
-          <w:sz w:val="28"/>
-          <w:szCs w:val="28"/>
-        </w:rPr>
+        <w:rPr/>
         <w:t xml:space="preserve"> &amp; Independence</w:t>
       </w:r>
+      <w:bookmarkEnd w:id="570765185"/>
     </w:p>
     <w:p>
       <w:pPr>
@@ -2374,6 +3901,7 @@
           <w:lang w:val="en-US" w:eastAsia="en-US"/>
         </w:rPr>
       </w:pPr>
+      <w:bookmarkStart w:name="_Toc822474134" w:id="1366851657"/>
       <w:r>
         <w:rPr>
           <w:rFonts w:ascii="Arial" w:hAnsi="Arial" w:eastAsia="Arial" w:cs="Arial"/>
@@ -2398,6 +3926,7 @@
         </w:rPr>
         <w:t>. Reliability - Synchronized State</w:t>
       </w:r>
+      <w:bookmarkEnd w:id="1366851657"/>
     </w:p>
     <w:p xmlns:wp14="http://schemas.microsoft.com/office/word/2010/wordml" wp14:textId="5C055ED5">
       <w:pPr>
@@ -2447,6 +3976,7 @@
           <w:lang w:val="en-US" w:eastAsia="en-US"/>
         </w:rPr>
       </w:pPr>
+      <w:bookmarkStart w:name="_Toc2069447338" w:id="215981855"/>
       <w:r>
         <w:rPr>
           <w:rFonts w:ascii="Arial" w:hAnsi="Arial" w:eastAsia="Arial" w:cs="Arial"/>
@@ -2455,8 +3985,9 @@
         </w:rPr>
         <w:t>S3. Performance - Interaction Latency</w:t>
       </w:r>
+      <w:bookmarkEnd w:id="215981855"/>
     </w:p>
-    <w:p xmlns:wp14="http://schemas.microsoft.com/office/word/2010/wordml" wp14:textId="168E9203">
+    <w:p xmlns:wp14="http://schemas.microsoft.com/office/word/2010/wordml" wp14:textId="6C4BAAC1">
       <w:pPr>
         <w:rPr>
           <w:rFonts w:ascii="Arial" w:hAnsi="Arial" w:eastAsia="Arial" w:cs="Arial"/>
@@ -2473,7 +4004,7 @@
         <w:rPr>
           <w:rFonts w:ascii="Arial" w:hAnsi="Arial" w:eastAsia="Arial" w:cs="Arial"/>
         </w:rPr>
-        <w:t>light</w:t>
+        <w:t>light,</w:t>
       </w:r>
       <w:r>
         <w:rPr>
@@ -2516,6 +4047,7 @@
           <w:lang w:val="en-US" w:eastAsia="en-US"/>
         </w:rPr>
       </w:pPr>
+      <w:bookmarkStart w:name="_Toc1167050172" w:id="897336106"/>
       <w:r>
         <w:rPr>
           <w:rFonts w:ascii="Arial" w:hAnsi="Arial" w:eastAsia="Arial" w:cs="Arial"/>
@@ -2524,6 +4056,7 @@
         </w:rPr>
         <w:t>S4. User Interface - Dynamic Scalability</w:t>
       </w:r>
+      <w:bookmarkEnd w:id="897336106"/>
     </w:p>
     <w:p xmlns:wp14="http://schemas.microsoft.com/office/word/2010/wordml" wp14:textId="6F5CD3CA">
       <w:pPr>
@@ -2584,6 +4117,7 @@
           <w:lang w:val="en-US" w:eastAsia="en-US"/>
         </w:rPr>
       </w:pPr>
+      <w:bookmarkStart w:name="_Toc485062948" w:id="2118666781"/>
       <w:r>
         <w:rPr>
           <w:rFonts w:ascii="Arial" w:hAnsi="Arial" w:eastAsia="Arial" w:cs="Arial"/>
@@ -2600,6 +4134,7 @@
         </w:rPr>
         <w:t>. Hardware Requirements - Multi-modal Input</w:t>
       </w:r>
+      <w:bookmarkEnd w:id="2118666781"/>
     </w:p>
     <w:p>
       <w:pPr>
@@ -2802,6 +4337,7 @@
           <w:lang w:val="en-US" w:eastAsia="en-US"/>
         </w:rPr>
       </w:pPr>
+      <w:bookmarkStart w:name="_Toc845035087" w:id="173117569"/>
       <w:r>
         <w:rPr>
           <w:rFonts w:ascii="Arial" w:hAnsi="Arial" w:eastAsia="Arial" w:cs="Arial"/>
@@ -2810,8 +4346,9 @@
         </w:rPr>
         <w:t>S6. Design Language</w:t>
       </w:r>
+      <w:bookmarkEnd w:id="173117569"/>
     </w:p>
-    <w:p xmlns:wp14="http://schemas.microsoft.com/office/word/2010/wordml" wp14:textId="5BE0A642">
+    <w:p xmlns:wp14="http://schemas.microsoft.com/office/word/2010/wordml" wp14:textId="24296684">
       <w:pPr>
         <w:rPr>
           <w:rFonts w:ascii="Arial" w:hAnsi="Arial" w:eastAsia="Arial" w:cs="Arial"/>
@@ -2828,7 +4365,7 @@
         <w:rPr>
           <w:rFonts w:ascii="Arial" w:hAnsi="Arial" w:eastAsia="Arial" w:cs="Arial"/>
         </w:rPr>
-        <w:t>unit's</w:t>
+        <w:t>unit</w:t>
       </w:r>
       <w:r>
         <w:rPr>
@@ -2967,6 +4504,7 @@
           <w:lang w:val="en-US" w:eastAsia="en-US"/>
         </w:rPr>
       </w:pPr>
+      <w:bookmarkStart w:name="_Toc125376332" w:id="1014868315"/>
       <w:r>
         <w:rPr>
           <w:rFonts w:ascii="Arial" w:hAnsi="Arial" w:eastAsia="Arial" w:cs="Arial"/>
@@ -2975,6 +4513,7 @@
         </w:rPr>
         <w:t>S7. Implementation Platform</w:t>
       </w:r>
+      <w:bookmarkEnd w:id="1014868315"/>
     </w:p>
     <w:p>
       <w:pPr>
@@ -3029,7 +4568,322 @@
           <w:rFonts w:ascii="Arial" w:hAnsi="Arial" w:eastAsia="Arial" w:cs="Arial"/>
           <w:lang w:val="en-US"/>
         </w:rPr>
-        <w:t xml:space="preserve">an alternative </w:t>
+        <w:t>an alternative</w:t>
+      </w:r>
+      <w:r>
+        <w:rPr>
+          <w:rFonts w:ascii="Arial" w:hAnsi="Arial" w:eastAsia="Arial" w:cs="Arial"/>
+          <w:lang w:val="en-US"/>
+        </w:rPr>
+        <w:t>, like</w:t>
+      </w:r>
+      <w:r>
+        <w:rPr>
+          <w:rFonts w:ascii="Arial" w:hAnsi="Arial" w:eastAsia="Arial" w:cs="Arial"/>
+          <w:lang w:val="en-US"/>
+        </w:rPr>
+        <w:t xml:space="preserve"> </w:t>
+      </w:r>
+      <w:r>
+        <w:rPr>
+          <w:rFonts w:ascii="Arial" w:hAnsi="Arial" w:eastAsia="Arial" w:cs="Arial"/>
+          <w:lang w:val="en-US"/>
+        </w:rPr>
+        <w:t>using</w:t>
+      </w:r>
+      <w:r>
+        <w:rPr>
+          <w:rFonts w:ascii="Arial" w:hAnsi="Arial" w:eastAsia="Arial" w:cs="Arial"/>
+          <w:lang w:val="en-US"/>
+        </w:rPr>
+        <w:t xml:space="preserve"> Android Studio + </w:t>
+      </w:r>
+      <w:r>
+        <w:rPr>
+          <w:rFonts w:ascii="Arial" w:hAnsi="Arial" w:eastAsia="Arial" w:cs="Arial"/>
+          <w:lang w:val="en-US"/>
+        </w:rPr>
+        <w:t>Jetpack</w:t>
+      </w:r>
+      <w:r>
+        <w:rPr>
+          <w:rFonts w:ascii="Arial" w:hAnsi="Arial" w:eastAsia="Arial" w:cs="Arial"/>
+          <w:lang w:val="en-US"/>
+        </w:rPr>
+        <w:t xml:space="preserve"> </w:t>
+      </w:r>
+      <w:r>
+        <w:rPr>
+          <w:rFonts w:ascii="Arial" w:hAnsi="Arial" w:eastAsia="Arial" w:cs="Arial"/>
+          <w:lang w:val="en-US"/>
+        </w:rPr>
+        <w:t>Compose</w:t>
+      </w:r>
+      <w:r>
+        <w:rPr>
+          <w:rFonts w:ascii="Arial" w:hAnsi="Arial" w:eastAsia="Arial" w:cs="Arial"/>
+          <w:lang w:val="en-US"/>
+        </w:rPr>
+        <w:t xml:space="preserve"> </w:t>
+      </w:r>
+      <w:r>
+        <w:rPr>
+          <w:rFonts w:ascii="Arial" w:hAnsi="Arial" w:eastAsia="Arial" w:cs="Arial"/>
+          <w:lang w:val="en-US"/>
+        </w:rPr>
+        <w:t>specifically</w:t>
+      </w:r>
+      <w:r>
+        <w:rPr>
+          <w:rFonts w:ascii="Arial" w:hAnsi="Arial" w:eastAsia="Arial" w:cs="Arial"/>
+          <w:lang w:val="en-US"/>
+        </w:rPr>
+        <w:t xml:space="preserve"> for mobile </w:t>
+      </w:r>
+      <w:r>
+        <w:rPr>
+          <w:rFonts w:ascii="Arial" w:hAnsi="Arial" w:eastAsia="Arial" w:cs="Arial"/>
+          <w:lang w:val="en-US"/>
+        </w:rPr>
+        <w:t>devices</w:t>
+      </w:r>
+      <w:r>
+        <w:rPr>
+          <w:rFonts w:ascii="Arial" w:hAnsi="Arial" w:eastAsia="Arial" w:cs="Arial"/>
+          <w:lang w:val="en-US"/>
+        </w:rPr>
+        <w:t xml:space="preserve">, </w:t>
+      </w:r>
+      <w:r>
+        <w:rPr>
+          <w:rFonts w:ascii="Arial" w:hAnsi="Arial" w:eastAsia="Arial" w:cs="Arial"/>
+          <w:lang w:val="en-US"/>
+        </w:rPr>
+        <w:t>but</w:t>
+      </w:r>
+      <w:r>
+        <w:rPr>
+          <w:rFonts w:ascii="Arial" w:hAnsi="Arial" w:eastAsia="Arial" w:cs="Arial"/>
+          <w:lang w:val="en-US"/>
+        </w:rPr>
+        <w:t xml:space="preserve"> </w:t>
+      </w:r>
+      <w:r>
+        <w:rPr>
+          <w:rFonts w:ascii="Arial" w:hAnsi="Arial" w:eastAsia="Arial" w:cs="Arial"/>
+          <w:lang w:val="en-US"/>
+        </w:rPr>
+        <w:t>this</w:t>
+      </w:r>
+      <w:r>
+        <w:rPr>
+          <w:rFonts w:ascii="Arial" w:hAnsi="Arial" w:eastAsia="Arial" w:cs="Arial"/>
+          <w:lang w:val="en-US"/>
+        </w:rPr>
+        <w:t xml:space="preserve"> </w:t>
+      </w:r>
+      <w:r>
+        <w:rPr>
+          <w:rFonts w:ascii="Arial" w:hAnsi="Arial" w:eastAsia="Arial" w:cs="Arial"/>
+          <w:lang w:val="en-US"/>
+        </w:rPr>
+        <w:t>only</w:t>
+      </w:r>
+      <w:r>
+        <w:rPr>
+          <w:rFonts w:ascii="Arial" w:hAnsi="Arial" w:eastAsia="Arial" w:cs="Arial"/>
+          <w:lang w:val="en-US"/>
+        </w:rPr>
+        <w:t xml:space="preserve"> </w:t>
+      </w:r>
+      <w:r>
+        <w:rPr>
+          <w:rFonts w:ascii="Arial" w:hAnsi="Arial" w:eastAsia="Arial" w:cs="Arial"/>
+          <w:lang w:val="en-US"/>
+        </w:rPr>
+        <w:t>works</w:t>
+      </w:r>
+      <w:r>
+        <w:rPr>
+          <w:rFonts w:ascii="Arial" w:hAnsi="Arial" w:eastAsia="Arial" w:cs="Arial"/>
+          <w:lang w:val="en-US"/>
+        </w:rPr>
+        <w:t xml:space="preserve"> on Android. The </w:t>
+      </w:r>
+      <w:r>
+        <w:rPr>
+          <w:rFonts w:ascii="Arial" w:hAnsi="Arial" w:eastAsia="Arial" w:cs="Arial"/>
+          <w:lang w:val="en-US"/>
+        </w:rPr>
+        <w:t>Units</w:t>
+      </w:r>
+      <w:r>
+        <w:rPr>
+          <w:rFonts w:ascii="Arial" w:hAnsi="Arial" w:eastAsia="Arial" w:cs="Arial"/>
+          <w:lang w:val="en-US"/>
+        </w:rPr>
+        <w:t xml:space="preserve"> </w:t>
+      </w:r>
+      <w:r>
+        <w:rPr>
+          <w:rFonts w:ascii="Arial" w:hAnsi="Arial" w:eastAsia="Arial" w:cs="Arial"/>
+          <w:lang w:val="en-US"/>
+        </w:rPr>
+        <w:t>will</w:t>
+      </w:r>
+      <w:r>
+        <w:rPr>
+          <w:rFonts w:ascii="Arial" w:hAnsi="Arial" w:eastAsia="Arial" w:cs="Arial"/>
+          <w:lang w:val="en-US"/>
+        </w:rPr>
+        <w:t xml:space="preserve"> </w:t>
+      </w:r>
+      <w:r>
+        <w:rPr>
+          <w:rFonts w:ascii="Arial" w:hAnsi="Arial" w:eastAsia="Arial" w:cs="Arial"/>
+          <w:lang w:val="en-US"/>
+        </w:rPr>
+        <w:t>therefore</w:t>
+      </w:r>
+      <w:r>
+        <w:rPr>
+          <w:rFonts w:ascii="Arial" w:hAnsi="Arial" w:eastAsia="Arial" w:cs="Arial"/>
+          <w:lang w:val="en-US"/>
+        </w:rPr>
+        <w:t xml:space="preserve"> be </w:t>
+      </w:r>
+      <w:r>
+        <w:rPr>
+          <w:rFonts w:ascii="Arial" w:hAnsi="Arial" w:eastAsia="Arial" w:cs="Arial"/>
+          <w:lang w:val="en-US"/>
+        </w:rPr>
+        <w:t>implemented</w:t>
+      </w:r>
+      <w:r>
+        <w:rPr>
+          <w:rFonts w:ascii="Arial" w:hAnsi="Arial" w:eastAsia="Arial" w:cs="Arial"/>
+          <w:lang w:val="en-US"/>
+        </w:rPr>
+        <w:t xml:space="preserve"> </w:t>
+      </w:r>
+      <w:r>
+        <w:rPr>
+          <w:rFonts w:ascii="Arial" w:hAnsi="Arial" w:eastAsia="Arial" w:cs="Arial"/>
+          <w:lang w:val="en-US"/>
+        </w:rPr>
+        <w:t>using</w:t>
+      </w:r>
+      <w:r>
+        <w:rPr>
+          <w:rFonts w:ascii="Arial" w:hAnsi="Arial" w:eastAsia="Arial" w:cs="Arial"/>
+          <w:lang w:val="en-US"/>
+        </w:rPr>
+        <w:t xml:space="preserve"> </w:t>
+      </w:r>
+      <w:r>
+        <w:rPr>
+          <w:rFonts w:ascii="Arial" w:hAnsi="Arial" w:eastAsia="Arial" w:cs="Arial"/>
+          <w:lang w:val="en-US"/>
+        </w:rPr>
+        <w:t xml:space="preserve">React </w:t>
+      </w:r>
+      <w:r>
+        <w:rPr>
+          <w:rFonts w:ascii="Arial" w:hAnsi="Arial" w:eastAsia="Arial" w:cs="Arial"/>
+          <w:lang w:val="en-US"/>
+        </w:rPr>
+        <w:t>Native</w:t>
+      </w:r>
+      <w:r>
+        <w:rPr>
+          <w:rFonts w:ascii="Arial" w:hAnsi="Arial" w:eastAsia="Arial" w:cs="Arial"/>
+          <w:lang w:val="en-US"/>
+        </w:rPr>
+        <w:t xml:space="preserve"> and </w:t>
+      </w:r>
+      <w:r>
+        <w:rPr>
+          <w:rFonts w:ascii="Arial" w:hAnsi="Arial" w:eastAsia="Arial" w:cs="Arial"/>
+          <w:lang w:val="en-US"/>
+        </w:rPr>
+        <w:t>Expo.</w:t>
+      </w:r>
+      <w:r>
+        <w:rPr>
+          <w:rFonts w:ascii="Arial" w:hAnsi="Arial" w:eastAsia="Arial" w:cs="Arial"/>
+          <w:lang w:val="en-US"/>
+        </w:rPr>
+        <w:t xml:space="preserve"> </w:t>
+      </w:r>
+      <w:r>
+        <w:rPr>
+          <w:rFonts w:ascii="Arial" w:hAnsi="Arial" w:eastAsia="Arial" w:cs="Arial"/>
+          <w:lang w:val="en-US"/>
+        </w:rPr>
+        <w:t>This</w:t>
+      </w:r>
+      <w:r>
+        <w:rPr>
+          <w:rFonts w:ascii="Arial" w:hAnsi="Arial" w:eastAsia="Arial" w:cs="Arial"/>
+          <w:lang w:val="en-US"/>
+        </w:rPr>
+        <w:t xml:space="preserve"> choice is a non-</w:t>
+      </w:r>
+      <w:r>
+        <w:rPr>
+          <w:rFonts w:ascii="Arial" w:hAnsi="Arial" w:eastAsia="Arial" w:cs="Arial"/>
+          <w:lang w:val="en-US"/>
+        </w:rPr>
+        <w:t>functional</w:t>
+      </w:r>
+      <w:r>
+        <w:rPr>
+          <w:rFonts w:ascii="Arial" w:hAnsi="Arial" w:eastAsia="Arial" w:cs="Arial"/>
+          <w:lang w:val="en-US"/>
+        </w:rPr>
+        <w:t xml:space="preserve"> </w:t>
+      </w:r>
+      <w:r>
+        <w:rPr>
+          <w:rFonts w:ascii="Arial" w:hAnsi="Arial" w:eastAsia="Arial" w:cs="Arial"/>
+          <w:lang w:val="en-US"/>
+        </w:rPr>
+        <w:t>constraint</w:t>
+      </w:r>
+      <w:r>
+        <w:rPr>
+          <w:rFonts w:ascii="Arial" w:hAnsi="Arial" w:eastAsia="Arial" w:cs="Arial"/>
+          <w:lang w:val="en-US"/>
+        </w:rPr>
+        <w:t xml:space="preserve"> to </w:t>
+      </w:r>
+      <w:r>
+        <w:rPr>
+          <w:rFonts w:ascii="Arial" w:hAnsi="Arial" w:eastAsia="Arial" w:cs="Arial"/>
+          <w:lang w:val="en-US"/>
+        </w:rPr>
+        <w:t>ensure</w:t>
+      </w:r>
+      <w:r>
+        <w:rPr>
+          <w:rFonts w:ascii="Arial" w:hAnsi="Arial" w:eastAsia="Arial" w:cs="Arial"/>
+          <w:lang w:val="en-US"/>
+        </w:rPr>
+        <w:t xml:space="preserve"> a uniform </w:t>
+      </w:r>
+      <w:r>
+        <w:rPr>
+          <w:rFonts w:ascii="Arial" w:hAnsi="Arial" w:eastAsia="Arial" w:cs="Arial"/>
+          <w:lang w:val="en-US"/>
+        </w:rPr>
+        <w:t>model</w:t>
+      </w:r>
+      <w:r>
+        <w:rPr>
+          <w:rFonts w:ascii="Arial" w:hAnsi="Arial" w:eastAsia="Arial" w:cs="Arial"/>
+          <w:lang w:val="en-US"/>
+        </w:rPr>
+        <w:t xml:space="preserve"> </w:t>
       </w:r>
       <w:r>
         <w:rPr>
@@ -3050,6 +4904,27 @@
           <w:rFonts w:ascii="Arial" w:hAnsi="Arial" w:eastAsia="Arial" w:cs="Arial"/>
           <w:lang w:val="en-US"/>
         </w:rPr>
+        <w:t>communication</w:t>
+      </w:r>
+      <w:r>
+        <w:rPr>
+          <w:rFonts w:ascii="Arial" w:hAnsi="Arial" w:eastAsia="Arial" w:cs="Arial"/>
+          <w:lang w:val="en-US"/>
+        </w:rPr>
+        <w:t>.</w:t>
+      </w:r>
+      <w:r>
+        <w:rPr>
+          <w:rFonts w:ascii="Arial" w:hAnsi="Arial" w:eastAsia="Arial" w:cs="Arial"/>
+          <w:lang w:val="en-US"/>
+        </w:rPr>
+        <w:t xml:space="preserve"> By </w:t>
+      </w:r>
+      <w:r>
+        <w:rPr>
+          <w:rFonts w:ascii="Arial" w:hAnsi="Arial" w:eastAsia="Arial" w:cs="Arial"/>
+          <w:lang w:val="en-US"/>
+        </w:rPr>
         <w:t>using</w:t>
       </w:r>
       <w:r>
@@ -3057,14 +4932,42 @@
           <w:rFonts w:ascii="Arial" w:hAnsi="Arial" w:eastAsia="Arial" w:cs="Arial"/>
           <w:lang w:val="en-US"/>
         </w:rPr>
-        <w:t xml:space="preserve"> Android Studio + </w:t>
-      </w:r>
-      <w:r>
-        <w:rPr>
-          <w:rFonts w:ascii="Arial" w:hAnsi="Arial" w:eastAsia="Arial" w:cs="Arial"/>
-          <w:lang w:val="en-US"/>
-        </w:rPr>
-        <w:t>Jetpack</w:t>
+        <w:t xml:space="preserve"> a JavaScript</w:t>
+      </w:r>
+      <w:r>
+        <w:rPr>
+          <w:rFonts w:ascii="Arial" w:hAnsi="Arial" w:eastAsia="Arial" w:cs="Arial"/>
+          <w:lang w:val="en-US"/>
+        </w:rPr>
+        <w:t>/TypeScript</w:t>
+      </w:r>
+      <w:r>
+        <w:rPr>
+          <w:rFonts w:ascii="Arial" w:hAnsi="Arial" w:eastAsia="Arial" w:cs="Arial"/>
+          <w:lang w:val="en-US"/>
+        </w:rPr>
+        <w:t>-</w:t>
+      </w:r>
+      <w:r>
+        <w:rPr>
+          <w:rFonts w:ascii="Arial" w:hAnsi="Arial" w:eastAsia="Arial" w:cs="Arial"/>
+          <w:lang w:val="en-US"/>
+        </w:rPr>
+        <w:t>based</w:t>
+      </w:r>
+      <w:r>
+        <w:rPr>
+          <w:rFonts w:ascii="Arial" w:hAnsi="Arial" w:eastAsia="Arial" w:cs="Arial"/>
+          <w:lang w:val="en-US"/>
+        </w:rPr>
+        <w:t xml:space="preserve"> stack, the </w:t>
+      </w:r>
+      <w:r>
+        <w:rPr>
+          <w:rFonts w:ascii="Arial" w:hAnsi="Arial" w:eastAsia="Arial" w:cs="Arial"/>
+          <w:lang w:val="en-US"/>
+        </w:rPr>
+        <w:t>subgroup</w:t>
       </w:r>
       <w:r>
         <w:rPr>
@@ -3078,7 +4981,7 @@
           <w:rFonts w:ascii="Arial" w:hAnsi="Arial" w:eastAsia="Arial" w:cs="Arial"/>
           <w:lang w:val="en-US"/>
         </w:rPr>
-        <w:t>Compose</w:t>
+        <w:t>can</w:t>
       </w:r>
       <w:r>
         <w:rPr>
@@ -3092,35 +4995,35 @@
           <w:rFonts w:ascii="Arial" w:hAnsi="Arial" w:eastAsia="Arial" w:cs="Arial"/>
           <w:lang w:val="en-US"/>
         </w:rPr>
-        <w:t>specifically</w:t>
-      </w:r>
-      <w:r>
-        <w:rPr>
-          <w:rFonts w:ascii="Arial" w:hAnsi="Arial" w:eastAsia="Arial" w:cs="Arial"/>
-          <w:lang w:val="en-US"/>
-        </w:rPr>
-        <w:t xml:space="preserve"> for mobile </w:t>
-      </w:r>
-      <w:r>
-        <w:rPr>
-          <w:rFonts w:ascii="Arial" w:hAnsi="Arial" w:eastAsia="Arial" w:cs="Arial"/>
-          <w:lang w:val="en-US"/>
-        </w:rPr>
-        <w:t>devices</w:t>
-      </w:r>
-      <w:r>
-        <w:rPr>
-          <w:rFonts w:ascii="Arial" w:hAnsi="Arial" w:eastAsia="Arial" w:cs="Arial"/>
-          <w:lang w:val="en-US"/>
-        </w:rPr>
-        <w:t xml:space="preserve">, </w:t>
-      </w:r>
-      <w:r>
-        <w:rPr>
-          <w:rFonts w:ascii="Arial" w:hAnsi="Arial" w:eastAsia="Arial" w:cs="Arial"/>
-          <w:lang w:val="en-US"/>
-        </w:rPr>
-        <w:t>but</w:t>
+        <w:t>fulfil</w:t>
+      </w:r>
+      <w:r>
+        <w:rPr>
+          <w:rFonts w:ascii="Arial" w:hAnsi="Arial" w:eastAsia="Arial" w:cs="Arial"/>
+          <w:lang w:val="en-US"/>
+        </w:rPr>
+        <w:t xml:space="preserve"> the </w:t>
+      </w:r>
+      <w:r>
+        <w:rPr>
+          <w:rFonts w:ascii="Arial" w:hAnsi="Arial" w:eastAsia="Arial" w:cs="Arial"/>
+          <w:lang w:val="en-US"/>
+        </w:rPr>
+        <w:t>requirement</w:t>
+      </w:r>
+      <w:r>
+        <w:rPr>
+          <w:rFonts w:ascii="Arial" w:hAnsi="Arial" w:eastAsia="Arial" w:cs="Arial"/>
+          <w:lang w:val="en-US"/>
+        </w:rPr>
+        <w:t xml:space="preserve"> to </w:t>
+      </w:r>
+      <w:r>
+        <w:rPr>
+          <w:rFonts w:ascii="Arial" w:hAnsi="Arial" w:eastAsia="Arial" w:cs="Arial"/>
+          <w:lang w:val="en-US"/>
+        </w:rPr>
+        <w:t>dynamically</w:t>
       </w:r>
       <w:r>
         <w:rPr>
@@ -3134,7 +5037,35 @@
           <w:rFonts w:ascii="Arial" w:hAnsi="Arial" w:eastAsia="Arial" w:cs="Arial"/>
           <w:lang w:val="en-US"/>
         </w:rPr>
-        <w:t>this</w:t>
+        <w:t>upload,</w:t>
+      </w:r>
+      <w:r>
+        <w:rPr>
+          <w:rFonts w:ascii="Arial" w:hAnsi="Arial" w:eastAsia="Arial" w:cs="Arial"/>
+          <w:lang w:val="en-US"/>
+        </w:rPr>
+        <w:t xml:space="preserve"> and </w:t>
+      </w:r>
+      <w:r>
+        <w:rPr>
+          <w:rFonts w:ascii="Arial" w:hAnsi="Arial" w:eastAsia="Arial" w:cs="Arial"/>
+          <w:lang w:val="en-US"/>
+        </w:rPr>
+        <w:t>render</w:t>
+      </w:r>
+      <w:r>
+        <w:rPr>
+          <w:rFonts w:ascii="Arial" w:hAnsi="Arial" w:eastAsia="Arial" w:cs="Arial"/>
+          <w:lang w:val="en-US"/>
+        </w:rPr>
+        <w:t xml:space="preserve"> UI </w:t>
+      </w:r>
+      <w:r>
+        <w:rPr>
+          <w:rFonts w:ascii="Arial" w:hAnsi="Arial" w:eastAsia="Arial" w:cs="Arial"/>
+          <w:lang w:val="en-US"/>
+        </w:rPr>
+        <w:t>components</w:t>
       </w:r>
       <w:r>
         <w:rPr>
@@ -3148,7 +5079,14 @@
           <w:rFonts w:ascii="Arial" w:hAnsi="Arial" w:eastAsia="Arial" w:cs="Arial"/>
           <w:lang w:val="en-US"/>
         </w:rPr>
-        <w:t>only</w:t>
+        <w:t>received</w:t>
+      </w:r>
+      <w:r>
+        <w:rPr>
+          <w:rFonts w:ascii="Arial" w:hAnsi="Arial" w:eastAsia="Arial" w:cs="Arial"/>
+          <w:lang w:val="en-US"/>
+        </w:rPr>
+        <w:t xml:space="preserve"> from the</w:t>
       </w:r>
       <w:r>
         <w:rPr>
@@ -3162,21 +5100,7 @@
           <w:rFonts w:ascii="Arial" w:hAnsi="Arial" w:eastAsia="Arial" w:cs="Arial"/>
           <w:lang w:val="en-US"/>
         </w:rPr>
-        <w:t>works</w:t>
-      </w:r>
-      <w:r>
-        <w:rPr>
-          <w:rFonts w:ascii="Arial" w:hAnsi="Arial" w:eastAsia="Arial" w:cs="Arial"/>
-          <w:lang w:val="en-US"/>
-        </w:rPr>
-        <w:t xml:space="preserve"> on Android. The </w:t>
-      </w:r>
-      <w:r>
-        <w:rPr>
-          <w:rFonts w:ascii="Arial" w:hAnsi="Arial" w:eastAsia="Arial" w:cs="Arial"/>
-          <w:lang w:val="en-US"/>
-        </w:rPr>
-        <w:t>Units</w:t>
+        <w:t>server,</w:t>
       </w:r>
       <w:r>
         <w:rPr>
@@ -3190,7 +5114,7 @@
           <w:rFonts w:ascii="Arial" w:hAnsi="Arial" w:eastAsia="Arial" w:cs="Arial"/>
           <w:lang w:val="en-US"/>
         </w:rPr>
-        <w:t>will</w:t>
+        <w:t>while</w:t>
       </w:r>
       <w:r>
         <w:rPr>
@@ -3204,21 +5128,63 @@
           <w:rFonts w:ascii="Arial" w:hAnsi="Arial" w:eastAsia="Arial" w:cs="Arial"/>
           <w:lang w:val="en-US"/>
         </w:rPr>
-        <w:t>therefore</w:t>
-      </w:r>
-      <w:r>
-        <w:rPr>
-          <w:rFonts w:ascii="Arial" w:hAnsi="Arial" w:eastAsia="Arial" w:cs="Arial"/>
-          <w:lang w:val="en-US"/>
-        </w:rPr>
-        <w:t xml:space="preserve"> be </w:t>
-      </w:r>
-      <w:r>
-        <w:rPr>
-          <w:rFonts w:ascii="Arial" w:hAnsi="Arial" w:eastAsia="Arial" w:cs="Arial"/>
-          <w:lang w:val="en-US"/>
-        </w:rPr>
-        <w:t>implemented</w:t>
+        <w:t>maintaining</w:t>
+      </w:r>
+      <w:r>
+        <w:rPr>
+          <w:rFonts w:ascii="Arial" w:hAnsi="Arial" w:eastAsia="Arial" w:cs="Arial"/>
+          <w:lang w:val="en-US"/>
+        </w:rPr>
+        <w:t xml:space="preserve"> cross-</w:t>
+      </w:r>
+      <w:r>
+        <w:rPr>
+          <w:rFonts w:ascii="Arial" w:hAnsi="Arial" w:eastAsia="Arial" w:cs="Arial"/>
+          <w:lang w:val="en-US"/>
+        </w:rPr>
+        <w:t>platform</w:t>
+      </w:r>
+      <w:r>
+        <w:rPr>
+          <w:rFonts w:ascii="Arial" w:hAnsi="Arial" w:eastAsia="Arial" w:cs="Arial"/>
+          <w:lang w:val="en-US"/>
+        </w:rPr>
+        <w:t xml:space="preserve"> support for </w:t>
+      </w:r>
+      <w:r>
+        <w:rPr>
+          <w:rFonts w:ascii="Arial" w:hAnsi="Arial" w:eastAsia="Arial" w:cs="Arial"/>
+          <w:lang w:val="en-US"/>
+        </w:rPr>
+        <w:t>both</w:t>
+      </w:r>
+      <w:r>
+        <w:rPr>
+          <w:rFonts w:ascii="Arial" w:hAnsi="Arial" w:eastAsia="Arial" w:cs="Arial"/>
+          <w:lang w:val="en-US"/>
+        </w:rPr>
+        <w:t xml:space="preserve"> mobile </w:t>
+      </w:r>
+      <w:r>
+        <w:rPr>
+          <w:rFonts w:ascii="Arial" w:hAnsi="Arial" w:eastAsia="Arial" w:cs="Arial"/>
+          <w:lang w:val="en-US"/>
+        </w:rPr>
+        <w:t>touchscreens</w:t>
+      </w:r>
+      <w:r>
+        <w:rPr>
+          <w:rFonts w:ascii="Arial" w:hAnsi="Arial" w:eastAsia="Arial" w:cs="Arial"/>
+          <w:lang w:val="en-US"/>
+        </w:rPr>
+        <w:t xml:space="preserve"> and web-</w:t>
+      </w:r>
+      <w:r>
+        <w:rPr>
+          <w:rFonts w:ascii="Arial" w:hAnsi="Arial" w:eastAsia="Arial" w:cs="Arial"/>
+          <w:lang w:val="en-US"/>
+        </w:rPr>
+        <w:t>based</w:t>
       </w:r>
       <w:r>
         <w:rPr>
@@ -3232,419 +5198,6 @@
           <w:rFonts w:ascii="Arial" w:hAnsi="Arial" w:eastAsia="Arial" w:cs="Arial"/>
           <w:lang w:val="en-US"/>
         </w:rPr>
-        <w:t>using</w:t>
-      </w:r>
-      <w:r>
-        <w:rPr>
-          <w:rFonts w:ascii="Arial" w:hAnsi="Arial" w:eastAsia="Arial" w:cs="Arial"/>
-          <w:lang w:val="en-US"/>
-        </w:rPr>
-        <w:t xml:space="preserve"> </w:t>
-      </w:r>
-      <w:r>
-        <w:rPr>
-          <w:rFonts w:ascii="Arial" w:hAnsi="Arial" w:eastAsia="Arial" w:cs="Arial"/>
-          <w:lang w:val="en-US"/>
-        </w:rPr>
-        <w:t xml:space="preserve">React </w:t>
-      </w:r>
-      <w:r>
-        <w:rPr>
-          <w:rFonts w:ascii="Arial" w:hAnsi="Arial" w:eastAsia="Arial" w:cs="Arial"/>
-          <w:lang w:val="en-US"/>
-        </w:rPr>
-        <w:t>Native</w:t>
-      </w:r>
-      <w:r>
-        <w:rPr>
-          <w:rFonts w:ascii="Arial" w:hAnsi="Arial" w:eastAsia="Arial" w:cs="Arial"/>
-          <w:lang w:val="en-US"/>
-        </w:rPr>
-        <w:t xml:space="preserve"> and </w:t>
-      </w:r>
-      <w:r>
-        <w:rPr>
-          <w:rFonts w:ascii="Arial" w:hAnsi="Arial" w:eastAsia="Arial" w:cs="Arial"/>
-          <w:lang w:val="en-US"/>
-        </w:rPr>
-        <w:t>Expo.</w:t>
-      </w:r>
-      <w:r>
-        <w:rPr>
-          <w:rFonts w:ascii="Arial" w:hAnsi="Arial" w:eastAsia="Arial" w:cs="Arial"/>
-          <w:lang w:val="en-US"/>
-        </w:rPr>
-        <w:t xml:space="preserve"> </w:t>
-      </w:r>
-      <w:r>
-        <w:rPr>
-          <w:rFonts w:ascii="Arial" w:hAnsi="Arial" w:eastAsia="Arial" w:cs="Arial"/>
-          <w:lang w:val="en-US"/>
-        </w:rPr>
-        <w:t>This</w:t>
-      </w:r>
-      <w:r>
-        <w:rPr>
-          <w:rFonts w:ascii="Arial" w:hAnsi="Arial" w:eastAsia="Arial" w:cs="Arial"/>
-          <w:lang w:val="en-US"/>
-        </w:rPr>
-        <w:t xml:space="preserve"> choice is a non-</w:t>
-      </w:r>
-      <w:r>
-        <w:rPr>
-          <w:rFonts w:ascii="Arial" w:hAnsi="Arial" w:eastAsia="Arial" w:cs="Arial"/>
-          <w:lang w:val="en-US"/>
-        </w:rPr>
-        <w:t>functional</w:t>
-      </w:r>
-      <w:r>
-        <w:rPr>
-          <w:rFonts w:ascii="Arial" w:hAnsi="Arial" w:eastAsia="Arial" w:cs="Arial"/>
-          <w:lang w:val="en-US"/>
-        </w:rPr>
-        <w:t xml:space="preserve"> </w:t>
-      </w:r>
-      <w:r>
-        <w:rPr>
-          <w:rFonts w:ascii="Arial" w:hAnsi="Arial" w:eastAsia="Arial" w:cs="Arial"/>
-          <w:lang w:val="en-US"/>
-        </w:rPr>
-        <w:t>constraint</w:t>
-      </w:r>
-      <w:r>
-        <w:rPr>
-          <w:rFonts w:ascii="Arial" w:hAnsi="Arial" w:eastAsia="Arial" w:cs="Arial"/>
-          <w:lang w:val="en-US"/>
-        </w:rPr>
-        <w:t xml:space="preserve"> to </w:t>
-      </w:r>
-      <w:r>
-        <w:rPr>
-          <w:rFonts w:ascii="Arial" w:hAnsi="Arial" w:eastAsia="Arial" w:cs="Arial"/>
-          <w:lang w:val="en-US"/>
-        </w:rPr>
-        <w:t>ensure</w:t>
-      </w:r>
-      <w:r>
-        <w:rPr>
-          <w:rFonts w:ascii="Arial" w:hAnsi="Arial" w:eastAsia="Arial" w:cs="Arial"/>
-          <w:lang w:val="en-US"/>
-        </w:rPr>
-        <w:t xml:space="preserve"> a uniform </w:t>
-      </w:r>
-      <w:r>
-        <w:rPr>
-          <w:rFonts w:ascii="Arial" w:hAnsi="Arial" w:eastAsia="Arial" w:cs="Arial"/>
-          <w:lang w:val="en-US"/>
-        </w:rPr>
-        <w:t>model</w:t>
-      </w:r>
-      <w:r>
-        <w:rPr>
-          <w:rFonts w:ascii="Arial" w:hAnsi="Arial" w:eastAsia="Arial" w:cs="Arial"/>
-          <w:lang w:val="en-US"/>
-        </w:rPr>
-        <w:t xml:space="preserve"> </w:t>
-      </w:r>
-      <w:r>
-        <w:rPr>
-          <w:rFonts w:ascii="Arial" w:hAnsi="Arial" w:eastAsia="Arial" w:cs="Arial"/>
-          <w:lang w:val="en-US"/>
-        </w:rPr>
-        <w:t>of</w:t>
-      </w:r>
-      <w:r>
-        <w:rPr>
-          <w:rFonts w:ascii="Arial" w:hAnsi="Arial" w:eastAsia="Arial" w:cs="Arial"/>
-          <w:lang w:val="en-US"/>
-        </w:rPr>
-        <w:t xml:space="preserve"> </w:t>
-      </w:r>
-      <w:r>
-        <w:rPr>
-          <w:rFonts w:ascii="Arial" w:hAnsi="Arial" w:eastAsia="Arial" w:cs="Arial"/>
-          <w:lang w:val="en-US"/>
-        </w:rPr>
-        <w:t>communication</w:t>
-      </w:r>
-      <w:r>
-        <w:rPr>
-          <w:rFonts w:ascii="Arial" w:hAnsi="Arial" w:eastAsia="Arial" w:cs="Arial"/>
-          <w:lang w:val="en-US"/>
-        </w:rPr>
-        <w:t>.</w:t>
-      </w:r>
-      <w:r>
-        <w:rPr>
-          <w:rFonts w:ascii="Arial" w:hAnsi="Arial" w:eastAsia="Arial" w:cs="Arial"/>
-          <w:lang w:val="en-US"/>
-        </w:rPr>
-        <w:t xml:space="preserve"> By </w:t>
-      </w:r>
-      <w:r>
-        <w:rPr>
-          <w:rFonts w:ascii="Arial" w:hAnsi="Arial" w:eastAsia="Arial" w:cs="Arial"/>
-          <w:lang w:val="en-US"/>
-        </w:rPr>
-        <w:t>using</w:t>
-      </w:r>
-      <w:r>
-        <w:rPr>
-          <w:rFonts w:ascii="Arial" w:hAnsi="Arial" w:eastAsia="Arial" w:cs="Arial"/>
-          <w:lang w:val="en-US"/>
-        </w:rPr>
-        <w:t xml:space="preserve"> a JavaScript-</w:t>
-      </w:r>
-      <w:r>
-        <w:rPr>
-          <w:rFonts w:ascii="Arial" w:hAnsi="Arial" w:eastAsia="Arial" w:cs="Arial"/>
-          <w:lang w:val="en-US"/>
-        </w:rPr>
-        <w:t>based</w:t>
-      </w:r>
-      <w:r>
-        <w:rPr>
-          <w:rFonts w:ascii="Arial" w:hAnsi="Arial" w:eastAsia="Arial" w:cs="Arial"/>
-          <w:lang w:val="en-US"/>
-        </w:rPr>
-        <w:t xml:space="preserve"> stack, the </w:t>
-      </w:r>
-      <w:r>
-        <w:rPr>
-          <w:rFonts w:ascii="Arial" w:hAnsi="Arial" w:eastAsia="Arial" w:cs="Arial"/>
-          <w:lang w:val="en-US"/>
-        </w:rPr>
-        <w:t>subgroup</w:t>
-      </w:r>
-      <w:r>
-        <w:rPr>
-          <w:rFonts w:ascii="Arial" w:hAnsi="Arial" w:eastAsia="Arial" w:cs="Arial"/>
-          <w:lang w:val="en-US"/>
-        </w:rPr>
-        <w:t xml:space="preserve"> </w:t>
-      </w:r>
-      <w:r>
-        <w:rPr>
-          <w:rFonts w:ascii="Arial" w:hAnsi="Arial" w:eastAsia="Arial" w:cs="Arial"/>
-          <w:lang w:val="en-US"/>
-        </w:rPr>
-        <w:t>can</w:t>
-      </w:r>
-      <w:r>
-        <w:rPr>
-          <w:rFonts w:ascii="Arial" w:hAnsi="Arial" w:eastAsia="Arial" w:cs="Arial"/>
-          <w:lang w:val="en-US"/>
-        </w:rPr>
-        <w:t xml:space="preserve"> </w:t>
-      </w:r>
-      <w:r>
-        <w:rPr>
-          <w:rFonts w:ascii="Arial" w:hAnsi="Arial" w:eastAsia="Arial" w:cs="Arial"/>
-          <w:lang w:val="en-US"/>
-        </w:rPr>
-        <w:t>fulfil</w:t>
-      </w:r>
-      <w:r>
-        <w:rPr>
-          <w:rFonts w:ascii="Arial" w:hAnsi="Arial" w:eastAsia="Arial" w:cs="Arial"/>
-          <w:lang w:val="en-US"/>
-        </w:rPr>
-        <w:t xml:space="preserve"> the </w:t>
-      </w:r>
-      <w:r>
-        <w:rPr>
-          <w:rFonts w:ascii="Arial" w:hAnsi="Arial" w:eastAsia="Arial" w:cs="Arial"/>
-          <w:lang w:val="en-US"/>
-        </w:rPr>
-        <w:t>requirement</w:t>
-      </w:r>
-      <w:r>
-        <w:rPr>
-          <w:rFonts w:ascii="Arial" w:hAnsi="Arial" w:eastAsia="Arial" w:cs="Arial"/>
-          <w:lang w:val="en-US"/>
-        </w:rPr>
-        <w:t xml:space="preserve"> to </w:t>
-      </w:r>
-      <w:r>
-        <w:rPr>
-          <w:rFonts w:ascii="Arial" w:hAnsi="Arial" w:eastAsia="Arial" w:cs="Arial"/>
-          <w:lang w:val="en-US"/>
-        </w:rPr>
-        <w:t>dynamically</w:t>
-      </w:r>
-      <w:r>
-        <w:rPr>
-          <w:rFonts w:ascii="Arial" w:hAnsi="Arial" w:eastAsia="Arial" w:cs="Arial"/>
-          <w:lang w:val="en-US"/>
-        </w:rPr>
-        <w:t xml:space="preserve"> </w:t>
-      </w:r>
-      <w:r>
-        <w:rPr>
-          <w:rFonts w:ascii="Arial" w:hAnsi="Arial" w:eastAsia="Arial" w:cs="Arial"/>
-          <w:lang w:val="en-US"/>
-        </w:rPr>
-        <w:t>upload</w:t>
-      </w:r>
-      <w:r>
-        <w:rPr>
-          <w:rFonts w:ascii="Arial" w:hAnsi="Arial" w:eastAsia="Arial" w:cs="Arial"/>
-          <w:lang w:val="en-US"/>
-        </w:rPr>
-        <w:t xml:space="preserve"> and </w:t>
-      </w:r>
-      <w:r>
-        <w:rPr>
-          <w:rFonts w:ascii="Arial" w:hAnsi="Arial" w:eastAsia="Arial" w:cs="Arial"/>
-          <w:lang w:val="en-US"/>
-        </w:rPr>
-        <w:t>render</w:t>
-      </w:r>
-      <w:r>
-        <w:rPr>
-          <w:rFonts w:ascii="Arial" w:hAnsi="Arial" w:eastAsia="Arial" w:cs="Arial"/>
-          <w:lang w:val="en-US"/>
-        </w:rPr>
-        <w:t xml:space="preserve"> UI </w:t>
-      </w:r>
-      <w:r>
-        <w:rPr>
-          <w:rFonts w:ascii="Arial" w:hAnsi="Arial" w:eastAsia="Arial" w:cs="Arial"/>
-          <w:lang w:val="en-US"/>
-        </w:rPr>
-        <w:t>components</w:t>
-      </w:r>
-      <w:r>
-        <w:rPr>
-          <w:rFonts w:ascii="Arial" w:hAnsi="Arial" w:eastAsia="Arial" w:cs="Arial"/>
-          <w:lang w:val="en-US"/>
-        </w:rPr>
-        <w:t xml:space="preserve"> </w:t>
-      </w:r>
-      <w:r>
-        <w:rPr>
-          <w:rFonts w:ascii="Arial" w:hAnsi="Arial" w:eastAsia="Arial" w:cs="Arial"/>
-          <w:lang w:val="en-US"/>
-        </w:rPr>
-        <w:t>received</w:t>
-      </w:r>
-      <w:r>
-        <w:rPr>
-          <w:rFonts w:ascii="Arial" w:hAnsi="Arial" w:eastAsia="Arial" w:cs="Arial"/>
-          <w:lang w:val="en-US"/>
-        </w:rPr>
-        <w:t xml:space="preserve"> from the</w:t>
-      </w:r>
-      <w:r>
-        <w:rPr>
-          <w:rFonts w:ascii="Arial" w:hAnsi="Arial" w:eastAsia="Arial" w:cs="Arial"/>
-          <w:lang w:val="en-US"/>
-        </w:rPr>
-        <w:t xml:space="preserve"> </w:t>
-      </w:r>
-      <w:r>
-        <w:rPr>
-          <w:rFonts w:ascii="Arial" w:hAnsi="Arial" w:eastAsia="Arial" w:cs="Arial"/>
-          <w:lang w:val="en-US"/>
-        </w:rPr>
-        <w:t>server,</w:t>
-      </w:r>
-      <w:r>
-        <w:rPr>
-          <w:rFonts w:ascii="Arial" w:hAnsi="Arial" w:eastAsia="Arial" w:cs="Arial"/>
-          <w:lang w:val="en-US"/>
-        </w:rPr>
-        <w:t xml:space="preserve"> </w:t>
-      </w:r>
-      <w:r>
-        <w:rPr>
-          <w:rFonts w:ascii="Arial" w:hAnsi="Arial" w:eastAsia="Arial" w:cs="Arial"/>
-          <w:lang w:val="en-US"/>
-        </w:rPr>
-        <w:t>while</w:t>
-      </w:r>
-      <w:r>
-        <w:rPr>
-          <w:rFonts w:ascii="Arial" w:hAnsi="Arial" w:eastAsia="Arial" w:cs="Arial"/>
-          <w:lang w:val="en-US"/>
-        </w:rPr>
-        <w:t xml:space="preserve"> </w:t>
-      </w:r>
-      <w:r>
-        <w:rPr>
-          <w:rFonts w:ascii="Arial" w:hAnsi="Arial" w:eastAsia="Arial" w:cs="Arial"/>
-          <w:lang w:val="en-US"/>
-        </w:rPr>
-        <w:t>maintaining</w:t>
-      </w:r>
-      <w:r>
-        <w:rPr>
-          <w:rFonts w:ascii="Arial" w:hAnsi="Arial" w:eastAsia="Arial" w:cs="Arial"/>
-          <w:lang w:val="en-US"/>
-        </w:rPr>
-        <w:t xml:space="preserve"> cross-</w:t>
-      </w:r>
-      <w:r>
-        <w:rPr>
-          <w:rFonts w:ascii="Arial" w:hAnsi="Arial" w:eastAsia="Arial" w:cs="Arial"/>
-          <w:lang w:val="en-US"/>
-        </w:rPr>
-        <w:t>platform</w:t>
-      </w:r>
-      <w:r>
-        <w:rPr>
-          <w:rFonts w:ascii="Arial" w:hAnsi="Arial" w:eastAsia="Arial" w:cs="Arial"/>
-          <w:lang w:val="en-US"/>
-        </w:rPr>
-        <w:t xml:space="preserve"> support for </w:t>
-      </w:r>
-      <w:r>
-        <w:rPr>
-          <w:rFonts w:ascii="Arial" w:hAnsi="Arial" w:eastAsia="Arial" w:cs="Arial"/>
-          <w:lang w:val="en-US"/>
-        </w:rPr>
-        <w:t>both</w:t>
-      </w:r>
-      <w:r>
-        <w:rPr>
-          <w:rFonts w:ascii="Arial" w:hAnsi="Arial" w:eastAsia="Arial" w:cs="Arial"/>
-          <w:lang w:val="en-US"/>
-        </w:rPr>
-        <w:t xml:space="preserve"> mobile </w:t>
-      </w:r>
-      <w:r>
-        <w:rPr>
-          <w:rFonts w:ascii="Arial" w:hAnsi="Arial" w:eastAsia="Arial" w:cs="Arial"/>
-          <w:lang w:val="en-US"/>
-        </w:rPr>
-        <w:t>touchscreens</w:t>
-      </w:r>
-      <w:r>
-        <w:rPr>
-          <w:rFonts w:ascii="Arial" w:hAnsi="Arial" w:eastAsia="Arial" w:cs="Arial"/>
-          <w:lang w:val="en-US"/>
-        </w:rPr>
-        <w:t xml:space="preserve"> and web-</w:t>
-      </w:r>
-      <w:r>
-        <w:rPr>
-          <w:rFonts w:ascii="Arial" w:hAnsi="Arial" w:eastAsia="Arial" w:cs="Arial"/>
-          <w:lang w:val="en-US"/>
-        </w:rPr>
-        <w:t>based</w:t>
-      </w:r>
-      <w:r>
-        <w:rPr>
-          <w:rFonts w:ascii="Arial" w:hAnsi="Arial" w:eastAsia="Arial" w:cs="Arial"/>
-          <w:lang w:val="en-US"/>
-        </w:rPr>
-        <w:t xml:space="preserve"> </w:t>
-      </w:r>
-      <w:r>
-        <w:rPr>
-          <w:rFonts w:ascii="Arial" w:hAnsi="Arial" w:eastAsia="Arial" w:cs="Arial"/>
-          <w:lang w:val="en-US"/>
-        </w:rPr>
         <w:t>mouse</w:t>
       </w:r>
       <w:r>
@@ -3653,6 +5206,13 @@
           <w:lang w:val="en-US"/>
         </w:rPr>
         <w:t xml:space="preserve"> interfaces.</w:t>
+      </w:r>
+      <w:r>
+        <w:rPr>
+          <w:rFonts w:ascii="Arial" w:hAnsi="Arial" w:eastAsia="Arial" w:cs="Arial"/>
+          <w:lang w:val="en-US"/>
+        </w:rPr>
+        <w:t xml:space="preserve"> It may also have support for iOS in the future.</w:t>
       </w:r>
     </w:p>
     <w:p>
@@ -3685,6 +5245,7 @@
           <w:szCs w:val="24"/>
         </w:rPr>
       </w:pPr>
+      <w:bookmarkStart w:name="_Toc1608273856" w:id="1989553484"/>
       <w:r>
         <w:rPr>
           <w:rStyle w:val="Heading3Char"/>
@@ -3748,6 +5309,7 @@
         </w:rPr>
         <w:t xml:space="preserve"> Mode Mock-up</w:t>
       </w:r>
+      <w:bookmarkEnd w:id="1989553484"/>
       <w:r>
         <w:br/>
       </w:r>
@@ -4018,71 +5580,31 @@
     </w:p>
     <w:p>
       <w:pPr>
-        <w:pStyle w:val="Normal"/>
-        <w:suppressLineNumbers w:val="0"/>
-        <w:bidi w:val="0"/>
-        <w:spacing w:before="0" w:beforeAutospacing="off" w:after="0" w:afterAutospacing="off" w:line="259" w:lineRule="auto"/>
-        <w:ind w:left="0" w:right="0"/>
-        <w:jc w:val="left"/>
-        <w:rPr>
-          <w:rFonts w:ascii="Arial" w:hAnsi="Arial" w:eastAsia="Arial" w:cs="Arial"/>
-          <w:sz w:val="24"/>
-          <w:szCs w:val="24"/>
-        </w:rPr>
-      </w:pPr>
+        <w:pStyle w:val="Heading2"/>
+        <w:rPr>
+          <w:rFonts w:ascii="Arial" w:hAnsi="Arial" w:eastAsia="Arial" w:cs="Arial"/>
+          <w:b w:val="1"/>
+          <w:bCs w:val="1"/>
+          <w:color w:val="auto"/>
+          <w:sz w:val="32"/>
+          <w:szCs w:val="32"/>
+        </w:rPr>
+      </w:pPr>
+      <w:bookmarkStart w:name="_Toc899626262" w:id="73122267"/>
+      <w:r>
+        <w:rPr>
+          <w:rFonts w:ascii="Arial" w:hAnsi="Arial" w:eastAsia="Arial" w:cs="Arial"/>
+          <w:b w:val="1"/>
+          <w:bCs w:val="1"/>
+          <w:color w:val="auto"/>
+        </w:rPr>
+        <w:t>2. Mobile</w:t>
+      </w:r>
+      <w:bookmarkEnd w:id="73122267"/>
     </w:p>
     <w:p>
       <w:pPr>
-        <w:pStyle w:val="Normal"/>
-        <w:suppressLineNumbers w:val="0"/>
-        <w:bidi w:val="0"/>
-        <w:spacing w:before="0" w:beforeAutospacing="off" w:after="0" w:afterAutospacing="off" w:line="259" w:lineRule="auto"/>
-        <w:ind w:left="0" w:right="0"/>
-        <w:jc w:val="left"/>
-        <w:rPr>
-          <w:rFonts w:ascii="Arial" w:hAnsi="Arial" w:eastAsia="Arial" w:cs="Arial"/>
-          <w:b w:val="1"/>
-          <w:bCs w:val="1"/>
-          <w:sz w:val="32"/>
-          <w:szCs w:val="32"/>
-        </w:rPr>
-      </w:pPr>
-      <w:r>
-        <w:rPr>
-          <w:rFonts w:ascii="Arial" w:hAnsi="Arial" w:eastAsia="Arial" w:cs="Arial"/>
-          <w:b w:val="1"/>
-          <w:bCs w:val="1"/>
-          <w:sz w:val="32"/>
-          <w:szCs w:val="32"/>
-        </w:rPr>
-        <w:t>2. Mobile</w:t>
-      </w:r>
-    </w:p>
-    <w:p>
-      <w:pPr>
-        <w:pStyle w:val="Normal"/>
-        <w:suppressLineNumbers w:val="0"/>
-        <w:bidi w:val="0"/>
-        <w:spacing w:before="0" w:beforeAutospacing="off" w:after="0" w:afterAutospacing="off" w:line="259" w:lineRule="auto"/>
-        <w:ind w:left="0" w:right="0"/>
-        <w:jc w:val="left"/>
-        <w:rPr>
-          <w:rFonts w:ascii="Arial" w:hAnsi="Arial" w:eastAsia="Arial" w:cs="Arial"/>
-          <w:b w:val="1"/>
-          <w:bCs w:val="1"/>
-          <w:sz w:val="32"/>
-          <w:szCs w:val="32"/>
-        </w:rPr>
-      </w:pPr>
-    </w:p>
-    <w:p>
-      <w:pPr>
-        <w:pStyle w:val="Normal"/>
-        <w:suppressLineNumbers w:val="0"/>
-        <w:bidi w:val="0"/>
-        <w:spacing w:before="0" w:beforeAutospacing="off" w:after="0" w:afterAutospacing="off" w:line="259" w:lineRule="auto"/>
-        <w:ind w:left="0" w:right="0"/>
-        <w:jc w:val="left"/>
+        <w:pStyle w:val="Heading3"/>
         <w:rPr>
           <w:rFonts w:ascii="Arial" w:hAnsi="Arial" w:eastAsia="Arial" w:cs="Arial"/>
           <w:b w:val="1"/>
@@ -4091,7 +5613,280 @@
           <w:szCs w:val="28"/>
         </w:rPr>
       </w:pPr>
-      <w:r>
+      <w:bookmarkStart w:name="_Toc1518168577" w:id="649700528"/>
+      <w:r>
+        <w:rPr/>
+        <w:t>S9. Mobile Performance - Native Thread Responsiveness</w:t>
+      </w:r>
+      <w:bookmarkEnd w:id="649700528"/>
+    </w:p>
+    <w:p>
+      <w:pPr>
+        <w:pStyle w:val="Normal"/>
+        <w:spacing w:before="0" w:beforeAutospacing="off" w:after="0" w:afterAutospacing="off" w:line="259" w:lineRule="auto"/>
+        <w:ind w:left="0" w:right="0"/>
+        <w:jc w:val="left"/>
+      </w:pPr>
+      <w:r>
+        <w:rPr>
+          <w:rFonts w:ascii="Arial" w:hAnsi="Arial" w:eastAsia="Arial" w:cs="Arial"/>
+          <w:sz w:val="24"/>
+          <w:szCs w:val="24"/>
+        </w:rPr>
+        <w:t xml:space="preserve">The mobile unit must </w:t>
+      </w:r>
+      <w:r>
+        <w:rPr>
+          <w:rFonts w:ascii="Arial" w:hAnsi="Arial" w:eastAsia="Arial" w:cs="Arial"/>
+          <w:sz w:val="24"/>
+          <w:szCs w:val="24"/>
+        </w:rPr>
+        <w:t>maintain</w:t>
+      </w:r>
+      <w:r>
+        <w:rPr>
+          <w:rFonts w:ascii="Arial" w:hAnsi="Arial" w:eastAsia="Arial" w:cs="Arial"/>
+          <w:sz w:val="24"/>
+          <w:szCs w:val="24"/>
+        </w:rPr>
+        <w:t xml:space="preserve"> a consistent frame rate (target 60 FPS) to ensure a fluid ex</w:t>
+      </w:r>
+      <w:r>
+        <w:rPr>
+          <w:rFonts w:ascii="Arial" w:hAnsi="Arial" w:eastAsia="Arial" w:cs="Arial"/>
+          <w:sz w:val="24"/>
+          <w:szCs w:val="24"/>
+        </w:rPr>
+        <w:t xml:space="preserve">perience </w:t>
+      </w:r>
+      <w:r>
+        <w:rPr>
+          <w:rFonts w:ascii="Arial" w:hAnsi="Arial" w:eastAsia="Arial" w:cs="Arial"/>
+          <w:sz w:val="24"/>
+          <w:szCs w:val="24"/>
+        </w:rPr>
+        <w:t>for users wit</w:t>
+      </w:r>
+      <w:r>
+        <w:rPr>
+          <w:rFonts w:ascii="Arial" w:hAnsi="Arial" w:eastAsia="Arial" w:cs="Arial"/>
+          <w:sz w:val="24"/>
+          <w:szCs w:val="24"/>
+        </w:rPr>
+        <w:t xml:space="preserve">h motor </w:t>
+      </w:r>
+      <w:r>
+        <w:rPr>
+          <w:rFonts w:ascii="Arial" w:hAnsi="Arial" w:eastAsia="Arial" w:cs="Arial"/>
+          <w:sz w:val="24"/>
+          <w:szCs w:val="24"/>
+        </w:rPr>
+        <w:t xml:space="preserve">impairments. </w:t>
+      </w:r>
+      <w:r>
+        <w:rPr>
+          <w:rFonts w:ascii="Arial" w:hAnsi="Arial" w:eastAsia="Arial" w:cs="Arial"/>
+          <w:sz w:val="24"/>
+          <w:szCs w:val="24"/>
+        </w:rPr>
+        <w:t>The goal of 60 frames per second (FPS) is the global standard for native-</w:t>
+      </w:r>
+      <w:r>
+        <w:rPr>
+          <w:rFonts w:ascii="Arial" w:hAnsi="Arial" w:eastAsia="Arial" w:cs="Arial"/>
+          <w:sz w:val="24"/>
+          <w:szCs w:val="24"/>
+        </w:rPr>
+        <w:t>like smo</w:t>
+      </w:r>
+      <w:r>
+        <w:rPr>
+          <w:rFonts w:ascii="Arial" w:hAnsi="Arial" w:eastAsia="Arial" w:cs="Arial"/>
+          <w:sz w:val="24"/>
+          <w:szCs w:val="24"/>
+        </w:rPr>
+        <w:t xml:space="preserve">othness. </w:t>
+      </w:r>
+      <w:r>
+        <w:rPr>
+          <w:rFonts w:ascii="Arial" w:hAnsi="Arial" w:eastAsia="Arial" w:cs="Arial"/>
+          <w:sz w:val="24"/>
+          <w:szCs w:val="24"/>
+        </w:rPr>
+        <w:t xml:space="preserve">"A compelling reason to use React Native... is to achieve at least 60 frames per second and provide a native look and feel to your apps." [1] </w:t>
+      </w:r>
+      <w:r>
+        <w:rPr>
+          <w:rFonts w:ascii="Arial" w:hAnsi="Arial" w:eastAsia="Arial" w:cs="Arial"/>
+          <w:sz w:val="24"/>
+          <w:szCs w:val="24"/>
+        </w:rPr>
+        <w:t>This equates to approximately 16.6ms per frame.</w:t>
+      </w:r>
+      <w:r>
+        <w:rPr>
+          <w:rFonts w:ascii="Arial" w:hAnsi="Arial" w:eastAsia="Arial" w:cs="Arial"/>
+          <w:sz w:val="24"/>
+          <w:szCs w:val="24"/>
+        </w:rPr>
+        <w:t xml:space="preserve"> "iOS and Android devices display at least 60 frames per second, which gives you and the UI system at most 16.67ms to do all of the work needed... If you are unable to do the work... you will 'drop a frame' and the UI will appear unresponsive."</w:t>
+      </w:r>
+      <w:r>
+        <w:rPr>
+          <w:rFonts w:ascii="Arial" w:hAnsi="Arial" w:eastAsia="Arial" w:cs="Arial"/>
+          <w:sz w:val="24"/>
+          <w:szCs w:val="24"/>
+        </w:rPr>
+        <w:t xml:space="preserve"> </w:t>
+      </w:r>
+      <w:r>
+        <w:rPr>
+          <w:rFonts w:ascii="Arial" w:hAnsi="Arial" w:eastAsia="Arial" w:cs="Arial"/>
+          <w:sz w:val="24"/>
+          <w:szCs w:val="24"/>
+        </w:rPr>
+        <w:t xml:space="preserve">[1] </w:t>
+      </w:r>
+      <w:r>
+        <w:rPr>
+          <w:rFonts w:ascii="Arial" w:hAnsi="Arial" w:eastAsia="Arial" w:cs="Arial"/>
+          <w:sz w:val="24"/>
+          <w:szCs w:val="24"/>
+        </w:rPr>
+        <w:t xml:space="preserve">Because React Native </w:t>
+      </w:r>
+      <w:r>
+        <w:rPr>
+          <w:rFonts w:ascii="Arial" w:hAnsi="Arial" w:eastAsia="Arial" w:cs="Arial"/>
+          <w:sz w:val="24"/>
+          <w:szCs w:val="24"/>
+        </w:rPr>
+        <w:t>operates</w:t>
+      </w:r>
+      <w:r>
+        <w:rPr>
+          <w:rFonts w:ascii="Arial" w:hAnsi="Arial" w:eastAsia="Arial" w:cs="Arial"/>
+          <w:sz w:val="24"/>
+          <w:szCs w:val="24"/>
+        </w:rPr>
+        <w:t xml:space="preserve"> with separate threads for JavaScript logic and Native UI rendering, long-running tasks (such as processing complex device lists from the server) must not block the main UI thread.</w:t>
+      </w:r>
+      <w:r>
+        <w:rPr>
+          <w:rFonts w:ascii="Arial" w:hAnsi="Arial" w:eastAsia="Arial" w:cs="Arial"/>
+          <w:sz w:val="24"/>
+          <w:szCs w:val="24"/>
+        </w:rPr>
+        <w:t xml:space="preserve"> </w:t>
+      </w:r>
+      <w:r>
+        <w:rPr>
+          <w:rFonts w:ascii="Arial" w:hAnsi="Arial" w:eastAsia="Arial" w:cs="Arial"/>
+          <w:sz w:val="24"/>
+          <w:szCs w:val="24"/>
+        </w:rPr>
+        <w:t xml:space="preserve">Any interaction, such as a button press or a navigation transition, must </w:t>
+      </w:r>
+      <w:r>
+        <w:rPr>
+          <w:rFonts w:ascii="Arial" w:hAnsi="Arial" w:eastAsia="Arial" w:cs="Arial"/>
+          <w:sz w:val="24"/>
+          <w:szCs w:val="24"/>
+        </w:rPr>
+        <w:t>ini</w:t>
+      </w:r>
+      <w:r>
+        <w:rPr>
+          <w:rFonts w:ascii="Arial" w:hAnsi="Arial" w:eastAsia="Arial" w:cs="Arial"/>
+          <w:sz w:val="24"/>
+          <w:szCs w:val="24"/>
+        </w:rPr>
+        <w:t>tiate</w:t>
+      </w:r>
+      <w:r>
+        <w:rPr>
+          <w:rFonts w:ascii="Arial" w:hAnsi="Arial" w:eastAsia="Arial" w:cs="Arial"/>
+          <w:sz w:val="24"/>
+          <w:szCs w:val="24"/>
+        </w:rPr>
+        <w:t xml:space="preserve"> a </w:t>
+      </w:r>
+      <w:r>
+        <w:rPr>
+          <w:rFonts w:ascii="Arial" w:hAnsi="Arial" w:eastAsia="Arial" w:cs="Arial"/>
+          <w:sz w:val="24"/>
+          <w:szCs w:val="24"/>
+        </w:rPr>
+        <w:t xml:space="preserve">visual </w:t>
+      </w:r>
+      <w:r>
+        <w:rPr>
+          <w:rFonts w:ascii="Arial" w:hAnsi="Arial" w:eastAsia="Arial" w:cs="Arial"/>
+          <w:sz w:val="24"/>
+          <w:szCs w:val="24"/>
+        </w:rPr>
+        <w:t>response</w:t>
+      </w:r>
+      <w:r>
+        <w:rPr>
+          <w:rFonts w:ascii="Arial" w:hAnsi="Arial" w:eastAsia="Arial" w:cs="Arial"/>
+          <w:sz w:val="24"/>
+          <w:szCs w:val="24"/>
+        </w:rPr>
+        <w:t xml:space="preserve"> within </w:t>
+      </w:r>
+      <w:r>
+        <w:rPr>
+          <w:rFonts w:ascii="Arial" w:hAnsi="Arial" w:eastAsia="Arial" w:cs="Arial"/>
+          <w:sz w:val="24"/>
+          <w:szCs w:val="24"/>
+        </w:rPr>
+        <w:t>5</w:t>
+      </w:r>
+      <w:r>
+        <w:rPr>
+          <w:rFonts w:ascii="Arial" w:hAnsi="Arial" w:eastAsia="Arial" w:cs="Arial"/>
+          <w:sz w:val="24"/>
+          <w:szCs w:val="24"/>
+        </w:rPr>
+        <w:t>00ms to provide immediate</w:t>
+      </w:r>
+      <w:r>
+        <w:rPr>
+          <w:rFonts w:ascii="Arial" w:hAnsi="Arial" w:eastAsia="Arial" w:cs="Arial"/>
+          <w:sz w:val="24"/>
+          <w:szCs w:val="24"/>
+        </w:rPr>
+        <w:t xml:space="preserve"> </w:t>
+      </w:r>
+      <w:r>
+        <w:rPr>
+          <w:rFonts w:ascii="Arial" w:hAnsi="Arial" w:eastAsia="Arial" w:cs="Arial"/>
+          <w:sz w:val="24"/>
+          <w:szCs w:val="24"/>
+        </w:rPr>
+        <w:t>responsiveness</w:t>
+      </w:r>
+      <w:r>
+        <w:rPr>
+          <w:rFonts w:ascii="Arial" w:hAnsi="Arial" w:eastAsia="Arial" w:cs="Arial"/>
+          <w:sz w:val="24"/>
+          <w:szCs w:val="24"/>
+        </w:rPr>
+        <w:t xml:space="preserve"> to the user.</w:t>
+      </w:r>
+      <w:r>
+        <w:rPr>
+          <w:rFonts w:ascii="Arial" w:hAnsi="Arial" w:eastAsia="Arial" w:cs="Arial"/>
+          <w:sz w:val="24"/>
+          <w:szCs w:val="24"/>
+        </w:rPr>
+        <w:t xml:space="preserve"> By setting a 500ms limit, we are effectively requiring that the app completes its "visual response" (like a navigation transition or a loading spinner) at the midpoint of that window. This ensures the user never reaches the 1000ms (1 second) mark, where they statistically begin to lose focus. [2]</w:t>
+      </w:r>
+    </w:p>
+    <w:p>
+      <w:pPr>
+        <w:pStyle w:val="Heading3"/>
         <w:rPr>
           <w:rFonts w:ascii="Arial" w:hAnsi="Arial" w:eastAsia="Arial" w:cs="Arial"/>
           <w:b w:val="1"/>
@@ -4099,165 +5894,52 @@
           <w:sz w:val="28"/>
           <w:szCs w:val="28"/>
         </w:rPr>
-        <w:t>S9. Mobile Performance - Native Thread Responsiveness</w:t>
-      </w:r>
+      </w:pPr>
+      <w:bookmarkStart w:name="_Toc1275058012" w:id="1556913879"/>
+      <w:r>
+        <w:rPr/>
+        <w:t>S10. Mobile Reliability - Connectivity Transition (</w:t>
+      </w:r>
+      <w:r>
+        <w:rPr/>
+        <w:t>WiFi</w:t>
+      </w:r>
+      <w:r>
+        <w:rPr/>
+        <w:t>/Cellular)</w:t>
+      </w:r>
+      <w:bookmarkEnd w:id="1556913879"/>
     </w:p>
     <w:p>
       <w:pPr>
         <w:pStyle w:val="Normal"/>
-        <w:bidi w:val="0"/>
-        <w:spacing w:before="0" w:beforeAutospacing="off" w:after="0" w:afterAutospacing="off" w:line="259" w:lineRule="auto"/>
-        <w:ind w:left="0" w:right="0"/>
-        <w:jc w:val="left"/>
-        <w:rPr>
-          <w:rFonts w:ascii="Arial" w:hAnsi="Arial" w:eastAsia="Arial" w:cs="Arial"/>
-          <w:sz w:val="24"/>
-          <w:szCs w:val="24"/>
-        </w:rPr>
-      </w:pPr>
-      <w:r>
-        <w:rPr>
-          <w:rFonts w:ascii="Arial" w:hAnsi="Arial" w:eastAsia="Arial" w:cs="Arial"/>
-          <w:sz w:val="24"/>
-          <w:szCs w:val="24"/>
-        </w:rPr>
-        <w:t xml:space="preserve">The mobile unit must </w:t>
-      </w:r>
-      <w:r>
-        <w:rPr>
-          <w:rFonts w:ascii="Arial" w:hAnsi="Arial" w:eastAsia="Arial" w:cs="Arial"/>
-          <w:sz w:val="24"/>
-          <w:szCs w:val="24"/>
-        </w:rPr>
-        <w:t>maintain</w:t>
-      </w:r>
-      <w:r>
-        <w:rPr>
-          <w:rFonts w:ascii="Arial" w:hAnsi="Arial" w:eastAsia="Arial" w:cs="Arial"/>
-          <w:sz w:val="24"/>
-          <w:szCs w:val="24"/>
-        </w:rPr>
-        <w:t xml:space="preserve"> a consistent frame rate (target 60 FPS) to ensure a fluid experience for users with motor impairments. Because React Native </w:t>
-      </w:r>
-      <w:r>
-        <w:rPr>
-          <w:rFonts w:ascii="Arial" w:hAnsi="Arial" w:eastAsia="Arial" w:cs="Arial"/>
-          <w:sz w:val="24"/>
-          <w:szCs w:val="24"/>
-        </w:rPr>
-        <w:t>operates</w:t>
-      </w:r>
-      <w:r>
-        <w:rPr>
-          <w:rFonts w:ascii="Arial" w:hAnsi="Arial" w:eastAsia="Arial" w:cs="Arial"/>
-          <w:sz w:val="24"/>
-          <w:szCs w:val="24"/>
-        </w:rPr>
-        <w:t xml:space="preserve"> with separate threads for JavaScript logic and Native UI rendering, long-running tasks (such as processing complex device lists from the server) must not block the main UI thread.</w:t>
-      </w:r>
-      <w:r>
-        <w:rPr>
-          <w:rFonts w:ascii="Arial" w:hAnsi="Arial" w:eastAsia="Arial" w:cs="Arial"/>
-          <w:sz w:val="24"/>
-          <w:szCs w:val="24"/>
+        <w:rPr>
+          <w:rFonts w:ascii="Arial" w:hAnsi="Arial" w:eastAsia="Arial" w:cs="Arial"/>
+        </w:rPr>
+      </w:pPr>
+      <w:r>
+        <w:rPr>
+          <w:rFonts w:ascii="Arial" w:hAnsi="Arial" w:eastAsia="Arial" w:cs="Arial"/>
         </w:rPr>
         <w:t xml:space="preserve"> </w:t>
       </w:r>
       <w:r>
         <w:rPr>
           <w:rFonts w:ascii="Arial" w:hAnsi="Arial" w:eastAsia="Arial" w:cs="Arial"/>
-          <w:sz w:val="24"/>
-          <w:szCs w:val="24"/>
-        </w:rPr>
-        <w:t xml:space="preserve">Any interaction, such as a button press or a navigation transition, must </w:t>
-      </w:r>
-      <w:r>
-        <w:rPr>
-          <w:rFonts w:ascii="Arial" w:hAnsi="Arial" w:eastAsia="Arial" w:cs="Arial"/>
-          <w:sz w:val="24"/>
-          <w:szCs w:val="24"/>
-        </w:rPr>
-        <w:t>ini</w:t>
-      </w:r>
-      <w:r>
-        <w:rPr>
-          <w:rFonts w:ascii="Arial" w:hAnsi="Arial" w:eastAsia="Arial" w:cs="Arial"/>
-          <w:sz w:val="24"/>
-          <w:szCs w:val="24"/>
-        </w:rPr>
-        <w:t>tiate</w:t>
-      </w:r>
-      <w:r>
-        <w:rPr>
-          <w:rFonts w:ascii="Arial" w:hAnsi="Arial" w:eastAsia="Arial" w:cs="Arial"/>
-          <w:sz w:val="24"/>
-          <w:szCs w:val="24"/>
-        </w:rPr>
-        <w:t xml:space="preserve"> a </w:t>
-      </w:r>
-      <w:r>
-        <w:rPr>
-          <w:rFonts w:ascii="Arial" w:hAnsi="Arial" w:eastAsia="Arial" w:cs="Arial"/>
-          <w:sz w:val="24"/>
-          <w:szCs w:val="24"/>
-        </w:rPr>
-        <w:t xml:space="preserve">visual </w:t>
-      </w:r>
-      <w:r>
-        <w:rPr>
-          <w:rFonts w:ascii="Arial" w:hAnsi="Arial" w:eastAsia="Arial" w:cs="Arial"/>
-          <w:sz w:val="24"/>
-          <w:szCs w:val="24"/>
-        </w:rPr>
-        <w:t>response</w:t>
-      </w:r>
-      <w:r>
-        <w:rPr>
-          <w:rFonts w:ascii="Arial" w:hAnsi="Arial" w:eastAsia="Arial" w:cs="Arial"/>
-          <w:sz w:val="24"/>
-          <w:szCs w:val="24"/>
-        </w:rPr>
-        <w:t xml:space="preserve"> within </w:t>
-      </w:r>
-      <w:r>
-        <w:rPr>
-          <w:rFonts w:ascii="Arial" w:hAnsi="Arial" w:eastAsia="Arial" w:cs="Arial"/>
-          <w:sz w:val="24"/>
-          <w:szCs w:val="24"/>
-        </w:rPr>
-        <w:t>5</w:t>
-      </w:r>
-      <w:r>
-        <w:rPr>
-          <w:rFonts w:ascii="Arial" w:hAnsi="Arial" w:eastAsia="Arial" w:cs="Arial"/>
-          <w:sz w:val="24"/>
-          <w:szCs w:val="24"/>
-        </w:rPr>
-        <w:t>00ms to provide immediate</w:t>
-      </w:r>
-      <w:r>
-        <w:rPr>
-          <w:rFonts w:ascii="Arial" w:hAnsi="Arial" w:eastAsia="Arial" w:cs="Arial"/>
-          <w:sz w:val="24"/>
-          <w:szCs w:val="24"/>
-        </w:rPr>
-        <w:t xml:space="preserve"> </w:t>
-      </w:r>
-      <w:r>
-        <w:rPr>
-          <w:rFonts w:ascii="Arial" w:hAnsi="Arial" w:eastAsia="Arial" w:cs="Arial"/>
-          <w:sz w:val="24"/>
-          <w:szCs w:val="24"/>
-        </w:rPr>
-        <w:t>responsiveness</w:t>
-      </w:r>
-      <w:r>
-        <w:rPr>
-          <w:rFonts w:ascii="Arial" w:hAnsi="Arial" w:eastAsia="Arial" w:cs="Arial"/>
-          <w:sz w:val="24"/>
-          <w:szCs w:val="24"/>
-        </w:rPr>
-        <w:t xml:space="preserve"> to the user.</w:t>
+        </w:rPr>
+        <w:t xml:space="preserve">As mobile units are often in motion, the application must gracefully handle the handover between local </w:t>
+      </w:r>
+      <w:r>
+        <w:rPr>
+          <w:rFonts w:ascii="Arial" w:hAnsi="Arial" w:eastAsia="Arial" w:cs="Arial"/>
+        </w:rPr>
+        <w:t>WiFi</w:t>
+      </w:r>
+      <w:r>
+        <w:rPr>
+          <w:rFonts w:ascii="Arial" w:hAnsi="Arial" w:eastAsia="Arial" w:cs="Arial"/>
+        </w:rPr>
+        <w:t xml:space="preserve"> and cellular data without session termination.</w:t>
       </w:r>
     </w:p>
     <w:p>
@@ -4267,10 +5949,40 @@
           <w:rFonts w:ascii="Arial" w:hAnsi="Arial" w:eastAsia="Arial" w:cs="Arial"/>
         </w:rPr>
       </w:pPr>
+      <w:r>
+        <w:rPr>
+          <w:rFonts w:ascii="Arial" w:hAnsi="Arial" w:eastAsia="Arial" w:cs="Arial"/>
+        </w:rPr>
+        <w:t xml:space="preserve"> </w:t>
+      </w:r>
+      <w:r>
+        <w:rPr>
+          <w:rFonts w:ascii="Arial" w:hAnsi="Arial" w:eastAsia="Arial" w:cs="Arial"/>
+        </w:rPr>
+        <w:t>Utilizing</w:t>
+      </w:r>
+      <w:r>
+        <w:rPr>
+          <w:rFonts w:ascii="Arial" w:hAnsi="Arial" w:eastAsia="Arial" w:cs="Arial"/>
+        </w:rPr>
+        <w:t xml:space="preserve"> expo-network, the Unit must detect connection changes. If the House Server becomes unreachable during a transition, the UI must display a "Reconnecting" status overlay while </w:t>
+      </w:r>
+      <w:r>
+        <w:rPr>
+          <w:rFonts w:ascii="Arial" w:hAnsi="Arial" w:eastAsia="Arial" w:cs="Arial"/>
+        </w:rPr>
+        <w:t>retaining</w:t>
+      </w:r>
+      <w:r>
+        <w:rPr>
+          <w:rFonts w:ascii="Arial" w:hAnsi="Arial" w:eastAsia="Arial" w:cs="Arial"/>
+        </w:rPr>
+        <w:t xml:space="preserve"> the last known state (as per S8) to prevent user confusion or accidental double-triggering of commands.</w:t>
+      </w:r>
     </w:p>
     <w:p>
       <w:pPr>
-        <w:pStyle w:val="Normal"/>
+        <w:pStyle w:val="Heading3"/>
         <w:rPr>
           <w:rFonts w:ascii="Arial" w:hAnsi="Arial" w:eastAsia="Arial" w:cs="Arial"/>
           <w:b w:val="1"/>
@@ -4279,7 +5991,84 @@
           <w:szCs w:val="28"/>
         </w:rPr>
       </w:pPr>
-      <w:r>
+      <w:bookmarkStart w:name="_Toc1093407082" w:id="2014153284"/>
+      <w:r>
+        <w:rPr/>
+        <w:t>S11. Mobile Resource Management - Battery Efficiency</w:t>
+      </w:r>
+      <w:bookmarkEnd w:id="2014153284"/>
+    </w:p>
+    <w:p>
+      <w:pPr>
+        <w:pStyle w:val="Normal"/>
+        <w:rPr>
+          <w:rFonts w:ascii="Arial" w:hAnsi="Arial" w:eastAsia="Arial" w:cs="Arial"/>
+        </w:rPr>
+      </w:pPr>
+      <w:r>
+        <w:rPr>
+          <w:rFonts w:ascii="Arial" w:hAnsi="Arial" w:eastAsia="Arial" w:cs="Arial"/>
+        </w:rPr>
+        <w:t xml:space="preserve">Since the mobile unit is a life </w:t>
+      </w:r>
+      <w:r>
+        <w:rPr>
+          <w:rFonts w:ascii="Arial" w:hAnsi="Arial" w:eastAsia="Arial" w:cs="Arial"/>
+        </w:rPr>
+        <w:t>assistance</w:t>
+      </w:r>
+      <w:r>
+        <w:rPr>
+          <w:rFonts w:ascii="Arial" w:hAnsi="Arial" w:eastAsia="Arial" w:cs="Arial"/>
+        </w:rPr>
+        <w:t xml:space="preserve"> tool, it must minimize power consumption to ensure all day availability. The app should </w:t>
+      </w:r>
+      <w:r>
+        <w:rPr>
+          <w:rFonts w:ascii="Arial" w:hAnsi="Arial" w:eastAsia="Arial" w:cs="Arial"/>
+        </w:rPr>
+        <w:t>utilize</w:t>
+      </w:r>
+      <w:r>
+        <w:rPr>
+          <w:rFonts w:ascii="Arial" w:hAnsi="Arial" w:eastAsia="Arial" w:cs="Arial"/>
+        </w:rPr>
+        <w:t xml:space="preserve"> expo-battery to </w:t>
+      </w:r>
+      <w:r>
+        <w:rPr>
+          <w:rFonts w:ascii="Arial" w:hAnsi="Arial" w:eastAsia="Arial" w:cs="Arial"/>
+        </w:rPr>
+        <w:t>monitor</w:t>
+      </w:r>
+      <w:r>
+        <w:rPr>
+          <w:rFonts w:ascii="Arial" w:hAnsi="Arial" w:eastAsia="Arial" w:cs="Arial"/>
+        </w:rPr>
+        <w:t xml:space="preserve"> energy levels. When the </w:t>
+      </w:r>
+      <w:r>
+        <w:rPr>
+          <w:rFonts w:ascii="Arial" w:hAnsi="Arial" w:eastAsia="Arial" w:cs="Arial"/>
+        </w:rPr>
+        <w:t>device's</w:t>
+      </w:r>
+      <w:r>
+        <w:rPr>
+          <w:rFonts w:ascii="Arial" w:hAnsi="Arial" w:eastAsia="Arial" w:cs="Arial"/>
+        </w:rPr>
+        <w:t xml:space="preserve"> </w:t>
+      </w:r>
+      <w:r>
+        <w:rPr>
+          <w:rFonts w:ascii="Arial" w:hAnsi="Arial" w:eastAsia="Arial" w:cs="Arial"/>
+        </w:rPr>
+        <w:t>battery falls below 20%, the Unit should automatically reduce the frequency of background state polling from the House Server and disable non-essential UI animations to preserve remaining power for critical home controls.</w:t>
+      </w:r>
+    </w:p>
+    <w:p>
+      <w:pPr>
+        <w:pStyle w:val="Heading3"/>
         <w:rPr>
           <w:rFonts w:ascii="Arial" w:hAnsi="Arial" w:eastAsia="Arial" w:cs="Arial"/>
           <w:b w:val="1"/>
@@ -4287,384 +6076,152 @@
           <w:sz w:val="28"/>
           <w:szCs w:val="28"/>
         </w:rPr>
-        <w:t>S10. Mobile Reliability - Connectivity Transition (</w:t>
-      </w:r>
-      <w:r>
-        <w:rPr>
-          <w:rFonts w:ascii="Arial" w:hAnsi="Arial" w:eastAsia="Arial" w:cs="Arial"/>
-          <w:b w:val="1"/>
-          <w:bCs w:val="1"/>
-          <w:sz w:val="28"/>
-          <w:szCs w:val="28"/>
-        </w:rPr>
-        <w:t>WiFi</w:t>
-      </w:r>
-      <w:r>
-        <w:rPr>
-          <w:rFonts w:ascii="Arial" w:hAnsi="Arial" w:eastAsia="Arial" w:cs="Arial"/>
-          <w:b w:val="1"/>
-          <w:bCs w:val="1"/>
-          <w:sz w:val="28"/>
-          <w:szCs w:val="28"/>
-        </w:rPr>
-        <w:t>/Cellular)</w:t>
+      </w:pPr>
+      <w:bookmarkStart w:name="_Toc302963595" w:id="2066067904"/>
+      <w:r>
+        <w:rPr/>
+        <w:t>S12. Mobile Accessibility - Screen Reader &amp; Voice</w:t>
+      </w:r>
+      <w:r>
+        <w:rPr/>
+        <w:t>o</w:t>
+      </w:r>
+      <w:r>
+        <w:rPr/>
+        <w:t>ver</w:t>
+      </w:r>
+      <w:bookmarkEnd w:id="2066067904"/>
+    </w:p>
+    <w:p xmlns:wp14="http://schemas.microsoft.com/office/word/2010/wordml" wp14:textId="13B7FE75">
+      <w:pPr>
+        <w:pStyle w:val="Normal"/>
+        <w:rPr>
+          <w:rFonts w:ascii="Arial" w:hAnsi="Arial" w:eastAsia="Arial" w:cs="Arial"/>
+          <w:lang w:val="en-US" w:eastAsia="en-US"/>
+        </w:rPr>
+      </w:pPr>
+      <w:r>
+        <w:rPr>
+          <w:rFonts w:ascii="Arial" w:hAnsi="Arial" w:eastAsia="Arial" w:cs="Arial"/>
+        </w:rPr>
+        <w:t xml:space="preserve">The mobile interface must be fully navigable via system level assistive technologies (iOS </w:t>
+      </w:r>
+      <w:r>
+        <w:rPr>
+          <w:rFonts w:ascii="Arial" w:hAnsi="Arial" w:eastAsia="Arial" w:cs="Arial"/>
+        </w:rPr>
+        <w:t>VoiceOver</w:t>
+      </w:r>
+      <w:r>
+        <w:rPr>
+          <w:rFonts w:ascii="Arial" w:hAnsi="Arial" w:eastAsia="Arial" w:cs="Arial"/>
+        </w:rPr>
+        <w:t xml:space="preserve"> and Android </w:t>
+      </w:r>
+      <w:r>
+        <w:rPr>
+          <w:rFonts w:ascii="Arial" w:hAnsi="Arial" w:eastAsia="Arial" w:cs="Arial"/>
+        </w:rPr>
+        <w:t>TalkBack</w:t>
+      </w:r>
+      <w:r>
+        <w:rPr>
+          <w:rFonts w:ascii="Arial" w:hAnsi="Arial" w:eastAsia="Arial" w:cs="Arial"/>
+        </w:rPr>
+        <w:t xml:space="preserve">) to support users with visual or severe motor impairments. All dynamic UI components </w:t>
+      </w:r>
+      <w:r>
+        <w:rPr>
+          <w:rFonts w:ascii="Arial" w:hAnsi="Arial" w:eastAsia="Arial" w:cs="Arial"/>
+        </w:rPr>
+        <w:t>rendered</w:t>
+      </w:r>
+      <w:r>
+        <w:rPr>
+          <w:rFonts w:ascii="Arial" w:hAnsi="Arial" w:eastAsia="Arial" w:cs="Arial"/>
+        </w:rPr>
+        <w:t xml:space="preserve"> from the server must be injected with </w:t>
+      </w:r>
+      <w:r>
+        <w:rPr>
+          <w:rFonts w:ascii="Arial" w:hAnsi="Arial" w:eastAsia="Arial" w:cs="Arial"/>
+        </w:rPr>
+        <w:t>appropriate accessible</w:t>
+      </w:r>
+      <w:r>
+        <w:rPr>
+          <w:rFonts w:ascii="Arial" w:hAnsi="Arial" w:eastAsia="Arial" w:cs="Arial"/>
+        </w:rPr>
+        <w:t xml:space="preserve">={true}, </w:t>
+      </w:r>
+      <w:r>
+        <w:rPr>
+          <w:rFonts w:ascii="Arial" w:hAnsi="Arial" w:eastAsia="Arial" w:cs="Arial"/>
+        </w:rPr>
+        <w:t>accessibilityLabel</w:t>
+      </w:r>
+      <w:r>
+        <w:rPr>
+          <w:rFonts w:ascii="Arial" w:hAnsi="Arial" w:eastAsia="Arial" w:cs="Arial"/>
+        </w:rPr>
+        <w:t xml:space="preserve">, and </w:t>
+      </w:r>
+      <w:r>
+        <w:rPr>
+          <w:rFonts w:ascii="Arial" w:hAnsi="Arial" w:eastAsia="Arial" w:cs="Arial"/>
+        </w:rPr>
+        <w:t>accessibilityRole</w:t>
+      </w:r>
+      <w:r>
+        <w:rPr>
+          <w:rFonts w:ascii="Arial" w:hAnsi="Arial" w:eastAsia="Arial" w:cs="Arial"/>
+        </w:rPr>
+        <w:t xml:space="preserve"> props. For example, a "Light Switch" </w:t>
+      </w:r>
+      <w:r>
+        <w:rPr>
+          <w:rFonts w:ascii="Arial" w:hAnsi="Arial" w:eastAsia="Arial" w:cs="Arial"/>
+        </w:rPr>
+        <w:t>component</w:t>
+      </w:r>
+      <w:r>
+        <w:rPr>
+          <w:rFonts w:ascii="Arial" w:hAnsi="Arial" w:eastAsia="Arial" w:cs="Arial"/>
+        </w:rPr>
+        <w:t xml:space="preserve"> must be announced by the device as a toggleable element with its current state ("On/Off"), rather than just a generic image or button.</w:t>
       </w:r>
     </w:p>
     <w:p>
       <w:pPr>
-        <w:pStyle w:val="Normal"/>
-        <w:rPr>
-          <w:rFonts w:ascii="Arial" w:hAnsi="Arial" w:eastAsia="Arial" w:cs="Arial"/>
-        </w:rPr>
-      </w:pPr>
-      <w:r>
-        <w:rPr>
-          <w:rFonts w:ascii="Arial" w:hAnsi="Arial" w:eastAsia="Arial" w:cs="Arial"/>
-        </w:rPr>
-        <w:t xml:space="preserve"> </w:t>
-      </w:r>
-      <w:r>
-        <w:rPr>
-          <w:rFonts w:ascii="Arial" w:hAnsi="Arial" w:eastAsia="Arial" w:cs="Arial"/>
-        </w:rPr>
-        <w:t xml:space="preserve">As mobile units are often in motion, the application must gracefully handle the handover between local </w:t>
-      </w:r>
-      <w:r>
-        <w:rPr>
-          <w:rFonts w:ascii="Arial" w:hAnsi="Arial" w:eastAsia="Arial" w:cs="Arial"/>
-        </w:rPr>
-        <w:t>WiFi</w:t>
-      </w:r>
-      <w:r>
-        <w:rPr>
-          <w:rFonts w:ascii="Arial" w:hAnsi="Arial" w:eastAsia="Arial" w:cs="Arial"/>
-        </w:rPr>
-        <w:t xml:space="preserve"> and cellular data without session termination.</w:t>
-      </w:r>
-    </w:p>
-    <w:p>
-      <w:pPr>
-        <w:pStyle w:val="Normal"/>
-        <w:rPr>
-          <w:rFonts w:ascii="Arial" w:hAnsi="Arial" w:eastAsia="Arial" w:cs="Arial"/>
-        </w:rPr>
-      </w:pPr>
-      <w:r>
-        <w:rPr>
-          <w:rFonts w:ascii="Arial" w:hAnsi="Arial" w:eastAsia="Arial" w:cs="Arial"/>
-        </w:rPr>
-        <w:t xml:space="preserve"> </w:t>
-      </w:r>
-      <w:r>
-        <w:rPr>
-          <w:rFonts w:ascii="Arial" w:hAnsi="Arial" w:eastAsia="Arial" w:cs="Arial"/>
-        </w:rPr>
-        <w:t>Utilizing</w:t>
-      </w:r>
-      <w:r>
-        <w:rPr>
-          <w:rFonts w:ascii="Arial" w:hAnsi="Arial" w:eastAsia="Arial" w:cs="Arial"/>
-        </w:rPr>
-        <w:t xml:space="preserve"> expo-network, the Unit must detect connection changes. If the House Server becomes unreachable during a transition, the UI must display a "Reconnecting" status overlay while </w:t>
-      </w:r>
-      <w:r>
-        <w:rPr>
-          <w:rFonts w:ascii="Arial" w:hAnsi="Arial" w:eastAsia="Arial" w:cs="Arial"/>
-        </w:rPr>
-        <w:t>retaining</w:t>
-      </w:r>
-      <w:r>
-        <w:rPr>
-          <w:rFonts w:ascii="Arial" w:hAnsi="Arial" w:eastAsia="Arial" w:cs="Arial"/>
-        </w:rPr>
-        <w:t xml:space="preserve"> the last known state (as per S8) to prevent user confusion or accidental double-triggering of commands.</w:t>
-      </w:r>
-    </w:p>
-    <w:p>
-      <w:pPr>
-        <w:pStyle w:val="Normal"/>
-        <w:rPr>
-          <w:rFonts w:ascii="Arial" w:hAnsi="Arial" w:eastAsia="Arial" w:cs="Arial"/>
-        </w:rPr>
-      </w:pPr>
-    </w:p>
-    <w:p>
-      <w:pPr>
-        <w:pStyle w:val="Normal"/>
-        <w:rPr>
-          <w:rFonts w:ascii="Arial" w:hAnsi="Arial" w:eastAsia="Arial" w:cs="Arial"/>
-          <w:b w:val="1"/>
-          <w:bCs w:val="1"/>
-          <w:sz w:val="28"/>
-          <w:szCs w:val="28"/>
-        </w:rPr>
-      </w:pPr>
-      <w:r>
-        <w:rPr>
-          <w:rFonts w:ascii="Arial" w:hAnsi="Arial" w:eastAsia="Arial" w:cs="Arial"/>
-          <w:b w:val="1"/>
-          <w:bCs w:val="1"/>
-          <w:sz w:val="28"/>
-          <w:szCs w:val="28"/>
-        </w:rPr>
-        <w:t>S11. Mobile Resource Management - Battery Efficiency</w:t>
-      </w:r>
-    </w:p>
-    <w:p>
-      <w:pPr>
-        <w:pStyle w:val="Normal"/>
-        <w:rPr>
-          <w:rFonts w:ascii="Arial" w:hAnsi="Arial" w:eastAsia="Arial" w:cs="Arial"/>
-        </w:rPr>
-      </w:pPr>
-      <w:r>
-        <w:rPr>
-          <w:rFonts w:ascii="Arial" w:hAnsi="Arial" w:eastAsia="Arial" w:cs="Arial"/>
-        </w:rPr>
-        <w:t xml:space="preserve">Since the mobile unit is a life </w:t>
-      </w:r>
-      <w:r>
-        <w:rPr>
-          <w:rFonts w:ascii="Arial" w:hAnsi="Arial" w:eastAsia="Arial" w:cs="Arial"/>
-        </w:rPr>
-        <w:t>assistance</w:t>
-      </w:r>
-      <w:r>
-        <w:rPr>
-          <w:rFonts w:ascii="Arial" w:hAnsi="Arial" w:eastAsia="Arial" w:cs="Arial"/>
-        </w:rPr>
-        <w:t xml:space="preserve"> tool, it must minimize power consumption to ensure all day availability. The app should </w:t>
-      </w:r>
-      <w:r>
-        <w:rPr>
-          <w:rFonts w:ascii="Arial" w:hAnsi="Arial" w:eastAsia="Arial" w:cs="Arial"/>
-        </w:rPr>
-        <w:t>utilize</w:t>
-      </w:r>
-      <w:r>
-        <w:rPr>
-          <w:rFonts w:ascii="Arial" w:hAnsi="Arial" w:eastAsia="Arial" w:cs="Arial"/>
-        </w:rPr>
-        <w:t xml:space="preserve"> expo-battery to </w:t>
-      </w:r>
-      <w:r>
-        <w:rPr>
-          <w:rFonts w:ascii="Arial" w:hAnsi="Arial" w:eastAsia="Arial" w:cs="Arial"/>
-        </w:rPr>
-        <w:t>monitor</w:t>
-      </w:r>
-      <w:r>
-        <w:rPr>
-          <w:rFonts w:ascii="Arial" w:hAnsi="Arial" w:eastAsia="Arial" w:cs="Arial"/>
-        </w:rPr>
-        <w:t xml:space="preserve"> energy levels. When the </w:t>
-      </w:r>
-      <w:r>
-        <w:rPr>
-          <w:rFonts w:ascii="Arial" w:hAnsi="Arial" w:eastAsia="Arial" w:cs="Arial"/>
-        </w:rPr>
-        <w:t>device's</w:t>
-      </w:r>
-      <w:r>
-        <w:rPr>
-          <w:rFonts w:ascii="Arial" w:hAnsi="Arial" w:eastAsia="Arial" w:cs="Arial"/>
-        </w:rPr>
-        <w:t xml:space="preserve"> </w:t>
-      </w:r>
-      <w:r>
-        <w:rPr>
-          <w:rFonts w:ascii="Arial" w:hAnsi="Arial" w:eastAsia="Arial" w:cs="Arial"/>
-        </w:rPr>
-        <w:t>battery falls below 20%, the Unit should automatically reduce the frequency of background state polling from the House Server and disable non-essential UI animations to preserve remaining power for critical home controls.</w:t>
-      </w:r>
-    </w:p>
-    <w:p>
-      <w:pPr>
-        <w:pStyle w:val="Normal"/>
-        <w:rPr>
-          <w:rFonts w:ascii="Arial" w:hAnsi="Arial" w:eastAsia="Arial" w:cs="Arial"/>
-        </w:rPr>
-      </w:pPr>
-    </w:p>
-    <w:p>
-      <w:pPr>
-        <w:pStyle w:val="Normal"/>
-        <w:rPr>
-          <w:rFonts w:ascii="Arial" w:hAnsi="Arial" w:eastAsia="Arial" w:cs="Arial"/>
-          <w:b w:val="1"/>
-          <w:bCs w:val="1"/>
-          <w:sz w:val="28"/>
-          <w:szCs w:val="28"/>
-        </w:rPr>
-      </w:pPr>
-      <w:r>
-        <w:rPr>
-          <w:rFonts w:ascii="Arial" w:hAnsi="Arial" w:eastAsia="Arial" w:cs="Arial"/>
-          <w:b w:val="1"/>
-          <w:bCs w:val="1"/>
-          <w:sz w:val="28"/>
-          <w:szCs w:val="28"/>
-        </w:rPr>
-        <w:t>S12. Mobile Accessibility - Screen Reader &amp; Voice</w:t>
-      </w:r>
-      <w:r>
-        <w:rPr>
-          <w:rFonts w:ascii="Arial" w:hAnsi="Arial" w:eastAsia="Arial" w:cs="Arial"/>
-          <w:b w:val="1"/>
-          <w:bCs w:val="1"/>
-          <w:sz w:val="28"/>
-          <w:szCs w:val="28"/>
-        </w:rPr>
-        <w:t>o</w:t>
-      </w:r>
-      <w:r>
-        <w:rPr>
-          <w:rFonts w:ascii="Arial" w:hAnsi="Arial" w:eastAsia="Arial" w:cs="Arial"/>
-          <w:b w:val="1"/>
-          <w:bCs w:val="1"/>
-          <w:sz w:val="28"/>
-          <w:szCs w:val="28"/>
-        </w:rPr>
-        <w:t>ver</w:t>
-      </w:r>
-    </w:p>
-    <w:p>
-      <w:pPr>
-        <w:pStyle w:val="Normal"/>
-        <w:rPr>
-          <w:rFonts w:ascii="Arial" w:hAnsi="Arial" w:eastAsia="Arial" w:cs="Arial"/>
-        </w:rPr>
-      </w:pPr>
-      <w:r>
-        <w:rPr>
-          <w:rFonts w:ascii="Arial" w:hAnsi="Arial" w:eastAsia="Arial" w:cs="Arial"/>
-        </w:rPr>
-        <w:t xml:space="preserve">The mobile interface must be fully navigable via system level assistive technologies (iOS </w:t>
-      </w:r>
-      <w:r>
-        <w:rPr>
-          <w:rFonts w:ascii="Arial" w:hAnsi="Arial" w:eastAsia="Arial" w:cs="Arial"/>
-        </w:rPr>
-        <w:t>VoiceOver</w:t>
-      </w:r>
-      <w:r>
-        <w:rPr>
-          <w:rFonts w:ascii="Arial" w:hAnsi="Arial" w:eastAsia="Arial" w:cs="Arial"/>
-        </w:rPr>
-        <w:t xml:space="preserve"> and Android </w:t>
-      </w:r>
-      <w:r>
-        <w:rPr>
-          <w:rFonts w:ascii="Arial" w:hAnsi="Arial" w:eastAsia="Arial" w:cs="Arial"/>
-        </w:rPr>
-        <w:t>TalkBack</w:t>
-      </w:r>
-      <w:r>
-        <w:rPr>
-          <w:rFonts w:ascii="Arial" w:hAnsi="Arial" w:eastAsia="Arial" w:cs="Arial"/>
-        </w:rPr>
-        <w:t xml:space="preserve">) to support users with visual or severe motor impairments. All dynamic UI components </w:t>
-      </w:r>
-      <w:r>
-        <w:rPr>
-          <w:rFonts w:ascii="Arial" w:hAnsi="Arial" w:eastAsia="Arial" w:cs="Arial"/>
-        </w:rPr>
-        <w:t>rendered</w:t>
-      </w:r>
-      <w:r>
-        <w:rPr>
-          <w:rFonts w:ascii="Arial" w:hAnsi="Arial" w:eastAsia="Arial" w:cs="Arial"/>
-        </w:rPr>
-        <w:t xml:space="preserve"> from the server must be injected with </w:t>
-      </w:r>
-      <w:r>
-        <w:rPr>
-          <w:rFonts w:ascii="Arial" w:hAnsi="Arial" w:eastAsia="Arial" w:cs="Arial"/>
-        </w:rPr>
-        <w:t>appropriate accessible</w:t>
-      </w:r>
-      <w:r>
-        <w:rPr>
-          <w:rFonts w:ascii="Arial" w:hAnsi="Arial" w:eastAsia="Arial" w:cs="Arial"/>
-        </w:rPr>
-        <w:t xml:space="preserve">={true}, </w:t>
-      </w:r>
-      <w:r>
-        <w:rPr>
-          <w:rFonts w:ascii="Arial" w:hAnsi="Arial" w:eastAsia="Arial" w:cs="Arial"/>
-        </w:rPr>
-        <w:t>accessibilityLabel</w:t>
-      </w:r>
-      <w:r>
-        <w:rPr>
-          <w:rFonts w:ascii="Arial" w:hAnsi="Arial" w:eastAsia="Arial" w:cs="Arial"/>
-        </w:rPr>
-        <w:t xml:space="preserve">, and </w:t>
-      </w:r>
-      <w:r>
-        <w:rPr>
-          <w:rFonts w:ascii="Arial" w:hAnsi="Arial" w:eastAsia="Arial" w:cs="Arial"/>
-        </w:rPr>
-        <w:t>accessibilityRole</w:t>
-      </w:r>
-      <w:r>
-        <w:rPr>
-          <w:rFonts w:ascii="Arial" w:hAnsi="Arial" w:eastAsia="Arial" w:cs="Arial"/>
-        </w:rPr>
-        <w:t xml:space="preserve"> props. For example, a "Light Switch" </w:t>
-      </w:r>
-      <w:r>
-        <w:rPr>
-          <w:rFonts w:ascii="Arial" w:hAnsi="Arial" w:eastAsia="Arial" w:cs="Arial"/>
-        </w:rPr>
-        <w:t>component</w:t>
-      </w:r>
-      <w:r>
-        <w:rPr>
-          <w:rFonts w:ascii="Arial" w:hAnsi="Arial" w:eastAsia="Arial" w:cs="Arial"/>
-        </w:rPr>
-        <w:t xml:space="preserve"> must be announced by the device as a toggleable element with its current state ("On/Off"), rather than just a generic image or button.</w:t>
-      </w:r>
-    </w:p>
-    <w:p xmlns:wp14="http://schemas.microsoft.com/office/word/2010/wordml" wp14:textId="77777777">
-      <w:pPr>
-        <w:rPr>
-          <w:rFonts w:ascii="Arial" w:hAnsi="Arial" w:eastAsia="Arial" w:cs="Arial"/>
-          <w:lang w:val="en-US" w:eastAsia="en-US"/>
-        </w:rPr>
-      </w:pPr>
-    </w:p>
-    <w:p>
-      <w:pPr>
-        <w:pStyle w:val="Heading1"/>
-        <w:spacing w:before="322" w:beforeAutospacing="off" w:after="322" w:afterAutospacing="off"/>
+        <w:pStyle w:val="Heading2"/>
         <w:rPr>
           <w:rFonts w:ascii="Arial" w:hAnsi="Arial" w:eastAsia="Arial" w:cs="Arial"/>
           <w:b w:val="1"/>
           <w:bCs w:val="1"/>
           <w:noProof w:val="0"/>
+          <w:color w:val="auto"/>
           <w:sz w:val="32"/>
           <w:szCs w:val="32"/>
           <w:lang w:val="en-US"/>
         </w:rPr>
       </w:pPr>
+      <w:bookmarkStart w:name="_Toc754556235" w:id="244550118"/>
       <w:r>
         <w:rPr>
           <w:rFonts w:ascii="Arial" w:hAnsi="Arial" w:eastAsia="Arial" w:cs="Arial"/>
           <w:b w:val="1"/>
           <w:bCs w:val="1"/>
           <w:noProof w:val="0"/>
-          <w:sz w:val="32"/>
-          <w:szCs w:val="32"/>
+          <w:color w:val="auto"/>
           <w:lang w:val="en-US"/>
         </w:rPr>
         <w:t>3. Web</w:t>
       </w:r>
+      <w:bookmarkEnd w:id="244550118"/>
     </w:p>
     <w:p>
       <w:pPr>
-        <w:pStyle w:val="Heading2"/>
-        <w:spacing w:before="299" w:beforeAutospacing="off" w:after="299" w:afterAutospacing="off"/>
+        <w:pStyle w:val="Heading3"/>
         <w:rPr>
           <w:rFonts w:ascii="Arial" w:hAnsi="Arial" w:eastAsia="Arial" w:cs="Arial"/>
           <w:noProof w:val="0"/>
@@ -4673,7 +6230,112 @@
           <w:lang w:val="en-US"/>
         </w:rPr>
       </w:pPr>
-      <w:r>
+      <w:bookmarkStart w:name="_Toc524724359" w:id="1615270429"/>
+      <w:r>
+        <w:rPr>
+          <w:noProof w:val="0"/>
+          <w:lang w:val="en-US"/>
+        </w:rPr>
+        <w:t xml:space="preserve">S13. Web Performance </w:t>
+      </w:r>
+      <w:r>
+        <w:rPr>
+          <w:noProof w:val="0"/>
+          <w:lang w:val="en-US"/>
+        </w:rPr>
+        <w:t>-</w:t>
+      </w:r>
+      <w:r>
+        <w:rPr>
+          <w:noProof w:val="0"/>
+          <w:lang w:val="en-US"/>
+        </w:rPr>
+        <w:t xml:space="preserve"> </w:t>
+      </w:r>
+      <w:r>
+        <w:rPr>
+          <w:noProof w:val="0"/>
+          <w:lang w:val="en-US"/>
+        </w:rPr>
+        <w:t>Interaction Responsiveness</w:t>
+      </w:r>
+      <w:bookmarkEnd w:id="1615270429"/>
+    </w:p>
+    <w:p>
+      <w:pPr>
+        <w:pStyle w:val="Normal"/>
+        <w:spacing w:before="240" w:beforeAutospacing="off" w:after="240" w:afterAutospacing="off"/>
+      </w:pPr>
+      <w:r>
+        <w:rPr>
+          <w:rFonts w:ascii="Arial" w:hAnsi="Arial" w:eastAsia="Arial" w:cs="Arial"/>
+          <w:noProof w:val="0"/>
+          <w:sz w:val="24"/>
+          <w:szCs w:val="24"/>
+          <w:lang w:val="en-US"/>
+        </w:rPr>
+        <w:t xml:space="preserve">When a user clicks a button, toggles a device, or moves a slider, the interface must </w:t>
+      </w:r>
+      <w:r>
+        <w:rPr>
+          <w:rFonts w:ascii="Arial" w:hAnsi="Arial" w:eastAsia="Arial" w:cs="Arial"/>
+          <w:noProof w:val="0"/>
+          <w:sz w:val="24"/>
+          <w:szCs w:val="24"/>
+          <w:lang w:val="en-US"/>
+        </w:rPr>
+        <w:t>immediately</w:t>
+      </w:r>
+      <w:r>
+        <w:rPr>
+          <w:rFonts w:ascii="Arial" w:hAnsi="Arial" w:eastAsia="Arial" w:cs="Arial"/>
+          <w:noProof w:val="0"/>
+          <w:sz w:val="24"/>
+          <w:szCs w:val="24"/>
+          <w:lang w:val="en-US"/>
+        </w:rPr>
+        <w:t xml:space="preserve"> show a visual change (for example, button highlight, loading indicator, or updated state).</w:t>
+      </w:r>
+    </w:p>
+    <w:p>
+      <w:pPr>
+        <w:pStyle w:val="Normal"/>
+        <w:spacing w:before="240" w:beforeAutospacing="off" w:after="240" w:afterAutospacing="off"/>
+      </w:pPr>
+      <w:r>
+        <w:rPr>
+          <w:rFonts w:ascii="Arial" w:hAnsi="Arial" w:eastAsia="Arial" w:cs="Arial"/>
+          <w:noProof w:val="0"/>
+          <w:sz w:val="24"/>
+          <w:szCs w:val="24"/>
+          <w:lang w:val="en-US"/>
+        </w:rPr>
+        <w:t xml:space="preserve">Device updates received from the House Server must appear automatically without requiring the user to refresh the page. This is implemented using Firebase </w:t>
+      </w:r>
+      <w:r>
+        <w:rPr>
+          <w:rFonts w:ascii="Arial" w:hAnsi="Arial" w:eastAsia="Arial" w:cs="Arial"/>
+          <w:noProof w:val="0"/>
+          <w:sz w:val="24"/>
+          <w:szCs w:val="24"/>
+          <w:lang w:val="en-US"/>
+        </w:rPr>
+        <w:t>Firestore</w:t>
+      </w:r>
+      <w:r>
+        <w:rPr>
+          <w:rFonts w:ascii="Arial" w:hAnsi="Arial" w:eastAsia="Arial" w:cs="Arial"/>
+          <w:noProof w:val="0"/>
+          <w:sz w:val="24"/>
+          <w:szCs w:val="24"/>
+          <w:lang w:val="en-US"/>
+        </w:rPr>
+        <w:t xml:space="preserve"> real-time listeners, ensuring that device states and sensor values are synchronized with the interface instantly.</w:t>
+      </w:r>
+    </w:p>
+    <w:p>
+      <w:pPr>
+        <w:pStyle w:val="Heading3"/>
         <w:rPr>
           <w:rFonts w:ascii="Arial" w:hAnsi="Arial" w:eastAsia="Arial" w:cs="Arial"/>
           <w:b w:val="1"/>
@@ -4684,9 +6346,162 @@
           <w:szCs w:val="28"/>
           <w:lang w:val="en-US"/>
         </w:rPr>
-        <w:t xml:space="preserve">S13. Web Performance </w:t>
-      </w:r>
-      <w:r>
+      </w:pPr>
+      <w:bookmarkStart w:name="_Toc2121336365" w:id="324396888"/>
+      <w:r>
+        <w:rPr>
+          <w:noProof w:val="0"/>
+          <w:lang w:val="en-US"/>
+        </w:rPr>
+        <w:t xml:space="preserve">S14. Web Reliability </w:t>
+      </w:r>
+      <w:r>
+        <w:rPr>
+          <w:noProof w:val="0"/>
+          <w:lang w:val="en-US"/>
+        </w:rPr>
+        <w:t>-</w:t>
+      </w:r>
+      <w:r>
+        <w:rPr>
+          <w:noProof w:val="0"/>
+          <w:lang w:val="en-US"/>
+        </w:rPr>
+        <w:t xml:space="preserve"> Session &amp; Connection Stability</w:t>
+      </w:r>
+      <w:bookmarkEnd w:id="324396888"/>
+    </w:p>
+    <w:p>
+      <w:pPr>
+        <w:spacing w:before="240" w:beforeAutospacing="off" w:after="240" w:afterAutospacing="off"/>
+      </w:pPr>
+      <w:r>
+        <w:rPr>
+          <w:rFonts w:ascii="Arial" w:hAnsi="Arial" w:eastAsia="Arial" w:cs="Arial"/>
+          <w:noProof w:val="0"/>
+          <w:sz w:val="24"/>
+          <w:szCs w:val="24"/>
+          <w:lang w:val="en-US"/>
+        </w:rPr>
+        <w:t>The Web Unit must keep users logged in securely while they are using the system using Firebase Authentication. Protected pages such as the Hub must not be accessible without authentication.</w:t>
+      </w:r>
+    </w:p>
+    <w:p>
+      <w:pPr>
+        <w:pStyle w:val="Normal"/>
+        <w:spacing w:before="240" w:beforeAutospacing="off" w:after="240" w:afterAutospacing="off"/>
+      </w:pPr>
+      <w:r>
+        <w:rPr>
+          <w:rFonts w:ascii="Arial" w:hAnsi="Arial" w:eastAsia="Arial" w:cs="Arial"/>
+          <w:noProof w:val="0"/>
+          <w:sz w:val="24"/>
+          <w:szCs w:val="24"/>
+          <w:lang w:val="en-US"/>
+        </w:rPr>
+        <w:t>If the connection to the cloud database is lost, the Web Unit must:</w:t>
+      </w:r>
+    </w:p>
+    <w:p>
+      <w:pPr>
+        <w:pStyle w:val="ListParagraph"/>
+        <w:numPr>
+          <w:ilvl w:val="0"/>
+          <w:numId w:val="5"/>
+        </w:numPr>
+        <w:spacing w:before="240" w:beforeAutospacing="off" w:after="240" w:afterAutospacing="off"/>
+        <w:rPr>
+          <w:rFonts w:ascii="Arial" w:hAnsi="Arial" w:eastAsia="Arial" w:cs="Arial"/>
+          <w:noProof w:val="0"/>
+          <w:sz w:val="24"/>
+          <w:szCs w:val="24"/>
+          <w:lang w:val="en-US"/>
+        </w:rPr>
+      </w:pPr>
+      <w:r>
+        <w:rPr>
+          <w:rFonts w:ascii="Arial" w:hAnsi="Arial" w:eastAsia="Arial" w:cs="Arial"/>
+          <w:noProof w:val="0"/>
+          <w:sz w:val="24"/>
+          <w:szCs w:val="24"/>
+          <w:lang w:val="en-US"/>
+        </w:rPr>
+        <w:t>Show a clear connection status message (for example: Disconnected or Reconnecting)</w:t>
+      </w:r>
+    </w:p>
+    <w:p>
+      <w:pPr>
+        <w:pStyle w:val="ListParagraph"/>
+        <w:numPr>
+          <w:ilvl w:val="0"/>
+          <w:numId w:val="5"/>
+        </w:numPr>
+        <w:spacing w:before="240" w:beforeAutospacing="off" w:after="240" w:afterAutospacing="off"/>
+        <w:rPr>
+          <w:rFonts w:ascii="Arial" w:hAnsi="Arial" w:eastAsia="Arial" w:cs="Arial"/>
+          <w:noProof w:val="0"/>
+          <w:sz w:val="24"/>
+          <w:szCs w:val="24"/>
+          <w:lang w:val="en-US"/>
+        </w:rPr>
+      </w:pPr>
+      <w:r>
+        <w:rPr>
+          <w:rFonts w:ascii="Arial" w:hAnsi="Arial" w:eastAsia="Arial" w:cs="Arial"/>
+          <w:noProof w:val="0"/>
+          <w:sz w:val="24"/>
+          <w:szCs w:val="24"/>
+          <w:lang w:val="en-US"/>
+        </w:rPr>
+        <w:t>Prevent sending duplicate commands</w:t>
+      </w:r>
+    </w:p>
+    <w:p>
+      <w:pPr>
+        <w:pStyle w:val="ListParagraph"/>
+        <w:numPr>
+          <w:ilvl w:val="0"/>
+          <w:numId w:val="5"/>
+        </w:numPr>
+        <w:spacing w:before="240" w:beforeAutospacing="off" w:after="240" w:afterAutospacing="off"/>
+        <w:rPr>
+          <w:rFonts w:ascii="Arial" w:hAnsi="Arial" w:eastAsia="Arial" w:cs="Arial"/>
+          <w:noProof w:val="0"/>
+          <w:sz w:val="24"/>
+          <w:szCs w:val="24"/>
+          <w:lang w:val="en-US"/>
+        </w:rPr>
+      </w:pPr>
+      <w:r>
+        <w:rPr>
+          <w:rFonts w:ascii="Arial" w:hAnsi="Arial" w:eastAsia="Arial" w:cs="Arial"/>
+          <w:noProof w:val="0"/>
+          <w:sz w:val="24"/>
+          <w:szCs w:val="24"/>
+          <w:lang w:val="en-US"/>
+        </w:rPr>
+        <w:t>Attempt automatic reconnection</w:t>
+      </w:r>
+    </w:p>
+    <w:p>
+      <w:pPr>
+        <w:pStyle w:val="Normal"/>
+        <w:spacing w:before="240" w:beforeAutospacing="off" w:after="240" w:afterAutospacing="off"/>
+      </w:pPr>
+      <w:r>
+        <w:rPr>
+          <w:rFonts w:ascii="Arial" w:hAnsi="Arial" w:eastAsia="Arial" w:cs="Arial"/>
+          <w:noProof w:val="0"/>
+          <w:sz w:val="24"/>
+          <w:szCs w:val="24"/>
+          <w:lang w:val="en-US"/>
+        </w:rPr>
+        <w:t>During reconnection, the system should continue displaying the last known device state to avoid confusing the user.</w:t>
+      </w:r>
+    </w:p>
+    <w:p>
+      <w:pPr>
+        <w:pStyle w:val="Heading3"/>
         <w:rPr>
           <w:rFonts w:ascii="Arial" w:hAnsi="Arial" w:eastAsia="Arial" w:cs="Arial"/>
           <w:b w:val="1"/>
@@ -4697,9 +6512,187 @@
           <w:szCs w:val="28"/>
           <w:lang w:val="en-US"/>
         </w:rPr>
-        <w:t>-</w:t>
-      </w:r>
-      <w:r>
+      </w:pPr>
+      <w:bookmarkStart w:name="_Toc1464881485" w:id="390477312"/>
+      <w:r>
+        <w:rPr>
+          <w:noProof w:val="0"/>
+          <w:lang w:val="en-US"/>
+        </w:rPr>
+        <w:t xml:space="preserve">S15. Web Accessibility </w:t>
+      </w:r>
+      <w:r>
+        <w:rPr>
+          <w:noProof w:val="0"/>
+          <w:lang w:val="en-US"/>
+        </w:rPr>
+        <w:t xml:space="preserve">- </w:t>
+      </w:r>
+      <w:r>
+        <w:rPr>
+          <w:noProof w:val="0"/>
+          <w:lang w:val="en-US"/>
+        </w:rPr>
+        <w:t>Browser Assistive Support</w:t>
+      </w:r>
+      <w:bookmarkEnd w:id="390477312"/>
+    </w:p>
+    <w:p>
+      <w:pPr>
+        <w:spacing w:before="240" w:beforeAutospacing="off" w:after="240" w:afterAutospacing="off"/>
+      </w:pPr>
+      <w:r>
+        <w:rPr>
+          <w:rFonts w:ascii="Arial" w:hAnsi="Arial" w:eastAsia="Arial" w:cs="Arial"/>
+          <w:noProof w:val="0"/>
+          <w:sz w:val="24"/>
+          <w:szCs w:val="24"/>
+          <w:lang w:val="en-US"/>
+        </w:rPr>
+        <w:t>The Web interface must be usable by people with disabilities.</w:t>
+      </w:r>
+    </w:p>
+    <w:p>
+      <w:pPr>
+        <w:spacing w:before="240" w:beforeAutospacing="off" w:after="240" w:afterAutospacing="off"/>
+      </w:pPr>
+      <w:r>
+        <w:rPr>
+          <w:rFonts w:ascii="Arial" w:hAnsi="Arial" w:eastAsia="Arial" w:cs="Arial"/>
+          <w:noProof w:val="0"/>
+          <w:sz w:val="24"/>
+          <w:szCs w:val="24"/>
+          <w:lang w:val="en-US"/>
+        </w:rPr>
+        <w:t>All buttons, switches, sliders, and other controls must:</w:t>
+      </w:r>
+    </w:p>
+    <w:p>
+      <w:pPr>
+        <w:pStyle w:val="ListParagraph"/>
+        <w:numPr>
+          <w:ilvl w:val="0"/>
+          <w:numId w:val="3"/>
+        </w:numPr>
+        <w:spacing w:before="240" w:beforeAutospacing="off" w:after="240" w:afterAutospacing="off"/>
+        <w:rPr>
+          <w:rFonts w:ascii="Arial" w:hAnsi="Arial" w:eastAsia="Arial" w:cs="Arial"/>
+          <w:noProof w:val="0"/>
+          <w:sz w:val="24"/>
+          <w:szCs w:val="24"/>
+          <w:lang w:val="en-US"/>
+        </w:rPr>
+      </w:pPr>
+      <w:r>
+        <w:rPr>
+          <w:rFonts w:ascii="Arial" w:hAnsi="Arial" w:eastAsia="Arial" w:cs="Arial"/>
+          <w:noProof w:val="0"/>
+          <w:sz w:val="24"/>
+          <w:szCs w:val="24"/>
+          <w:lang w:val="en-US"/>
+        </w:rPr>
+        <w:t>Be usable with a keyboard (not only a mouse)</w:t>
+      </w:r>
+    </w:p>
+    <w:p>
+      <w:pPr>
+        <w:pStyle w:val="ListParagraph"/>
+        <w:numPr>
+          <w:ilvl w:val="0"/>
+          <w:numId w:val="3"/>
+        </w:numPr>
+        <w:spacing w:before="240" w:beforeAutospacing="off" w:after="240" w:afterAutospacing="off"/>
+        <w:rPr>
+          <w:rFonts w:ascii="Arial" w:hAnsi="Arial" w:eastAsia="Arial" w:cs="Arial"/>
+          <w:noProof w:val="0"/>
+          <w:sz w:val="24"/>
+          <w:szCs w:val="24"/>
+          <w:lang w:val="en-US"/>
+        </w:rPr>
+      </w:pPr>
+      <w:r>
+        <w:rPr>
+          <w:rFonts w:ascii="Arial" w:hAnsi="Arial" w:eastAsia="Arial" w:cs="Arial"/>
+          <w:noProof w:val="0"/>
+          <w:sz w:val="24"/>
+          <w:szCs w:val="24"/>
+          <w:lang w:val="en-US"/>
+        </w:rPr>
+        <w:t>Use proper HTML structure</w:t>
+      </w:r>
+    </w:p>
+    <w:p>
+      <w:pPr>
+        <w:pStyle w:val="ListParagraph"/>
+        <w:numPr>
+          <w:ilvl w:val="0"/>
+          <w:numId w:val="3"/>
+        </w:numPr>
+        <w:spacing w:before="240" w:beforeAutospacing="off" w:after="240" w:afterAutospacing="off"/>
+        <w:rPr>
+          <w:rFonts w:ascii="Arial" w:hAnsi="Arial" w:eastAsia="Arial" w:cs="Arial"/>
+          <w:noProof w:val="0"/>
+          <w:sz w:val="24"/>
+          <w:szCs w:val="24"/>
+          <w:lang w:val="en-US"/>
+        </w:rPr>
+      </w:pPr>
+      <w:r>
+        <w:rPr>
+          <w:rFonts w:ascii="Arial" w:hAnsi="Arial" w:eastAsia="Arial" w:cs="Arial"/>
+          <w:noProof w:val="0"/>
+          <w:sz w:val="24"/>
+          <w:szCs w:val="24"/>
+          <w:lang w:val="en-US"/>
+        </w:rPr>
+        <w:t>Include accessibility labels when needed</w:t>
+      </w:r>
+    </w:p>
+    <w:p>
+      <w:pPr>
+        <w:pStyle w:val="ListParagraph"/>
+        <w:numPr>
+          <w:ilvl w:val="0"/>
+          <w:numId w:val="3"/>
+        </w:numPr>
+        <w:spacing w:before="240" w:beforeAutospacing="off" w:after="240" w:afterAutospacing="off"/>
+        <w:rPr>
+          <w:rFonts w:ascii="Arial" w:hAnsi="Arial" w:eastAsia="Arial" w:cs="Arial"/>
+          <w:noProof w:val="0"/>
+          <w:sz w:val="24"/>
+          <w:szCs w:val="24"/>
+          <w:lang w:val="en-US"/>
+        </w:rPr>
+      </w:pPr>
+      <w:r>
+        <w:rPr>
+          <w:rFonts w:ascii="Arial" w:hAnsi="Arial" w:eastAsia="Arial" w:cs="Arial"/>
+          <w:noProof w:val="0"/>
+          <w:sz w:val="24"/>
+          <w:szCs w:val="24"/>
+          <w:lang w:val="en-US"/>
+        </w:rPr>
+        <w:t>Have good color contrast for readability</w:t>
+      </w:r>
+    </w:p>
+    <w:p>
+      <w:pPr>
+        <w:spacing w:before="240" w:beforeAutospacing="off" w:after="240" w:afterAutospacing="off"/>
+      </w:pPr>
+      <w:r>
+        <w:rPr>
+          <w:rFonts w:ascii="Arial" w:hAnsi="Arial" w:eastAsia="Arial" w:cs="Arial"/>
+          <w:noProof w:val="0"/>
+          <w:sz w:val="24"/>
+          <w:szCs w:val="24"/>
+          <w:lang w:val="en-US"/>
+        </w:rPr>
+        <w:t>Dynamic components received from the server must also follow these accessibility rules. For example, a light switch must be announced as a switch with its current state "On" or "Off" not just as a simple button.</w:t>
+      </w:r>
+    </w:p>
+    <w:p>
+      <w:pPr>
+        <w:pStyle w:val="Heading3"/>
         <w:rPr>
           <w:rFonts w:ascii="Arial" w:hAnsi="Arial" w:eastAsia="Arial" w:cs="Arial"/>
           <w:b w:val="1"/>
@@ -4710,540 +6703,16 @@
           <w:szCs w:val="28"/>
           <w:lang w:val="en-US"/>
         </w:rPr>
-        <w:t>Interaction Responsiveness</w:t>
-      </w:r>
-      <w:r>
-        <w:rPr>
-          <w:rFonts w:ascii="Arial" w:hAnsi="Arial" w:eastAsia="Arial" w:cs="Arial"/>
+      </w:pPr>
+      <w:bookmarkStart w:name="_Toc123060915" w:id="1883205480"/>
+      <w:r>
+        <w:rPr>
           <w:noProof w:val="0"/>
-          <w:sz w:val="24"/>
-          <w:szCs w:val="24"/>
-          <w:lang w:val="en-US"/>
-        </w:rPr>
-        <w:t>.</w:t>
-      </w:r>
-      <w:r>
-        <w:rPr>
-          <w:rFonts w:ascii="Arial" w:hAnsi="Arial" w:eastAsia="Arial" w:cs="Arial"/>
-          <w:noProof w:val="0"/>
-          <w:sz w:val="24"/>
-          <w:szCs w:val="24"/>
-          <w:lang w:val="en-US"/>
-        </w:rPr>
-        <w:t xml:space="preserve"> </w:t>
-      </w:r>
-    </w:p>
-    <w:p>
-      <w:pPr>
-        <w:pStyle w:val="Normal"/>
-        <w:spacing w:before="240" w:beforeAutospacing="off" w:after="240" w:afterAutospacing="off"/>
-      </w:pPr>
-      <w:r>
-        <w:rPr>
-          <w:rFonts w:ascii="Arial" w:hAnsi="Arial" w:eastAsia="Arial" w:cs="Arial"/>
-          <w:noProof w:val="0"/>
-          <w:sz w:val="24"/>
-          <w:szCs w:val="24"/>
-          <w:lang w:val="en-US"/>
-        </w:rPr>
-        <w:t xml:space="preserve">When a user clicks a button, toggles a device, or moves a slider, the interface must </w:t>
-      </w:r>
-      <w:r>
-        <w:rPr>
-          <w:rFonts w:ascii="Arial" w:hAnsi="Arial" w:eastAsia="Arial" w:cs="Arial"/>
-          <w:noProof w:val="0"/>
-          <w:sz w:val="24"/>
-          <w:szCs w:val="24"/>
-          <w:lang w:val="en-US"/>
-        </w:rPr>
-        <w:t>immediately</w:t>
-      </w:r>
-      <w:r>
-        <w:rPr>
-          <w:rFonts w:ascii="Arial" w:hAnsi="Arial" w:eastAsia="Arial" w:cs="Arial"/>
-          <w:noProof w:val="0"/>
-          <w:sz w:val="24"/>
-          <w:szCs w:val="24"/>
-          <w:lang w:val="en-US"/>
-        </w:rPr>
-        <w:t xml:space="preserve"> show a visual change (for example, button highlight, loading indicator, or updated state).</w:t>
-      </w:r>
-    </w:p>
-    <w:p>
-      <w:pPr>
-        <w:pStyle w:val="Normal"/>
-        <w:spacing w:before="240" w:beforeAutospacing="off" w:after="240" w:afterAutospacing="off"/>
-      </w:pPr>
-      <w:r>
-        <w:rPr>
-          <w:rFonts w:ascii="Arial" w:hAnsi="Arial" w:eastAsia="Arial" w:cs="Arial"/>
-          <w:noProof w:val="0"/>
-          <w:sz w:val="24"/>
-          <w:szCs w:val="24"/>
-          <w:lang w:val="en-US"/>
-        </w:rPr>
-        <w:t>Device updates received from the House Server must appear automatically without requiring the user to refresh the page. This is implemented using Firebase Firestore real-time listeners, ensuring that device states and sensor values are synchronized with the interface instantly.</w:t>
-      </w:r>
-    </w:p>
-    <w:p>
-      <w:pPr>
-        <w:spacing w:before="240" w:beforeAutospacing="off" w:after="240" w:afterAutospacing="off"/>
-        <w:rPr>
-          <w:rFonts w:ascii="Arial" w:hAnsi="Arial" w:eastAsia="Arial" w:cs="Arial"/>
-          <w:noProof w:val="0"/>
-          <w:sz w:val="24"/>
-          <w:szCs w:val="24"/>
-          <w:lang w:val="en-US"/>
-        </w:rPr>
-      </w:pPr>
-    </w:p>
-    <w:p>
-      <w:pPr>
-        <w:pStyle w:val="Heading2"/>
-        <w:spacing w:before="299" w:beforeAutospacing="off" w:after="299" w:afterAutospacing="off"/>
-        <w:rPr>
-          <w:rFonts w:ascii="Arial" w:hAnsi="Arial" w:eastAsia="Arial" w:cs="Arial"/>
-          <w:b w:val="1"/>
-          <w:bCs w:val="1"/>
-          <w:noProof w:val="0"/>
-          <w:color w:val="auto"/>
-          <w:sz w:val="28"/>
-          <w:szCs w:val="28"/>
-          <w:lang w:val="en-US"/>
-        </w:rPr>
-      </w:pPr>
-      <w:r>
-        <w:rPr>
-          <w:rFonts w:ascii="Arial" w:hAnsi="Arial" w:eastAsia="Arial" w:cs="Arial"/>
-          <w:b w:val="1"/>
-          <w:bCs w:val="1"/>
-          <w:noProof w:val="0"/>
-          <w:color w:val="auto"/>
-          <w:sz w:val="28"/>
-          <w:szCs w:val="28"/>
-          <w:lang w:val="en-US"/>
-        </w:rPr>
-        <w:t xml:space="preserve">S14. Web Reliability </w:t>
-      </w:r>
-      <w:r>
-        <w:rPr>
-          <w:rFonts w:ascii="Arial" w:hAnsi="Arial" w:eastAsia="Arial" w:cs="Arial"/>
-          <w:b w:val="1"/>
-          <w:bCs w:val="1"/>
-          <w:noProof w:val="0"/>
-          <w:color w:val="auto"/>
-          <w:sz w:val="28"/>
-          <w:szCs w:val="28"/>
-          <w:lang w:val="en-US"/>
-        </w:rPr>
-        <w:t>-</w:t>
-      </w:r>
-      <w:r>
-        <w:rPr>
-          <w:rFonts w:ascii="Arial" w:hAnsi="Arial" w:eastAsia="Arial" w:cs="Arial"/>
-          <w:b w:val="1"/>
-          <w:bCs w:val="1"/>
-          <w:noProof w:val="0"/>
-          <w:color w:val="auto"/>
-          <w:sz w:val="28"/>
-          <w:szCs w:val="28"/>
-          <w:lang w:val="en-US"/>
-        </w:rPr>
-        <w:t xml:space="preserve"> Session &amp; Connection Stability</w:t>
-      </w:r>
-    </w:p>
-    <w:p>
-      <w:pPr>
-        <w:spacing w:before="240" w:beforeAutospacing="off" w:after="240" w:afterAutospacing="off"/>
-      </w:pPr>
-      <w:r>
-        <w:rPr>
-          <w:rFonts w:ascii="Arial" w:hAnsi="Arial" w:eastAsia="Arial" w:cs="Arial"/>
-          <w:noProof w:val="0"/>
-          <w:sz w:val="24"/>
-          <w:szCs w:val="24"/>
-          <w:lang w:val="en-US"/>
-        </w:rPr>
-        <w:t>The Web Unit must keep users logged in securely while they are using the system using Firebase Authentication. Protected pages such as the Hub must not be accessible without authentication.</w:t>
-      </w:r>
-    </w:p>
-    <w:p>
-      <w:pPr>
-        <w:pStyle w:val="Normal"/>
-        <w:spacing w:before="240" w:beforeAutospacing="off" w:after="240" w:afterAutospacing="off"/>
-      </w:pPr>
-      <w:r>
-        <w:rPr>
-          <w:rFonts w:ascii="Arial" w:hAnsi="Arial" w:eastAsia="Arial" w:cs="Arial"/>
-          <w:noProof w:val="0"/>
-          <w:sz w:val="24"/>
-          <w:szCs w:val="24"/>
-          <w:lang w:val="en-US"/>
-        </w:rPr>
-        <w:t>If the connection to the cloud database is lost, the Web Unit must:</w:t>
-      </w:r>
-    </w:p>
-    <w:p>
-      <w:pPr>
-        <w:pStyle w:val="ListParagraph"/>
-        <w:numPr>
-          <w:ilvl w:val="0"/>
-          <w:numId w:val="5"/>
-        </w:numPr>
-        <w:spacing w:before="240" w:beforeAutospacing="off" w:after="240" w:afterAutospacing="off"/>
-        <w:rPr>
-          <w:rFonts w:ascii="Arial" w:hAnsi="Arial" w:eastAsia="Arial" w:cs="Arial"/>
-          <w:noProof w:val="0"/>
-          <w:sz w:val="24"/>
-          <w:szCs w:val="24"/>
-          <w:lang w:val="en-US"/>
-        </w:rPr>
-      </w:pPr>
-      <w:r>
-        <w:rPr>
-          <w:rFonts w:ascii="Arial" w:hAnsi="Arial" w:eastAsia="Arial" w:cs="Arial"/>
-          <w:noProof w:val="0"/>
-          <w:sz w:val="24"/>
-          <w:szCs w:val="24"/>
-          <w:lang w:val="en-US"/>
-        </w:rPr>
-        <w:t>Show a clear connection status message (for example: Disconnected or Reconnecting)</w:t>
-      </w:r>
-    </w:p>
-    <w:p>
-      <w:pPr>
-        <w:pStyle w:val="ListParagraph"/>
-        <w:numPr>
-          <w:ilvl w:val="0"/>
-          <w:numId w:val="5"/>
-        </w:numPr>
-        <w:spacing w:before="240" w:beforeAutospacing="off" w:after="240" w:afterAutospacing="off"/>
-        <w:rPr>
-          <w:rFonts w:ascii="Arial" w:hAnsi="Arial" w:eastAsia="Arial" w:cs="Arial"/>
-          <w:noProof w:val="0"/>
-          <w:sz w:val="24"/>
-          <w:szCs w:val="24"/>
-          <w:lang w:val="en-US"/>
-        </w:rPr>
-      </w:pPr>
-      <w:r>
-        <w:rPr>
-          <w:rFonts w:ascii="Arial" w:hAnsi="Arial" w:eastAsia="Arial" w:cs="Arial"/>
-          <w:noProof w:val="0"/>
-          <w:sz w:val="24"/>
-          <w:szCs w:val="24"/>
-          <w:lang w:val="en-US"/>
-        </w:rPr>
-        <w:t>Prevent sending duplicate commands</w:t>
-      </w:r>
-    </w:p>
-    <w:p>
-      <w:pPr>
-        <w:pStyle w:val="ListParagraph"/>
-        <w:numPr>
-          <w:ilvl w:val="0"/>
-          <w:numId w:val="5"/>
-        </w:numPr>
-        <w:spacing w:before="240" w:beforeAutospacing="off" w:after="240" w:afterAutospacing="off"/>
-        <w:rPr>
-          <w:rFonts w:ascii="Arial" w:hAnsi="Arial" w:eastAsia="Arial" w:cs="Arial"/>
-          <w:noProof w:val="0"/>
-          <w:sz w:val="24"/>
-          <w:szCs w:val="24"/>
-          <w:lang w:val="en-US"/>
-        </w:rPr>
-      </w:pPr>
-      <w:r>
-        <w:rPr>
-          <w:rFonts w:ascii="Arial" w:hAnsi="Arial" w:eastAsia="Arial" w:cs="Arial"/>
-          <w:noProof w:val="0"/>
-          <w:sz w:val="24"/>
-          <w:szCs w:val="24"/>
-          <w:lang w:val="en-US"/>
-        </w:rPr>
-        <w:t>Attempt automatic reconnection</w:t>
-      </w:r>
-    </w:p>
-    <w:p>
-      <w:pPr>
-        <w:pStyle w:val="Normal"/>
-        <w:spacing w:before="240" w:beforeAutospacing="off" w:after="240" w:afterAutospacing="off"/>
-      </w:pPr>
-      <w:r>
-        <w:rPr>
-          <w:rFonts w:ascii="Arial" w:hAnsi="Arial" w:eastAsia="Arial" w:cs="Arial"/>
-          <w:noProof w:val="0"/>
-          <w:sz w:val="24"/>
-          <w:szCs w:val="24"/>
-          <w:lang w:val="en-US"/>
-        </w:rPr>
-        <w:t xml:space="preserve"> </w:t>
-      </w:r>
-    </w:p>
-    <w:p>
-      <w:pPr>
-        <w:pStyle w:val="Normal"/>
-        <w:spacing w:before="240" w:beforeAutospacing="off" w:after="240" w:afterAutospacing="off"/>
-      </w:pPr>
-      <w:r>
-        <w:rPr>
-          <w:rFonts w:ascii="Arial" w:hAnsi="Arial" w:eastAsia="Arial" w:cs="Arial"/>
-          <w:noProof w:val="0"/>
-          <w:sz w:val="24"/>
-          <w:szCs w:val="24"/>
-          <w:lang w:val="en-US"/>
-        </w:rPr>
-        <w:t>During reconnection, the system should continue displaying the last known device state to avoid confusing the user.</w:t>
-      </w:r>
-    </w:p>
-    <w:p>
-      <w:pPr>
-        <w:pStyle w:val="Heading2"/>
-        <w:spacing w:before="299" w:beforeAutospacing="off" w:after="299" w:afterAutospacing="off"/>
-        <w:rPr>
-          <w:rFonts w:ascii="Arial" w:hAnsi="Arial" w:eastAsia="Arial" w:cs="Arial"/>
-          <w:b w:val="1"/>
-          <w:bCs w:val="1"/>
-          <w:noProof w:val="0"/>
-          <w:color w:val="auto"/>
-          <w:sz w:val="28"/>
-          <w:szCs w:val="28"/>
-          <w:lang w:val="en-US"/>
-        </w:rPr>
-      </w:pPr>
-      <w:r>
-        <w:rPr>
-          <w:rFonts w:ascii="Arial" w:hAnsi="Arial" w:eastAsia="Arial" w:cs="Arial"/>
-          <w:b w:val="1"/>
-          <w:bCs w:val="1"/>
-          <w:noProof w:val="0"/>
-          <w:color w:val="auto"/>
-          <w:sz w:val="28"/>
-          <w:szCs w:val="28"/>
-          <w:lang w:val="en-US"/>
-        </w:rPr>
-        <w:t xml:space="preserve">S15. Web Accessibility </w:t>
-      </w:r>
-      <w:r>
-        <w:rPr>
-          <w:rFonts w:ascii="Arial" w:hAnsi="Arial" w:eastAsia="Arial" w:cs="Arial"/>
-          <w:b w:val="1"/>
-          <w:bCs w:val="1"/>
-          <w:noProof w:val="0"/>
-          <w:color w:val="auto"/>
-          <w:sz w:val="28"/>
-          <w:szCs w:val="28"/>
-          <w:lang w:val="en-US"/>
-        </w:rPr>
-        <w:t xml:space="preserve">- </w:t>
-      </w:r>
-      <w:r>
-        <w:rPr>
-          <w:rFonts w:ascii="Arial" w:hAnsi="Arial" w:eastAsia="Arial" w:cs="Arial"/>
-          <w:b w:val="1"/>
-          <w:bCs w:val="1"/>
-          <w:noProof w:val="0"/>
-          <w:color w:val="auto"/>
-          <w:sz w:val="28"/>
-          <w:szCs w:val="28"/>
-          <w:lang w:val="en-US"/>
-        </w:rPr>
-        <w:t>Browser Assistive Support</w:t>
-      </w:r>
-    </w:p>
-    <w:p>
-      <w:pPr>
-        <w:spacing w:before="240" w:beforeAutospacing="off" w:after="240" w:afterAutospacing="off"/>
-      </w:pPr>
-      <w:r>
-        <w:rPr>
-          <w:rFonts w:ascii="Arial" w:hAnsi="Arial" w:eastAsia="Arial" w:cs="Arial"/>
-          <w:noProof w:val="0"/>
-          <w:sz w:val="24"/>
-          <w:szCs w:val="24"/>
-          <w:lang w:val="en-US"/>
-        </w:rPr>
-        <w:t>The Web interface must be usable by people with disabilities.</w:t>
-      </w:r>
-    </w:p>
-    <w:p>
-      <w:pPr>
-        <w:spacing w:before="240" w:beforeAutospacing="off" w:after="240" w:afterAutospacing="off"/>
-      </w:pPr>
-      <w:r>
-        <w:rPr>
-          <w:rFonts w:ascii="Arial" w:hAnsi="Arial" w:eastAsia="Arial" w:cs="Arial"/>
-          <w:noProof w:val="0"/>
-          <w:sz w:val="24"/>
-          <w:szCs w:val="24"/>
-          <w:lang w:val="en-US"/>
-        </w:rPr>
-        <w:t>All buttons, switches, sliders, and other controls must:</w:t>
-      </w:r>
-    </w:p>
-    <w:p>
-      <w:pPr>
-        <w:pStyle w:val="ListParagraph"/>
-        <w:numPr>
-          <w:ilvl w:val="0"/>
-          <w:numId w:val="3"/>
-        </w:numPr>
-        <w:spacing w:before="240" w:beforeAutospacing="off" w:after="240" w:afterAutospacing="off"/>
-        <w:rPr>
-          <w:rFonts w:ascii="Arial" w:hAnsi="Arial" w:eastAsia="Arial" w:cs="Arial"/>
-          <w:noProof w:val="0"/>
-          <w:sz w:val="24"/>
-          <w:szCs w:val="24"/>
-          <w:lang w:val="en-US"/>
-        </w:rPr>
-      </w:pPr>
-      <w:r>
-        <w:rPr>
-          <w:rFonts w:ascii="Arial" w:hAnsi="Arial" w:eastAsia="Arial" w:cs="Arial"/>
-          <w:noProof w:val="0"/>
-          <w:sz w:val="24"/>
-          <w:szCs w:val="24"/>
-          <w:lang w:val="en-US"/>
-        </w:rPr>
-        <w:t>Be usable with a keyboard (not only a mouse)</w:t>
-      </w:r>
-    </w:p>
-    <w:p>
-      <w:pPr>
-        <w:pStyle w:val="ListParagraph"/>
-        <w:numPr>
-          <w:ilvl w:val="0"/>
-          <w:numId w:val="3"/>
-        </w:numPr>
-        <w:spacing w:before="240" w:beforeAutospacing="off" w:after="240" w:afterAutospacing="off"/>
-        <w:rPr>
-          <w:rFonts w:ascii="Arial" w:hAnsi="Arial" w:eastAsia="Arial" w:cs="Arial"/>
-          <w:noProof w:val="0"/>
-          <w:sz w:val="24"/>
-          <w:szCs w:val="24"/>
-          <w:lang w:val="en-US"/>
-        </w:rPr>
-      </w:pPr>
-      <w:r>
-        <w:rPr>
-          <w:rFonts w:ascii="Arial" w:hAnsi="Arial" w:eastAsia="Arial" w:cs="Arial"/>
-          <w:noProof w:val="0"/>
-          <w:sz w:val="24"/>
-          <w:szCs w:val="24"/>
-          <w:lang w:val="en-US"/>
-        </w:rPr>
-        <w:t>Use proper HTML structure</w:t>
-      </w:r>
-    </w:p>
-    <w:p>
-      <w:pPr>
-        <w:pStyle w:val="ListParagraph"/>
-        <w:numPr>
-          <w:ilvl w:val="0"/>
-          <w:numId w:val="3"/>
-        </w:numPr>
-        <w:spacing w:before="240" w:beforeAutospacing="off" w:after="240" w:afterAutospacing="off"/>
-        <w:rPr>
-          <w:rFonts w:ascii="Arial" w:hAnsi="Arial" w:eastAsia="Arial" w:cs="Arial"/>
-          <w:noProof w:val="0"/>
-          <w:sz w:val="24"/>
-          <w:szCs w:val="24"/>
-          <w:lang w:val="en-US"/>
-        </w:rPr>
-      </w:pPr>
-      <w:r>
-        <w:rPr>
-          <w:rFonts w:ascii="Arial" w:hAnsi="Arial" w:eastAsia="Arial" w:cs="Arial"/>
-          <w:noProof w:val="0"/>
-          <w:sz w:val="24"/>
-          <w:szCs w:val="24"/>
-          <w:lang w:val="en-US"/>
-        </w:rPr>
-        <w:t>Include accessibility labels when needed</w:t>
-      </w:r>
-    </w:p>
-    <w:p>
-      <w:pPr>
-        <w:pStyle w:val="ListParagraph"/>
-        <w:numPr>
-          <w:ilvl w:val="0"/>
-          <w:numId w:val="3"/>
-        </w:numPr>
-        <w:spacing w:before="240" w:beforeAutospacing="off" w:after="240" w:afterAutospacing="off"/>
-        <w:rPr>
-          <w:rFonts w:ascii="Arial" w:hAnsi="Arial" w:eastAsia="Arial" w:cs="Arial"/>
-          <w:noProof w:val="0"/>
-          <w:sz w:val="24"/>
-          <w:szCs w:val="24"/>
-          <w:lang w:val="en-US"/>
-        </w:rPr>
-      </w:pPr>
-      <w:r>
-        <w:rPr>
-          <w:rFonts w:ascii="Arial" w:hAnsi="Arial" w:eastAsia="Arial" w:cs="Arial"/>
-          <w:noProof w:val="0"/>
-          <w:sz w:val="24"/>
-          <w:szCs w:val="24"/>
-          <w:lang w:val="en-US"/>
-        </w:rPr>
-        <w:t>Have good color contrast for readability</w:t>
-      </w:r>
-    </w:p>
-    <w:p>
-      <w:pPr>
-        <w:spacing w:before="240" w:beforeAutospacing="off" w:after="240" w:afterAutospacing="off"/>
-      </w:pPr>
-      <w:r>
-        <w:rPr>
-          <w:rFonts w:ascii="Arial" w:hAnsi="Arial" w:eastAsia="Arial" w:cs="Arial"/>
-          <w:noProof w:val="0"/>
-          <w:sz w:val="24"/>
-          <w:szCs w:val="24"/>
-          <w:lang w:val="en-US"/>
-        </w:rPr>
-        <w:t>Dynamic components received from the server must also follow these accessibility rules. For example, a light switch must be announced as a switch with its current state "On" or "Off" not just as a simple button.</w:t>
-      </w:r>
-    </w:p>
-    <w:p>
-      <w:pPr>
-        <w:spacing w:before="240" w:beforeAutospacing="off" w:after="240" w:afterAutospacing="off"/>
-        <w:rPr>
-          <w:rFonts w:ascii="Arial" w:hAnsi="Arial" w:eastAsia="Arial" w:cs="Arial"/>
-          <w:noProof w:val="0"/>
-          <w:sz w:val="24"/>
-          <w:szCs w:val="24"/>
-          <w:lang w:val="en-US"/>
-        </w:rPr>
-      </w:pPr>
-    </w:p>
-    <w:p>
-      <w:pPr>
-        <w:pStyle w:val="Heading2"/>
-        <w:spacing w:before="299" w:beforeAutospacing="off" w:after="299" w:afterAutospacing="off"/>
-        <w:rPr>
-          <w:rFonts w:ascii="Arial" w:hAnsi="Arial" w:eastAsia="Arial" w:cs="Arial"/>
-          <w:b w:val="1"/>
-          <w:bCs w:val="1"/>
-          <w:noProof w:val="0"/>
-          <w:color w:val="auto"/>
-          <w:sz w:val="28"/>
-          <w:szCs w:val="28"/>
-          <w:lang w:val="en-US"/>
-        </w:rPr>
-      </w:pPr>
-      <w:r>
-        <w:rPr>
-          <w:rFonts w:ascii="Arial" w:hAnsi="Arial" w:eastAsia="Arial" w:cs="Arial"/>
-          <w:b w:val="1"/>
-          <w:bCs w:val="1"/>
-          <w:noProof w:val="0"/>
-          <w:color w:val="auto"/>
-          <w:sz w:val="28"/>
-          <w:szCs w:val="28"/>
           <w:lang w:val="en-US"/>
         </w:rPr>
         <w:t>S16. Web Responsive Layout - Multi Screen Adaptation</w:t>
       </w:r>
+      <w:bookmarkEnd w:id="1883205480"/>
     </w:p>
     <w:p>
       <w:pPr>
@@ -5405,7 +6874,17 @@
           <w:szCs w:val="24"/>
           <w:lang w:val="en-US"/>
         </w:rPr>
-        <w:t>while optimizing</w:t>
+        <w:t xml:space="preserve">while </w:t>
+      </w:r>
+      <w:r>
+        <w:rPr>
+          <w:rFonts w:ascii="Arial" w:hAnsi="Arial" w:eastAsia="Arial" w:cs="Arial"/>
+          <w:noProof w:val="0"/>
+          <w:sz w:val="24"/>
+          <w:szCs w:val="24"/>
+          <w:lang w:val="en-US"/>
+        </w:rPr>
+        <w:t>optimizing</w:t>
       </w:r>
       <w:r>
         <w:rPr>
@@ -5420,55 +6899,438 @@
     </w:p>
     <w:p>
       <w:pPr>
+        <w:pStyle w:val="Heading3"/>
+        <w:rPr>
+          <w:noProof w:val="0"/>
+          <w:lang w:val="en-US"/>
+        </w:rPr>
+      </w:pPr>
+      <w:bookmarkStart w:name="_Toc806419928" w:id="1814115004"/>
+      <w:r>
+        <w:rPr>
+          <w:noProof w:val="0"/>
+          <w:lang w:val="en-US"/>
+        </w:rPr>
+        <w:t>S17. Web Accessibility – Color Blind Mode – Desirable</w:t>
+      </w:r>
+      <w:bookmarkEnd w:id="1814115004"/>
+    </w:p>
+    <w:p>
+      <w:pPr>
+        <w:spacing w:before="240" w:beforeAutospacing="off" w:after="240" w:afterAutospacing="off"/>
+        <w:rPr>
+          <w:rFonts w:ascii="Arial" w:hAnsi="Arial" w:eastAsia="Arial" w:cs="Arial"/>
+          <w:b w:val="0"/>
+          <w:bCs w:val="0"/>
+          <w:noProof w:val="0"/>
+          <w:sz w:val="24"/>
+          <w:szCs w:val="24"/>
+          <w:lang w:val="en-US"/>
+        </w:rPr>
+      </w:pPr>
+      <w:r>
+        <w:rPr>
+          <w:rFonts w:ascii="Arial" w:hAnsi="Arial" w:eastAsia="Arial" w:cs="Arial"/>
+          <w:b w:val="0"/>
+          <w:bCs w:val="0"/>
+          <w:noProof w:val="0"/>
+          <w:sz w:val="24"/>
+          <w:szCs w:val="24"/>
+          <w:lang w:val="en-US"/>
+        </w:rPr>
+        <w:t xml:space="preserve">The Web Unit should provide an optional </w:t>
+      </w:r>
+      <w:r>
+        <w:rPr>
+          <w:rFonts w:ascii="Arial" w:hAnsi="Arial" w:eastAsia="Arial" w:cs="Arial"/>
+          <w:b w:val="0"/>
+          <w:bCs w:val="0"/>
+          <w:noProof w:val="0"/>
+          <w:sz w:val="24"/>
+          <w:szCs w:val="24"/>
+          <w:lang w:val="en-US"/>
+        </w:rPr>
+        <w:t>color-blind</w:t>
+      </w:r>
+      <w:r>
+        <w:rPr>
+          <w:rFonts w:ascii="Arial" w:hAnsi="Arial" w:eastAsia="Arial" w:cs="Arial"/>
+          <w:b w:val="0"/>
+          <w:bCs w:val="0"/>
+          <w:noProof w:val="0"/>
+          <w:sz w:val="24"/>
+          <w:szCs w:val="24"/>
+          <w:lang w:val="en-US"/>
+        </w:rPr>
+        <w:t xml:space="preserve"> mode to improve accessibility for users with visual impairments.</w:t>
+      </w:r>
+    </w:p>
+    <w:p>
+      <w:pPr>
         <w:pStyle w:val="Normal"/>
         <w:spacing w:before="240" w:beforeAutospacing="off" w:after="240" w:afterAutospacing="off"/>
         <w:rPr>
           <w:rFonts w:ascii="Arial" w:hAnsi="Arial" w:eastAsia="Arial" w:cs="Arial"/>
+          <w:b w:val="0"/>
+          <w:bCs w:val="0"/>
           <w:noProof w:val="0"/>
           <w:sz w:val="24"/>
           <w:szCs w:val="24"/>
           <w:lang w:val="en-US"/>
         </w:rPr>
       </w:pPr>
+      <w:r>
+        <w:rPr>
+          <w:rFonts w:ascii="Arial" w:hAnsi="Arial" w:eastAsia="Arial" w:cs="Arial"/>
+          <w:b w:val="0"/>
+          <w:bCs w:val="0"/>
+          <w:noProof w:val="0"/>
+          <w:sz w:val="24"/>
+          <w:szCs w:val="24"/>
+          <w:lang w:val="en-US"/>
+        </w:rPr>
+        <w:t>This functionality is already supported in the Mobile Unit and should be extended to the Web interface to ensure consistency across platforms.</w:t>
+      </w:r>
     </w:p>
     <w:p>
       <w:pPr>
-        <w:rPr>
-          <w:rFonts w:ascii="Arial" w:hAnsi="Arial" w:eastAsia="Arial" w:cs="Arial"/>
-          <w:lang w:val="en-US" w:eastAsia="en-US"/>
-        </w:rPr>
-      </w:pPr>
+        <w:pStyle w:val="Normal"/>
+        <w:spacing w:before="240" w:beforeAutospacing="off" w:after="240" w:afterAutospacing="off"/>
+      </w:pPr>
+      <w:r>
+        <w:rPr>
+          <w:rFonts w:ascii="Arial" w:hAnsi="Arial" w:eastAsia="Arial" w:cs="Arial"/>
+          <w:b w:val="0"/>
+          <w:bCs w:val="0"/>
+          <w:noProof w:val="0"/>
+          <w:sz w:val="24"/>
+          <w:szCs w:val="24"/>
+          <w:lang w:val="en-US"/>
+        </w:rPr>
+        <w:t xml:space="preserve">The </w:t>
+      </w:r>
+      <w:r>
+        <w:rPr>
+          <w:rFonts w:ascii="Arial" w:hAnsi="Arial" w:eastAsia="Arial" w:cs="Arial"/>
+          <w:b w:val="0"/>
+          <w:bCs w:val="0"/>
+          <w:noProof w:val="0"/>
+          <w:sz w:val="24"/>
+          <w:szCs w:val="24"/>
+          <w:lang w:val="en-US"/>
+        </w:rPr>
+        <w:t>color-blind</w:t>
+      </w:r>
+      <w:r>
+        <w:rPr>
+          <w:rFonts w:ascii="Arial" w:hAnsi="Arial" w:eastAsia="Arial" w:cs="Arial"/>
+          <w:b w:val="0"/>
+          <w:bCs w:val="0"/>
+          <w:noProof w:val="0"/>
+          <w:sz w:val="24"/>
+          <w:szCs w:val="24"/>
+          <w:lang w:val="en-US"/>
+        </w:rPr>
+        <w:t xml:space="preserve"> mode should adjust the interface color palette to improve contrast and distinguishability between UI elements and should not rely solely on color to convey </w:t>
+      </w:r>
+      <w:r>
+        <w:rPr>
+          <w:rFonts w:ascii="Arial" w:hAnsi="Arial" w:eastAsia="Arial" w:cs="Arial"/>
+          <w:b w:val="0"/>
+          <w:bCs w:val="0"/>
+          <w:noProof w:val="0"/>
+          <w:sz w:val="24"/>
+          <w:szCs w:val="24"/>
+          <w:lang w:val="en-US"/>
+        </w:rPr>
+        <w:t>important information</w:t>
+      </w:r>
+      <w:r>
+        <w:rPr>
+          <w:rFonts w:ascii="Arial" w:hAnsi="Arial" w:eastAsia="Arial" w:cs="Arial"/>
+          <w:b w:val="0"/>
+          <w:bCs w:val="0"/>
+          <w:noProof w:val="0"/>
+          <w:sz w:val="24"/>
+          <w:szCs w:val="24"/>
+          <w:lang w:val="en-US"/>
+        </w:rPr>
+        <w:t>.</w:t>
+      </w:r>
     </w:p>
     <w:p>
       <w:pPr>
+        <w:pStyle w:val="Heading3"/>
+        <w:rPr>
+          <w:noProof w:val="0"/>
+          <w:lang w:val="en-US"/>
+        </w:rPr>
+      </w:pPr>
+      <w:bookmarkStart w:name="_Toc951908657" w:id="511502310"/>
+      <w:r>
+        <w:rPr>
+          <w:noProof w:val="0"/>
+          <w:lang w:val="en-US"/>
+        </w:rPr>
+        <w:t>S1</w:t>
+      </w:r>
+      <w:r>
+        <w:rPr>
+          <w:noProof w:val="0"/>
+          <w:lang w:val="en-US"/>
+        </w:rPr>
+        <w:t>8</w:t>
+      </w:r>
+      <w:r>
+        <w:rPr>
+          <w:noProof w:val="0"/>
+          <w:lang w:val="en-US"/>
+        </w:rPr>
+        <w:t>. Web Theme Persistence</w:t>
+      </w:r>
+      <w:bookmarkEnd w:id="511502310"/>
+    </w:p>
+    <w:p>
+      <w:pPr>
+        <w:spacing w:before="240" w:beforeAutospacing="off" w:after="240" w:afterAutospacing="off"/>
+      </w:pPr>
+      <w:r>
+        <w:rPr>
+          <w:rFonts w:ascii="Arial" w:hAnsi="Arial" w:eastAsia="Arial" w:cs="Arial"/>
+          <w:noProof w:val="0"/>
+          <w:sz w:val="24"/>
+          <w:szCs w:val="24"/>
+          <w:lang w:val="en-US"/>
+        </w:rPr>
+        <w:t>The Web Unit should remember the user's selected theme (e.g., light mode, dark mode, or accessibility modes) during the session or across visits using local storage or user preferences.</w:t>
+      </w:r>
+    </w:p>
+    <w:p>
+      <w:pPr>
+        <w:spacing w:before="240" w:beforeAutospacing="off" w:after="240" w:afterAutospacing="off"/>
+      </w:pPr>
+      <w:r>
+        <w:rPr>
+          <w:rFonts w:ascii="Arial" w:hAnsi="Arial" w:eastAsia="Arial" w:cs="Arial"/>
+          <w:noProof w:val="0"/>
+          <w:sz w:val="24"/>
+          <w:szCs w:val="24"/>
+          <w:lang w:val="en-US"/>
+        </w:rPr>
+        <w:t>This improves usability and ensures a consistent experience without requiring the user to reselect their preferred settings.</w:t>
+      </w:r>
+    </w:p>
+    <w:p>
+      <w:pPr>
+        <w:pStyle w:val="Heading1"/>
+        <w:rPr>
+          <w:noProof w:val="0"/>
+          <w:lang w:val="en-US"/>
+        </w:rPr>
+      </w:pPr>
+      <w:bookmarkStart w:name="_Toc235154041" w:id="2039355483"/>
+      <w:r>
+        <w:rPr>
+          <w:noProof w:val="0"/>
+          <w:lang w:val="en-US"/>
+        </w:rPr>
+        <w:t>Figures</w:t>
+      </w:r>
+      <w:bookmarkEnd w:id="2039355483"/>
+    </w:p>
+    <w:p>
+      <w:pPr>
+        <w:pStyle w:val="Heading2"/>
+        <w:jc w:val="center"/>
+        <w:rPr>
+          <w:rFonts w:ascii="Arial" w:hAnsi="Arial" w:eastAsia="Arial" w:cs="Arial"/>
+          <w:color w:val="auto"/>
+          <w:sz w:val="24"/>
+          <w:szCs w:val="24"/>
+        </w:rPr>
+      </w:pPr>
+      <w:bookmarkStart w:name="_Toc651658208" w:id="1085429325"/>
+      <w:r>
+        <w:drawing>
+          <wp:inline wp14:editId="6CDBBD35" wp14:anchorId="4FBD494F">
+            <wp:extent cx="5762625" cy="3362325"/>
+            <wp:effectExtent l="0" t="0" r="0" b="0"/>
+            <wp:docPr id="600404402" name="drawing"/>
+            <wp:cNvGraphicFramePr>
+              <a:graphicFrameLocks noChangeAspect="1"/>
+            </wp:cNvGraphicFramePr>
+            <a:graphic>
+              <a:graphicData xmlns:a="http://schemas.openxmlformats.org/drawingml/2006/main" uri="http://schemas.openxmlformats.org/drawingml/2006/picture">
+                <pic:pic xmlns:pic="http://schemas.openxmlformats.org/drawingml/2006/picture">
+                  <pic:nvPicPr>
+                    <pic:cNvPr id="600404402" name="Picture 600404402"/>
+                    <pic:cNvPicPr/>
+                  </pic:nvPicPr>
+                  <pic:blipFill>
+                    <a:blip xmlns:r="http://schemas.openxmlformats.org/officeDocument/2006/relationships" r:embed="rId1386457314">
+                      <a:extLst>
+                        <a:ext uri="{28A0092B-C50C-407E-A947-70E740481C1C}">
+                          <a14:useLocalDpi xmlns:a14="http://schemas.microsoft.com/office/drawing/2010/main"/>
+                        </a:ext>
+                      </a:extLst>
+                    </a:blip>
+                    <a:stretch>
+                      <a:fillRect/>
+                    </a:stretch>
+                  </pic:blipFill>
+                  <pic:spPr>
+                    <a:xfrm>
+                      <a:off x="0" y="0"/>
+                      <a:ext cx="5762625" cy="3362325"/>
+                    </a:xfrm>
+                    <a:prstGeom prst="rect">
+                      <a:avLst/>
+                    </a:prstGeom>
+                  </pic:spPr>
+                </pic:pic>
+              </a:graphicData>
+            </a:graphic>
+          </wp:inline>
+        </w:drawing>
+      </w:r>
+      <w:r>
+        <w:rPr>
+          <w:rFonts w:ascii="Arial" w:hAnsi="Arial" w:eastAsia="Arial" w:cs="Arial"/>
+          <w:color w:val="auto"/>
+          <w:sz w:val="24"/>
+          <w:szCs w:val="24"/>
+        </w:rPr>
+        <w:t xml:space="preserve">Figure 1: User </w:t>
+      </w:r>
+      <w:r>
+        <w:rPr>
+          <w:rFonts w:ascii="Arial" w:hAnsi="Arial" w:eastAsia="Arial" w:cs="Arial"/>
+          <w:color w:val="auto"/>
+          <w:sz w:val="24"/>
+          <w:szCs w:val="24"/>
+        </w:rPr>
+        <w:t>perception</w:t>
+      </w:r>
+      <w:r>
+        <w:rPr>
+          <w:rFonts w:ascii="Arial" w:hAnsi="Arial" w:eastAsia="Arial" w:cs="Arial"/>
+          <w:color w:val="auto"/>
+          <w:sz w:val="24"/>
+          <w:szCs w:val="24"/>
+        </w:rPr>
+        <w:t xml:space="preserve"> of performance delays [2]</w:t>
+      </w:r>
+      <w:bookmarkEnd w:id="1085429325"/>
+    </w:p>
+    <w:p>
+      <w:pPr>
+        <w:pStyle w:val="Heading1"/>
+        <w:rPr>
+          <w:noProof w:val="0"/>
+          <w:lang w:val="en-US"/>
+        </w:rPr>
+      </w:pPr>
+      <w:bookmarkStart w:name="_Toc698326177" w:id="1356050028"/>
+      <w:r>
+        <w:rPr>
+          <w:noProof w:val="0"/>
+          <w:lang w:val="en-US"/>
+        </w:rPr>
+        <w:t>References</w:t>
+      </w:r>
+      <w:bookmarkEnd w:id="1356050028"/>
+    </w:p>
+    <w:p>
+      <w:pPr>
+        <w:pStyle w:val="Normal"/>
+        <w:spacing w:before="240" w:beforeAutospacing="off" w:after="240" w:afterAutospacing="off"/>
+      </w:pPr>
+      <w:r>
+        <w:rPr>
+          <w:rFonts w:ascii="Arial" w:hAnsi="Arial" w:eastAsia="Arial" w:cs="Arial"/>
+          <w:b w:val="0"/>
+          <w:bCs w:val="0"/>
+          <w:noProof w:val="0"/>
+          <w:sz w:val="24"/>
+          <w:szCs w:val="24"/>
+          <w:lang w:val="en-US"/>
+        </w:rPr>
+        <w:t xml:space="preserve">[1] “Performance Overview · React Native.” Accessed: Apr. 21, 2026. [Online]. Available: </w:t>
+      </w:r>
+      <w:hyperlink r:id="R11b8035630ff413c">
+        <w:r>
+          <w:rPr>
+            <w:rFonts w:ascii="Arial" w:hAnsi="Arial" w:eastAsia="Arial" w:cs="Arial"/>
+            <w:b w:val="0"/>
+            <w:bCs w:val="0"/>
+            <w:noProof w:val="0"/>
+            <w:sz w:val="24"/>
+            <w:szCs w:val="24"/>
+            <w:lang w:val="en-US"/>
+          </w:rPr>
+          <w:t>https://reactnative.dev/docs/performance</w:t>
+        </w:r>
+      </w:hyperlink>
+    </w:p>
+    <w:p>
+      <w:pPr>
+        <w:pStyle w:val="Normal"/>
+        <w:spacing w:before="240" w:beforeAutospacing="off" w:after="240" w:afterAutospacing="off"/>
+      </w:pPr>
+      <w:r>
+        <w:rPr>
+          <w:rFonts w:ascii="Arial" w:hAnsi="Arial" w:eastAsia="Arial" w:cs="Arial"/>
+          <w:b w:val="0"/>
+          <w:bCs w:val="0"/>
+          <w:noProof w:val="0"/>
+          <w:sz w:val="24"/>
+          <w:szCs w:val="24"/>
+          <w:lang w:val="en-US"/>
+        </w:rPr>
+        <w:t xml:space="preserve">[2] “Measure performance with the RAIL model | Articles,” web.dev. Accessed: Apr. 21, 2026. [Online]. Available: </w:t>
+      </w:r>
+      <w:hyperlink r:id="Rb135a606e7074e49">
+        <w:r>
+          <w:rPr>
+            <w:rFonts w:ascii="Arial" w:hAnsi="Arial" w:eastAsia="Arial" w:cs="Arial"/>
+            <w:b w:val="0"/>
+            <w:bCs w:val="0"/>
+            <w:noProof w:val="0"/>
+            <w:sz w:val="24"/>
+            <w:szCs w:val="24"/>
+            <w:lang w:val="en-US"/>
+          </w:rPr>
+          <w:t>https://web.dev/articles/rail</w:t>
+        </w:r>
+      </w:hyperlink>
+    </w:p>
+    <w:p>
+      <w:pPr>
+        <w:pStyle w:val="Normal"/>
+        <w:spacing w:before="240" w:beforeAutospacing="off" w:after="240" w:afterAutospacing="off"/>
+        <w:rPr>
+          <w:rFonts w:ascii="Arial" w:hAnsi="Arial" w:eastAsia="Arial" w:cs="Arial"/>
+          <w:noProof w:val="0"/>
+          <w:sz w:val="24"/>
+          <w:szCs w:val="24"/>
+          <w:lang w:val="en-US"/>
+        </w:rPr>
+      </w:pPr>
+    </w:p>
+    <w:p>
+      <w:pPr>
         <w:rPr>
           <w:rFonts w:ascii="Arial" w:hAnsi="Arial" w:eastAsia="Arial" w:cs="Arial"/>
           <w:lang w:val="en-US" w:eastAsia="en-US"/>
         </w:rPr>
       </w:pPr>
     </w:p>
-    <w:p xmlns:wp14="http://schemas.microsoft.com/office/word/2010/wordml" wp14:textId="77777777">
-      <w:pPr>
+    <w:p xmlns:wp14="http://schemas.microsoft.com/office/word/2010/wordml" wp14:textId="390EACD0">
+      <w:pPr>
+        <w:pStyle w:val="Normal"/>
         <w:rPr>
           <w:rFonts w:ascii="Arial" w:hAnsi="Arial" w:eastAsia="Arial" w:cs="Arial"/>
           <w:lang w:val="en-US" w:eastAsia="en-US"/>
-        </w:rPr>
-      </w:pPr>
-    </w:p>
-    <w:p xmlns:wp14="http://schemas.microsoft.com/office/word/2010/wordml" wp14:textId="77777777">
-      <w:pPr>
-        <w:pStyle w:val="Heading3"/>
-        <w:rPr>
-          <w:rFonts w:ascii="Arial" w:hAnsi="Arial" w:eastAsia="Arial" w:cs="Arial"/>
-          <w:lang w:val="en-US"/>
-        </w:rPr>
-      </w:pPr>
-    </w:p>
-    <w:p xmlns:wp14="http://schemas.microsoft.com/office/word/2010/wordml" wp14:textId="77777777">
-      <w:pPr>
-        <w:rPr>
-          <w:rFonts w:ascii="Arial" w:hAnsi="Arial" w:eastAsia="Arial" w:cs="Arial"/>
-          <w:lang w:val="en-US"/>
         </w:rPr>
       </w:pPr>
     </w:p>
@@ -6695,6 +8557,66 @@
       <w:contextualSpacing/>
     </w:pPr>
   </w:style>
+  <w:style w:type="paragraph" w:styleId="Subtitle">
+    <w:uiPriority w:val="11"/>
+    <w:name w:val="Subtitle"/>
+    <w:basedOn w:val="Normal"/>
+    <w:next w:val="Normal"/>
+    <w:qFormat/>
+    <w:rsid w:val="3A50EBE3"/>
+    <w:rPr>
+      <w:rFonts w:eastAsia="游ゴシック Light" w:cs="Times New Roman" w:eastAsiaTheme="majorEastAsia" w:cstheme="majorBidi"/>
+      <w:color w:val="595959" w:themeColor="text1" w:themeTint="A6" w:themeShade="FF"/>
+      <w:sz w:val="28"/>
+      <w:szCs w:val="28"/>
+    </w:rPr>
+  </w:style>
+  <w:style w:type="character" w:styleId="Hyperlink">
+    <w:uiPriority w:val="99"/>
+    <w:name w:val="Hyperlink"/>
+    <w:basedOn w:val="DefaultParagraphFont"/>
+    <w:unhideWhenUsed/>
+    <w:rsid w:val="3A50EBE3"/>
+    <w:rPr>
+      <w:color w:val="0563C1"/>
+      <w:u w:val="single"/>
+    </w:rPr>
+  </w:style>
+  <w:style w:type="paragraph" w:styleId="TOC1">
+    <w:uiPriority w:val="39"/>
+    <w:name w:val="toc 1"/>
+    <w:basedOn w:val="Normal"/>
+    <w:next w:val="Normal"/>
+    <w:unhideWhenUsed/>
+    <w:rsid w:val="3A50EBE3"/>
+    <w:pPr>
+      <w:spacing w:after="100"/>
+    </w:pPr>
+  </w:style>
+  <w:style w:type="paragraph" w:styleId="TOC2">
+    <w:uiPriority w:val="39"/>
+    <w:name w:val="toc 2"/>
+    <w:basedOn w:val="Normal"/>
+    <w:next w:val="Normal"/>
+    <w:unhideWhenUsed/>
+    <w:rsid w:val="3A50EBE3"/>
+    <w:pPr>
+      <w:spacing w:after="100"/>
+      <w:ind w:left="220"/>
+    </w:pPr>
+  </w:style>
+  <w:style w:type="paragraph" w:styleId="TOC3">
+    <w:uiPriority w:val="39"/>
+    <w:name w:val="toc 3"/>
+    <w:basedOn w:val="Normal"/>
+    <w:next w:val="Normal"/>
+    <w:unhideWhenUsed/>
+    <w:rsid w:val="3A50EBE3"/>
+    <w:pPr>
+      <w:spacing w:after="100"/>
+      <w:ind w:left="440"/>
+    </w:pPr>
+  </w:style>
 </w:styles>
 </file>
 
